--- a/Assets/Save Custom Game/Documentation/Save Custom Game Documentation.docx
+++ b/Assets/Save Custom Game/Documentation/Save Custom Game Documentation.docx
@@ -14,6 +14,7 @@
       <w:r>
         <w:rPr>
           <w:rFonts w:ascii="Arial" w:hAnsi="Arial" w:cs="Arial"/>
+          <w:noProof/>
           <w:sz w:val="24"/>
           <w:szCs w:val="24"/>
         </w:rPr>
@@ -81,8 +82,10 @@
           <w:bCs/>
           <w:sz w:val="48"/>
           <w:szCs w:val="48"/>
+          <w:lang w:val="pt-BR"/>
         </w:rPr>
       </w:pPr>
+      <w:proofErr w:type="spellStart"/>
       <w:r>
         <w:rPr>
           <w:rFonts w:ascii="Arial" w:hAnsi="Arial" w:cs="Arial"/>
@@ -90,8 +93,21 @@
           <w:bCs/>
           <w:sz w:val="48"/>
           <w:szCs w:val="48"/>
+          <w:lang w:val="pt-BR"/>
         </w:rPr>
-        <w:t>Save Custom Game</w:t>
+        <w:t>Save</w:t>
+      </w:r>
+      <w:proofErr w:type="spellEnd"/>
+      <w:r>
+        <w:rPr>
+          <w:rFonts w:ascii="Arial" w:hAnsi="Arial" w:cs="Arial"/>
+          <w:b/>
+          <w:bCs/>
+          <w:sz w:val="48"/>
+          <w:szCs w:val="48"/>
+          <w:lang w:val="pt-BR"/>
+        </w:rPr>
+        <w:t xml:space="preserve"> Custom Game</w:t>
       </w:r>
     </w:p>
     <w:p>
@@ -101,6 +117,7 @@
           <w:rFonts w:ascii="Arial" w:hAnsi="Arial" w:cs="Arial"/>
           <w:sz w:val="24"/>
           <w:szCs w:val="24"/>
+          <w:lang w:val="pt-BR"/>
         </w:rPr>
       </w:pPr>
     </w:p>
@@ -111,17 +128,21 @@
           <w:rFonts w:ascii="Arial" w:hAnsi="Arial" w:cs="Arial"/>
           <w:sz w:val="24"/>
           <w:szCs w:val="24"/>
+          <w:lang w:val="pt-BR"/>
         </w:rPr>
       </w:pPr>
+      <w:proofErr w:type="spellStart"/>
       <w:r>
         <w:rPr>
           <w:rStyle w:val="rynqvb"/>
           <w:rFonts w:ascii="Arial" w:hAnsi="Arial" w:cs="Arial"/>
           <w:sz w:val="24"/>
           <w:szCs w:val="24"/>
+          <w:lang w:val="pt-BR"/>
         </w:rPr>
         <w:t>Documentation</w:t>
       </w:r>
+      <w:proofErr w:type="spellEnd"/>
     </w:p>
     <w:p>
       <w:pPr>
@@ -130,6 +151,7 @@
           <w:rFonts w:ascii="Arial" w:hAnsi="Arial" w:cs="Arial"/>
           <w:sz w:val="24"/>
           <w:szCs w:val="24"/>
+          <w:lang w:val="pt-BR"/>
         </w:rPr>
       </w:pPr>
       <w:r>
@@ -138,6 +160,7 @@
           <w:rFonts w:ascii="Arial" w:hAnsi="Arial" w:cs="Arial"/>
           <w:sz w:val="24"/>
           <w:szCs w:val="24"/>
+          <w:lang w:val="pt-BR"/>
         </w:rPr>
         <w:t>_____</w:t>
       </w:r>
@@ -150,6 +173,7 @@
           <w:bCs/>
           <w:sz w:val="24"/>
           <w:szCs w:val="24"/>
+          <w:lang w:val="pt-BR"/>
         </w:rPr>
       </w:pPr>
     </w:p>
@@ -159,6 +183,7 @@
           <w:rFonts w:ascii="Arial" w:hAnsi="Arial" w:cs="Arial"/>
           <w:sz w:val="24"/>
           <w:szCs w:val="24"/>
+          <w:lang w:val="pt-BR"/>
         </w:rPr>
       </w:pPr>
       <w:r>
@@ -168,6 +193,7 @@
           <w:bCs/>
           <w:sz w:val="24"/>
           <w:szCs w:val="24"/>
+          <w:lang w:val="pt-BR"/>
         </w:rPr>
         <w:t>Creator</w:t>
       </w:r>
@@ -178,6 +204,7 @@
           <w:bCs/>
           <w:sz w:val="24"/>
           <w:szCs w:val="24"/>
+          <w:lang w:val="pt-BR"/>
         </w:rPr>
         <w:t xml:space="preserve">: </w:t>
       </w:r>
@@ -186,6 +213,7 @@
           <w:rFonts w:ascii="Arial" w:hAnsi="Arial" w:cs="Arial"/>
           <w:sz w:val="24"/>
           <w:szCs w:val="24"/>
+          <w:lang w:val="pt-BR"/>
         </w:rPr>
         <w:t>Lucas Gomes Cecchini</w:t>
       </w:r>
@@ -196,8 +224,10 @@
           <w:rFonts w:ascii="Arial" w:hAnsi="Arial" w:cs="Arial"/>
           <w:sz w:val="24"/>
           <w:szCs w:val="24"/>
+          <w:lang w:val="pt-BR"/>
         </w:rPr>
       </w:pPr>
+      <w:proofErr w:type="spellStart"/>
       <w:r>
         <w:rPr>
           <w:rFonts w:ascii="Arial" w:hAnsi="Arial" w:cs="Arial"/>
@@ -205,9 +235,11 @@
           <w:bCs/>
           <w:sz w:val="24"/>
           <w:szCs w:val="24"/>
+          <w:lang w:val="pt-BR"/>
         </w:rPr>
         <w:t>Pseudonym</w:t>
       </w:r>
+      <w:proofErr w:type="spellEnd"/>
       <w:r>
         <w:rPr>
           <w:rFonts w:ascii="Arial" w:hAnsi="Arial" w:cs="Arial"/>
@@ -215,6 +247,7 @@
           <w:bCs/>
           <w:sz w:val="24"/>
           <w:szCs w:val="24"/>
+          <w:lang w:val="pt-BR"/>
         </w:rPr>
         <w:t xml:space="preserve">: </w:t>
       </w:r>
@@ -223,6 +256,7 @@
           <w:rFonts w:ascii="Arial" w:hAnsi="Arial" w:cs="Arial"/>
           <w:sz w:val="24"/>
           <w:szCs w:val="24"/>
+          <w:lang w:val="pt-BR"/>
         </w:rPr>
         <w:t>AGAMENOM</w:t>
       </w:r>
@@ -233,6 +267,7 @@
           <w:rFonts w:ascii="Arial" w:hAnsi="Arial" w:cs="Arial"/>
           <w:sz w:val="24"/>
           <w:szCs w:val="24"/>
+          <w:lang w:val="pt-BR"/>
         </w:rPr>
       </w:pPr>
     </w:p>
@@ -363,6 +398,7 @@
         </w:rPr>
         <w:t xml:space="preserve"> of the game and there are three ways to save in </w:t>
       </w:r>
+      <w:proofErr w:type="spellStart"/>
       <w:r>
         <w:rPr>
           <w:rFonts w:ascii="Arial" w:hAnsi="Arial" w:cs="Arial"/>
@@ -371,7 +407,40 @@
           <w:sz w:val="24"/>
           <w:szCs w:val="24"/>
         </w:rPr>
-        <w:t>GameData(.json)</w:t>
+        <w:t>GameData</w:t>
+      </w:r>
+      <w:proofErr w:type="spellEnd"/>
+      <w:r>
+        <w:rPr>
+          <w:rFonts w:ascii="Arial" w:hAnsi="Arial" w:cs="Arial"/>
+          <w:b/>
+          <w:bCs/>
+          <w:sz w:val="24"/>
+          <w:szCs w:val="24"/>
+        </w:rPr>
+        <w:t>(.</w:t>
+      </w:r>
+      <w:proofErr w:type="spellStart"/>
+      <w:r>
+        <w:rPr>
+          <w:rFonts w:ascii="Arial" w:hAnsi="Arial" w:cs="Arial"/>
+          <w:b/>
+          <w:bCs/>
+          <w:sz w:val="24"/>
+          <w:szCs w:val="24"/>
+        </w:rPr>
+        <w:t>json</w:t>
+      </w:r>
+      <w:proofErr w:type="spellEnd"/>
+      <w:r>
+        <w:rPr>
+          <w:rFonts w:ascii="Arial" w:hAnsi="Arial" w:cs="Arial"/>
+          <w:b/>
+          <w:bCs/>
+          <w:sz w:val="24"/>
+          <w:szCs w:val="24"/>
+        </w:rPr>
+        <w:t>)</w:t>
       </w:r>
       <w:r>
         <w:rPr>
@@ -381,6 +450,7 @@
         </w:rPr>
         <w:t xml:space="preserve">, </w:t>
       </w:r>
+      <w:proofErr w:type="spellStart"/>
       <w:r>
         <w:rPr>
           <w:rFonts w:ascii="Arial" w:hAnsi="Arial" w:cs="Arial"/>
@@ -389,7 +459,40 @@
           <w:sz w:val="24"/>
           <w:szCs w:val="24"/>
         </w:rPr>
-        <w:t>LocalLow(.json)</w:t>
+        <w:t>LocalLow</w:t>
+      </w:r>
+      <w:proofErr w:type="spellEnd"/>
+      <w:r>
+        <w:rPr>
+          <w:rFonts w:ascii="Arial" w:hAnsi="Arial" w:cs="Arial"/>
+          <w:b/>
+          <w:bCs/>
+          <w:sz w:val="24"/>
+          <w:szCs w:val="24"/>
+        </w:rPr>
+        <w:t>(.</w:t>
+      </w:r>
+      <w:proofErr w:type="spellStart"/>
+      <w:r>
+        <w:rPr>
+          <w:rFonts w:ascii="Arial" w:hAnsi="Arial" w:cs="Arial"/>
+          <w:b/>
+          <w:bCs/>
+          <w:sz w:val="24"/>
+          <w:szCs w:val="24"/>
+        </w:rPr>
+        <w:t>json</w:t>
+      </w:r>
+      <w:proofErr w:type="spellEnd"/>
+      <w:r>
+        <w:rPr>
+          <w:rFonts w:ascii="Arial" w:hAnsi="Arial" w:cs="Arial"/>
+          <w:b/>
+          <w:bCs/>
+          <w:sz w:val="24"/>
+          <w:szCs w:val="24"/>
+        </w:rPr>
+        <w:t>)</w:t>
       </w:r>
       <w:r>
         <w:rPr>
@@ -399,6 +502,7 @@
         </w:rPr>
         <w:t xml:space="preserve"> and </w:t>
       </w:r>
+      <w:proofErr w:type="spellStart"/>
       <w:r>
         <w:rPr>
           <w:rFonts w:ascii="Arial" w:hAnsi="Arial" w:cs="Arial"/>
@@ -409,6 +513,7 @@
         </w:rPr>
         <w:t>PlayerPrefs</w:t>
       </w:r>
+      <w:proofErr w:type="spellEnd"/>
       <w:r>
         <w:rPr>
           <w:rFonts w:ascii="Arial" w:hAnsi="Arial" w:cs="Arial"/>
@@ -634,6 +739,7 @@
                 <w:szCs w:val="28"/>
               </w:rPr>
             </w:pPr>
+            <w:proofErr w:type="spellStart"/>
             <w:r>
               <w:rPr>
                 <w:rFonts w:ascii="Arial" w:hAnsi="Arial" w:cs="Arial"/>
@@ -644,6 +750,7 @@
               </w:rPr>
               <w:t>ExceptionUtility</w:t>
             </w:r>
+            <w:proofErr w:type="spellEnd"/>
           </w:p>
         </w:tc>
       </w:tr>
@@ -663,7 +770,21 @@
               <w:rPr>
                 <w:rFonts w:ascii="Arial" w:hAnsi="Arial" w:cs="Arial"/>
               </w:rPr>
-              <w:t xml:space="preserve">This script is a utility meant to assist with debugging in a system called SaveCustomGame. It is designed to help developers track the </w:t>
+              <w:t xml:space="preserve">This script is a utility meant to assist with debugging in a system called </w:t>
+            </w:r>
+            <w:proofErr w:type="spellStart"/>
+            <w:r>
+              <w:rPr>
+                <w:rFonts w:ascii="Arial" w:hAnsi="Arial" w:cs="Arial"/>
+              </w:rPr>
+              <w:t>SaveCustomGame</w:t>
+            </w:r>
+            <w:proofErr w:type="spellEnd"/>
+            <w:r>
+              <w:rPr>
+                <w:rFonts w:ascii="Arial" w:hAnsi="Arial" w:cs="Arial"/>
+              </w:rPr>
+              <w:t xml:space="preserve">. It is designed to help developers track the </w:t>
             </w:r>
             <w:r>
               <w:rPr>
@@ -725,7 +846,21 @@
               <w:rPr>
                 <w:rFonts w:ascii="Arial" w:hAnsi="Arial" w:cs="Arial"/>
               </w:rPr>
-              <w:t xml:space="preserve">The ExceptionUtility class provides a static method that returns a string containing the file path and line number of the </w:t>
+              <w:t xml:space="preserve">The </w:t>
+            </w:r>
+            <w:proofErr w:type="spellStart"/>
+            <w:r>
+              <w:rPr>
+                <w:rFonts w:ascii="Arial" w:hAnsi="Arial" w:cs="Arial"/>
+              </w:rPr>
+              <w:t>ExceptionUtility</w:t>
+            </w:r>
+            <w:proofErr w:type="spellEnd"/>
+            <w:r>
+              <w:rPr>
+                <w:rFonts w:ascii="Arial" w:hAnsi="Arial" w:cs="Arial"/>
+              </w:rPr>
+              <w:t xml:space="preserve"> class provides a static method that returns a string containing the file path and line number of the </w:t>
             </w:r>
             <w:r>
               <w:rPr>
@@ -813,8 +948,18 @@
                 <w:b/>
                 <w:bCs/>
               </w:rPr>
-              <w:t xml:space="preserve"> Class: ExceptionUtility</w:t>
-            </w:r>
+              <w:t xml:space="preserve"> Class: </w:t>
+            </w:r>
+            <w:proofErr w:type="spellStart"/>
+            <w:r>
+              <w:rPr>
+                <w:rFonts w:ascii="Arial" w:hAnsi="Arial" w:cs="Arial"/>
+                <w:b/>
+                <w:bCs/>
+              </w:rPr>
+              <w:t>ExceptionUtility</w:t>
+            </w:r>
+            <w:proofErr w:type="spellEnd"/>
           </w:p>
           <w:p>
             <w:pPr>
@@ -863,7 +1008,21 @@
               <w:rPr>
                 <w:rFonts w:ascii="Arial" w:hAnsi="Arial" w:cs="Arial"/>
               </w:rPr>
-              <w:t>It lives under the namespace SaveCustomGame, so it's part of the game saving system.</w:t>
+              <w:t xml:space="preserve">It lives under the namespace </w:t>
+            </w:r>
+            <w:proofErr w:type="spellStart"/>
+            <w:r>
+              <w:rPr>
+                <w:rFonts w:ascii="Arial" w:hAnsi="Arial" w:cs="Arial"/>
+              </w:rPr>
+              <w:t>SaveCustomGame</w:t>
+            </w:r>
+            <w:proofErr w:type="spellEnd"/>
+            <w:r>
+              <w:rPr>
+                <w:rFonts w:ascii="Arial" w:hAnsi="Arial" w:cs="Arial"/>
+              </w:rPr>
+              <w:t>, so it's part of the game saving system.</w:t>
             </w:r>
           </w:p>
           <w:p>
@@ -897,7 +1056,35 @@
                 <w:b/>
                 <w:bCs/>
               </w:rPr>
-              <w:t xml:space="preserve"> Method: GetCallingMethodInfo()</w:t>
+              <w:t xml:space="preserve"> Method: </w:t>
+            </w:r>
+            <w:proofErr w:type="spellStart"/>
+            <w:proofErr w:type="gramStart"/>
+            <w:r>
+              <w:rPr>
+                <w:rFonts w:ascii="Arial" w:hAnsi="Arial" w:cs="Arial"/>
+                <w:b/>
+                <w:bCs/>
+              </w:rPr>
+              <w:t>GetCallingMethodInfo</w:t>
+            </w:r>
+            <w:proofErr w:type="spellEnd"/>
+            <w:r>
+              <w:rPr>
+                <w:rFonts w:ascii="Arial" w:hAnsi="Arial" w:cs="Arial"/>
+                <w:b/>
+                <w:bCs/>
+              </w:rPr>
+              <w:t>(</w:t>
+            </w:r>
+            <w:proofErr w:type="gramEnd"/>
+            <w:r>
+              <w:rPr>
+                <w:rFonts w:ascii="Arial" w:hAnsi="Arial" w:cs="Arial"/>
+                <w:b/>
+                <w:bCs/>
+              </w:rPr>
+              <w:t>)</w:t>
             </w:r>
           </w:p>
           <w:p>
@@ -973,7 +1160,35 @@
               <w:rPr>
                 <w:rFonts w:ascii="Arial" w:hAnsi="Arial" w:cs="Arial"/>
               </w:rPr>
-              <w:t xml:space="preserve">It filters out internal calls from helper classes (specifically SaveDataUtility and ExceptionUtility) so you get only the </w:t>
+              <w:t xml:space="preserve">It filters out internal calls from helper classes (specifically </w:t>
+            </w:r>
+            <w:proofErr w:type="spellStart"/>
+            <w:r>
+              <w:rPr>
+                <w:rFonts w:ascii="Arial" w:hAnsi="Arial" w:cs="Arial"/>
+              </w:rPr>
+              <w:t>SaveDataUtility</w:t>
+            </w:r>
+            <w:proofErr w:type="spellEnd"/>
+            <w:r>
+              <w:rPr>
+                <w:rFonts w:ascii="Arial" w:hAnsi="Arial" w:cs="Arial"/>
+              </w:rPr>
+              <w:t xml:space="preserve"> and </w:t>
+            </w:r>
+            <w:proofErr w:type="spellStart"/>
+            <w:r>
+              <w:rPr>
+                <w:rFonts w:ascii="Arial" w:hAnsi="Arial" w:cs="Arial"/>
+              </w:rPr>
+              <w:t>ExceptionUtility</w:t>
+            </w:r>
+            <w:proofErr w:type="spellEnd"/>
+            <w:r>
+              <w:rPr>
+                <w:rFonts w:ascii="Arial" w:hAnsi="Arial" w:cs="Arial"/>
+              </w:rPr>
+              <w:t xml:space="preserve">) so you get only the </w:t>
             </w:r>
             <w:r>
               <w:rPr>
@@ -1051,6 +1266,7 @@
                 <w:bCs/>
               </w:rPr>
             </w:pPr>
+            <w:proofErr w:type="spellStart"/>
             <w:r>
               <w:rPr>
                 <w:rFonts w:ascii="Arial" w:hAnsi="Arial" w:cs="Arial"/>
@@ -1059,6 +1275,7 @@
               </w:rPr>
               <w:t>stackTrace</w:t>
             </w:r>
+            <w:proofErr w:type="spellEnd"/>
           </w:p>
           <w:p>
             <w:pPr>
@@ -1173,6 +1390,7 @@
                 <w:bCs/>
               </w:rPr>
             </w:pPr>
+            <w:proofErr w:type="spellStart"/>
             <w:r>
               <w:rPr>
                 <w:rFonts w:ascii="Arial" w:hAnsi="Arial" w:cs="Arial"/>
@@ -1181,6 +1399,7 @@
               </w:rPr>
               <w:t>foundSaveDataUtility</w:t>
             </w:r>
+            <w:proofErr w:type="spellEnd"/>
           </w:p>
           <w:p>
             <w:pPr>
@@ -1197,7 +1416,21 @@
               <w:rPr>
                 <w:rFonts w:ascii="Arial" w:hAnsi="Arial" w:cs="Arial"/>
               </w:rPr>
-              <w:t>A flag (true/false) that keeps track of whether a method from SaveDataUtility has been found in the stack.</w:t>
+              <w:t xml:space="preserve">A flag (true/false) that keeps track of whether a method from </w:t>
+            </w:r>
+            <w:proofErr w:type="spellStart"/>
+            <w:r>
+              <w:rPr>
+                <w:rFonts w:ascii="Arial" w:hAnsi="Arial" w:cs="Arial"/>
+              </w:rPr>
+              <w:t>SaveDataUtility</w:t>
+            </w:r>
+            <w:proofErr w:type="spellEnd"/>
+            <w:r>
+              <w:rPr>
+                <w:rFonts w:ascii="Arial" w:hAnsi="Arial" w:cs="Arial"/>
+              </w:rPr>
+              <w:t xml:space="preserve"> has been found in the stack.</w:t>
             </w:r>
           </w:p>
           <w:p>
@@ -1215,7 +1448,35 @@
               <w:rPr>
                 <w:rFonts w:ascii="Arial" w:hAnsi="Arial" w:cs="Arial"/>
               </w:rPr>
-              <w:t>This is important because the method stops analyzing frames if it sees that both SaveDataUtility and then ExceptionUtility have been processed.</w:t>
+              <w:t xml:space="preserve">This is important because the method stops analyzing frames if it sees that both </w:t>
+            </w:r>
+            <w:proofErr w:type="spellStart"/>
+            <w:r>
+              <w:rPr>
+                <w:rFonts w:ascii="Arial" w:hAnsi="Arial" w:cs="Arial"/>
+              </w:rPr>
+              <w:t>SaveDataUtility</w:t>
+            </w:r>
+            <w:proofErr w:type="spellEnd"/>
+            <w:r>
+              <w:rPr>
+                <w:rFonts w:ascii="Arial" w:hAnsi="Arial" w:cs="Arial"/>
+              </w:rPr>
+              <w:t xml:space="preserve"> and then </w:t>
+            </w:r>
+            <w:proofErr w:type="spellStart"/>
+            <w:r>
+              <w:rPr>
+                <w:rFonts w:ascii="Arial" w:hAnsi="Arial" w:cs="Arial"/>
+              </w:rPr>
+              <w:t>ExceptionUtility</w:t>
+            </w:r>
+            <w:proofErr w:type="spellEnd"/>
+            <w:r>
+              <w:rPr>
+                <w:rFonts w:ascii="Arial" w:hAnsi="Arial" w:cs="Arial"/>
+              </w:rPr>
+              <w:t xml:space="preserve"> have been processed.</w:t>
             </w:r>
           </w:p>
           <w:p>
@@ -1311,8 +1572,36 @@
                 <w:b/>
                 <w:bCs/>
               </w:rPr>
-              <w:t>not from SaveDataUtility or ExceptionUtility</w:t>
-            </w:r>
+              <w:t xml:space="preserve">not from </w:t>
+            </w:r>
+            <w:proofErr w:type="spellStart"/>
+            <w:r>
+              <w:rPr>
+                <w:rFonts w:ascii="Arial" w:hAnsi="Arial" w:cs="Arial"/>
+                <w:b/>
+                <w:bCs/>
+              </w:rPr>
+              <w:t>SaveDataUtility</w:t>
+            </w:r>
+            <w:proofErr w:type="spellEnd"/>
+            <w:r>
+              <w:rPr>
+                <w:rFonts w:ascii="Arial" w:hAnsi="Arial" w:cs="Arial"/>
+                <w:b/>
+                <w:bCs/>
+              </w:rPr>
+              <w:t xml:space="preserve"> or </w:t>
+            </w:r>
+            <w:proofErr w:type="spellStart"/>
+            <w:r>
+              <w:rPr>
+                <w:rFonts w:ascii="Arial" w:hAnsi="Arial" w:cs="Arial"/>
+                <w:b/>
+                <w:bCs/>
+              </w:rPr>
+              <w:t>ExceptionUtility</w:t>
+            </w:r>
+            <w:proofErr w:type="spellEnd"/>
             <w:r>
               <w:rPr>
                 <w:rFonts w:ascii="Arial" w:hAnsi="Arial" w:cs="Arial"/>
@@ -1403,7 +1692,35 @@
               <w:rPr>
                 <w:rFonts w:ascii="Arial" w:hAnsi="Arial" w:cs="Arial"/>
               </w:rPr>
-              <w:t>If it does see a frame from SaveDataUtility, it flips the foundSaveDataUtility flag.</w:t>
+              <w:t xml:space="preserve">If it does see a frame from </w:t>
+            </w:r>
+            <w:proofErr w:type="spellStart"/>
+            <w:r>
+              <w:rPr>
+                <w:rFonts w:ascii="Arial" w:hAnsi="Arial" w:cs="Arial"/>
+              </w:rPr>
+              <w:t>SaveDataUtility</w:t>
+            </w:r>
+            <w:proofErr w:type="spellEnd"/>
+            <w:r>
+              <w:rPr>
+                <w:rFonts w:ascii="Arial" w:hAnsi="Arial" w:cs="Arial"/>
+              </w:rPr>
+              <w:t xml:space="preserve">, it flips the </w:t>
+            </w:r>
+            <w:proofErr w:type="spellStart"/>
+            <w:r>
+              <w:rPr>
+                <w:rFonts w:ascii="Arial" w:hAnsi="Arial" w:cs="Arial"/>
+              </w:rPr>
+              <w:t>foundSaveDataUtility</w:t>
+            </w:r>
+            <w:proofErr w:type="spellEnd"/>
+            <w:r>
+              <w:rPr>
+                <w:rFonts w:ascii="Arial" w:hAnsi="Arial" w:cs="Arial"/>
+              </w:rPr>
+              <w:t xml:space="preserve"> flag.</w:t>
             </w:r>
           </w:p>
           <w:p>
@@ -1421,7 +1738,21 @@
               <w:rPr>
                 <w:rFonts w:ascii="Arial" w:hAnsi="Arial" w:cs="Arial"/>
               </w:rPr>
-              <w:t xml:space="preserve">If it then encounters a frame from ExceptionUtility </w:t>
+              <w:t xml:space="preserve">If it then encounters a frame from </w:t>
+            </w:r>
+            <w:proofErr w:type="spellStart"/>
+            <w:r>
+              <w:rPr>
+                <w:rFonts w:ascii="Arial" w:hAnsi="Arial" w:cs="Arial"/>
+              </w:rPr>
+              <w:t>ExceptionUtility</w:t>
+            </w:r>
+            <w:proofErr w:type="spellEnd"/>
+            <w:r>
+              <w:rPr>
+                <w:rFonts w:ascii="Arial" w:hAnsi="Arial" w:cs="Arial"/>
+              </w:rPr>
+              <w:t xml:space="preserve"> </w:t>
             </w:r>
             <w:r>
               <w:rPr>
@@ -1435,7 +1766,21 @@
               <w:rPr>
                 <w:rFonts w:ascii="Arial" w:hAnsi="Arial" w:cs="Arial"/>
               </w:rPr>
-              <w:t xml:space="preserve"> SaveDataUtility, it stops — assuming there's nothing else useful to find.</w:t>
+              <w:t xml:space="preserve"> </w:t>
+            </w:r>
+            <w:proofErr w:type="spellStart"/>
+            <w:r>
+              <w:rPr>
+                <w:rFonts w:ascii="Arial" w:hAnsi="Arial" w:cs="Arial"/>
+              </w:rPr>
+              <w:t>SaveDataUtility</w:t>
+            </w:r>
+            <w:proofErr w:type="spellEnd"/>
+            <w:r>
+              <w:rPr>
+                <w:rFonts w:ascii="Arial" w:hAnsi="Arial" w:cs="Arial"/>
+              </w:rPr>
+              <w:t>, it stops — assuming there's nothing else useful to find.</w:t>
             </w:r>
           </w:p>
           <w:p>
@@ -1538,13 +1883,41 @@
                 <w:bCs/>
               </w:rPr>
             </w:pPr>
-            <w:r>
-              <w:rPr>
-                <w:rFonts w:ascii="Arial" w:hAnsi="Arial" w:cs="Arial"/>
-                <w:b/>
-                <w:bCs/>
-              </w:rPr>
-              <w:t>Debug.Log("Saving game started " + ExceptionUtility.GetCallingMethodInfo());</w:t>
+            <w:proofErr w:type="spellStart"/>
+            <w:r>
+              <w:rPr>
+                <w:rFonts w:ascii="Arial" w:hAnsi="Arial" w:cs="Arial"/>
+                <w:b/>
+                <w:bCs/>
+              </w:rPr>
+              <w:t>Debug.Log</w:t>
+            </w:r>
+            <w:proofErr w:type="spellEnd"/>
+            <w:r>
+              <w:rPr>
+                <w:rFonts w:ascii="Arial" w:hAnsi="Arial" w:cs="Arial"/>
+                <w:b/>
+                <w:bCs/>
+              </w:rPr>
+              <w:t xml:space="preserve">("Saving game started " + </w:t>
+            </w:r>
+            <w:proofErr w:type="spellStart"/>
+            <w:r>
+              <w:rPr>
+                <w:rFonts w:ascii="Arial" w:hAnsi="Arial" w:cs="Arial"/>
+                <w:b/>
+                <w:bCs/>
+              </w:rPr>
+              <w:t>ExceptionUtility.GetCallingMethodInfo</w:t>
+            </w:r>
+            <w:proofErr w:type="spellEnd"/>
+            <w:r>
+              <w:rPr>
+                <w:rFonts w:ascii="Arial" w:hAnsi="Arial" w:cs="Arial"/>
+                <w:b/>
+                <w:bCs/>
+              </w:rPr>
+              <w:t>());</w:t>
             </w:r>
           </w:p>
           <w:p>
@@ -1791,6 +2164,7 @@
                 <w:szCs w:val="28"/>
               </w:rPr>
             </w:pPr>
+            <w:proofErr w:type="spellStart"/>
             <w:r>
               <w:rPr>
                 <w:rFonts w:ascii="Arial" w:hAnsi="Arial" w:cs="Arial"/>
@@ -1801,6 +2175,7 @@
               </w:rPr>
               <w:t>SaveDataUtility</w:t>
             </w:r>
+            <w:proofErr w:type="spellEnd"/>
           </w:p>
         </w:tc>
       </w:tr>
@@ -1820,7 +2195,49 @@
               <w:rPr>
                 <w:rFonts w:ascii="Arial" w:hAnsi="Arial" w:cs="Arial"/>
               </w:rPr>
-              <w:t>Here's a full explanation of how the SaveDataUtility script works, including its variables, methods, and typical usage. This utility is part of a custom save system in Unity designed to handle multiple types of data (floats, ints, vectors, strings, bools) and even screenshots through a centralized asset called SaveCustomObject.</w:t>
+              <w:t xml:space="preserve">Here's a full explanation of how the </w:t>
+            </w:r>
+            <w:proofErr w:type="spellStart"/>
+            <w:r>
+              <w:rPr>
+                <w:rFonts w:ascii="Arial" w:hAnsi="Arial" w:cs="Arial"/>
+              </w:rPr>
+              <w:t>SaveDataUtility</w:t>
+            </w:r>
+            <w:proofErr w:type="spellEnd"/>
+            <w:r>
+              <w:rPr>
+                <w:rFonts w:ascii="Arial" w:hAnsi="Arial" w:cs="Arial"/>
+              </w:rPr>
+              <w:t xml:space="preserve"> script works, including its variables, methods, and typical usage. This utility is part of a custom save system in Unity designed to handle multiple types of data (floats, </w:t>
+            </w:r>
+            <w:proofErr w:type="spellStart"/>
+            <w:r>
+              <w:rPr>
+                <w:rFonts w:ascii="Arial" w:hAnsi="Arial" w:cs="Arial"/>
+              </w:rPr>
+              <w:t>ints</w:t>
+            </w:r>
+            <w:proofErr w:type="spellEnd"/>
+            <w:r>
+              <w:rPr>
+                <w:rFonts w:ascii="Arial" w:hAnsi="Arial" w:cs="Arial"/>
+              </w:rPr>
+              <w:t xml:space="preserve">, vectors, strings, bools) and even screenshots through a centralized asset called </w:t>
+            </w:r>
+            <w:proofErr w:type="spellStart"/>
+            <w:r>
+              <w:rPr>
+                <w:rFonts w:ascii="Arial" w:hAnsi="Arial" w:cs="Arial"/>
+              </w:rPr>
+              <w:t>SaveCustomObject</w:t>
+            </w:r>
+            <w:proofErr w:type="spellEnd"/>
+            <w:r>
+              <w:rPr>
+                <w:rFonts w:ascii="Arial" w:hAnsi="Arial" w:cs="Arial"/>
+              </w:rPr>
+              <w:t>.</w:t>
             </w:r>
           </w:p>
           <w:p>
@@ -1860,7 +2277,21 @@
               <w:rPr>
                 <w:rFonts w:ascii="Arial" w:hAnsi="Arial" w:cs="Arial"/>
               </w:rPr>
-              <w:t>The SaveDataUtility class provides static helper methods to:</w:t>
+              <w:t xml:space="preserve">The </w:t>
+            </w:r>
+            <w:proofErr w:type="spellStart"/>
+            <w:r>
+              <w:rPr>
+                <w:rFonts w:ascii="Arial" w:hAnsi="Arial" w:cs="Arial"/>
+              </w:rPr>
+              <w:t>SaveDataUtility</w:t>
+            </w:r>
+            <w:proofErr w:type="spellEnd"/>
+            <w:r>
+              <w:rPr>
+                <w:rFonts w:ascii="Arial" w:hAnsi="Arial" w:cs="Arial"/>
+              </w:rPr>
+              <w:t xml:space="preserve"> class provides static helper methods to:</w:t>
             </w:r>
           </w:p>
           <w:p>
@@ -1878,7 +2309,21 @@
               <w:rPr>
                 <w:rFonts w:ascii="Arial" w:hAnsi="Arial" w:cs="Arial"/>
               </w:rPr>
-              <w:t>Load data from a custom save asset (SaveCustomObject).</w:t>
+              <w:t>Load data from a custom save asset (</w:t>
+            </w:r>
+            <w:proofErr w:type="spellStart"/>
+            <w:r>
+              <w:rPr>
+                <w:rFonts w:ascii="Arial" w:hAnsi="Arial" w:cs="Arial"/>
+              </w:rPr>
+              <w:t>SaveCustomObject</w:t>
+            </w:r>
+            <w:proofErr w:type="spellEnd"/>
+            <w:r>
+              <w:rPr>
+                <w:rFonts w:ascii="Arial" w:hAnsi="Arial" w:cs="Arial"/>
+              </w:rPr>
+              <w:t>).</w:t>
             </w:r>
           </w:p>
           <w:p>
@@ -1950,7 +2395,21 @@
               <w:rPr>
                 <w:rFonts w:ascii="Arial" w:hAnsi="Arial" w:cs="Arial"/>
               </w:rPr>
-              <w:t>Trigger manual save events.</w:t>
+              <w:t xml:space="preserve">Trigger manual </w:t>
+            </w:r>
+            <w:proofErr w:type="gramStart"/>
+            <w:r>
+              <w:rPr>
+                <w:rFonts w:ascii="Arial" w:hAnsi="Arial" w:cs="Arial"/>
+              </w:rPr>
+              <w:t>save</w:t>
+            </w:r>
+            <w:proofErr w:type="gramEnd"/>
+            <w:r>
+              <w:rPr>
+                <w:rFonts w:ascii="Arial" w:hAnsi="Arial" w:cs="Arial"/>
+              </w:rPr>
+              <w:t xml:space="preserve"> events.</w:t>
             </w:r>
           </w:p>
           <w:p>
@@ -1990,6 +2449,7 @@
                 <w:rFonts w:ascii="Arial" w:hAnsi="Arial" w:cs="Arial"/>
               </w:rPr>
             </w:pPr>
+            <w:proofErr w:type="spellStart"/>
             <w:r>
               <w:rPr>
                 <w:rFonts w:ascii="Arial" w:hAnsi="Arial" w:cs="Arial"/>
@@ -1998,11 +2458,40 @@
               </w:rPr>
               <w:t>SaveCustomObject</w:t>
             </w:r>
-            <w:r>
-              <w:rPr>
-                <w:rFonts w:ascii="Arial" w:hAnsi="Arial" w:cs="Arial"/>
-              </w:rPr>
-              <w:t>: A Unity asset (ScriptableObject) that stores a list of SaveCustomItem objects.</w:t>
+            <w:proofErr w:type="spellEnd"/>
+            <w:r>
+              <w:rPr>
+                <w:rFonts w:ascii="Arial" w:hAnsi="Arial" w:cs="Arial"/>
+              </w:rPr>
+              <w:t>: A Unity asset (</w:t>
+            </w:r>
+            <w:proofErr w:type="spellStart"/>
+            <w:r>
+              <w:rPr>
+                <w:rFonts w:ascii="Arial" w:hAnsi="Arial" w:cs="Arial"/>
+              </w:rPr>
+              <w:t>ScriptableObject</w:t>
+            </w:r>
+            <w:proofErr w:type="spellEnd"/>
+            <w:r>
+              <w:rPr>
+                <w:rFonts w:ascii="Arial" w:hAnsi="Arial" w:cs="Arial"/>
+              </w:rPr>
+              <w:t xml:space="preserve">) that stores a list of </w:t>
+            </w:r>
+            <w:proofErr w:type="spellStart"/>
+            <w:r>
+              <w:rPr>
+                <w:rFonts w:ascii="Arial" w:hAnsi="Arial" w:cs="Arial"/>
+              </w:rPr>
+              <w:t>SaveCustomItem</w:t>
+            </w:r>
+            <w:proofErr w:type="spellEnd"/>
+            <w:r>
+              <w:rPr>
+                <w:rFonts w:ascii="Arial" w:hAnsi="Arial" w:cs="Arial"/>
+              </w:rPr>
+              <w:t xml:space="preserve"> objects.</w:t>
             </w:r>
           </w:p>
           <w:p>
@@ -2016,6 +2505,7 @@
                 <w:rFonts w:ascii="Arial" w:hAnsi="Arial" w:cs="Arial"/>
               </w:rPr>
             </w:pPr>
+            <w:proofErr w:type="spellStart"/>
             <w:r>
               <w:rPr>
                 <w:rFonts w:ascii="Arial" w:hAnsi="Arial" w:cs="Arial"/>
@@ -2024,11 +2514,26 @@
               </w:rPr>
               <w:t>SaveCustomItem</w:t>
             </w:r>
-            <w:r>
-              <w:rPr>
-                <w:rFonts w:ascii="Arial" w:hAnsi="Arial" w:cs="Arial"/>
-              </w:rPr>
-              <w:t>: Represents an item group identified by a unique tag, holding collections of data like floats, ints, vectors, etc.</w:t>
+            <w:proofErr w:type="spellEnd"/>
+            <w:r>
+              <w:rPr>
+                <w:rFonts w:ascii="Arial" w:hAnsi="Arial" w:cs="Arial"/>
+              </w:rPr>
+              <w:t xml:space="preserve">: Represents an item group identified by a unique tag, holding collections of data like floats, </w:t>
+            </w:r>
+            <w:proofErr w:type="spellStart"/>
+            <w:r>
+              <w:rPr>
+                <w:rFonts w:ascii="Arial" w:hAnsi="Arial" w:cs="Arial"/>
+              </w:rPr>
+              <w:t>ints</w:t>
+            </w:r>
+            <w:proofErr w:type="spellEnd"/>
+            <w:r>
+              <w:rPr>
+                <w:rFonts w:ascii="Arial" w:hAnsi="Arial" w:cs="Arial"/>
+              </w:rPr>
+              <w:t>, vectors, etc.</w:t>
             </w:r>
           </w:p>
           <w:p>
@@ -2042,13 +2547,41 @@
                 <w:rFonts w:ascii="Arial" w:hAnsi="Arial" w:cs="Arial"/>
               </w:rPr>
             </w:pPr>
-            <w:r>
-              <w:rPr>
-                <w:rFonts w:ascii="Arial" w:hAnsi="Arial" w:cs="Arial"/>
-                <w:b/>
-                <w:bCs/>
-              </w:rPr>
-              <w:t>SaveCustomVector, SaveCustomFloat, etc.</w:t>
+            <w:proofErr w:type="spellStart"/>
+            <w:r>
+              <w:rPr>
+                <w:rFonts w:ascii="Arial" w:hAnsi="Arial" w:cs="Arial"/>
+                <w:b/>
+                <w:bCs/>
+              </w:rPr>
+              <w:t>SaveCustomVector</w:t>
+            </w:r>
+            <w:proofErr w:type="spellEnd"/>
+            <w:r>
+              <w:rPr>
+                <w:rFonts w:ascii="Arial" w:hAnsi="Arial" w:cs="Arial"/>
+                <w:b/>
+                <w:bCs/>
+              </w:rPr>
+              <w:t xml:space="preserve">, </w:t>
+            </w:r>
+            <w:proofErr w:type="spellStart"/>
+            <w:r>
+              <w:rPr>
+                <w:rFonts w:ascii="Arial" w:hAnsi="Arial" w:cs="Arial"/>
+                <w:b/>
+                <w:bCs/>
+              </w:rPr>
+              <w:t>SaveCustomFloat</w:t>
+            </w:r>
+            <w:proofErr w:type="spellEnd"/>
+            <w:r>
+              <w:rPr>
+                <w:rFonts w:ascii="Arial" w:hAnsi="Arial" w:cs="Arial"/>
+                <w:b/>
+                <w:bCs/>
+              </w:rPr>
+              <w:t>, etc.</w:t>
             </w:r>
             <w:r>
               <w:rPr>
@@ -2118,6 +2651,7 @@
                 <w:bCs/>
               </w:rPr>
             </w:pPr>
+            <w:proofErr w:type="spellStart"/>
             <w:r>
               <w:rPr>
                 <w:rFonts w:ascii="Arial" w:hAnsi="Arial" w:cs="Arial"/>
@@ -2126,6 +2660,7 @@
               </w:rPr>
               <w:t>GetSaveCustomObject</w:t>
             </w:r>
+            <w:proofErr w:type="spellEnd"/>
           </w:p>
           <w:p>
             <w:pPr>
@@ -2190,14 +2725,88 @@
                 <w:bCs/>
               </w:rPr>
             </w:pPr>
-            <w:r>
-              <w:rPr>
-                <w:rFonts w:ascii="Arial" w:hAnsi="Arial" w:cs="Arial"/>
-                <w:b/>
-                <w:bCs/>
-              </w:rPr>
-              <w:t>GetVector / GetFloat / GetInt / GetString / GetBool</w:t>
-            </w:r>
+            <w:proofErr w:type="spellStart"/>
+            <w:r>
+              <w:rPr>
+                <w:rFonts w:ascii="Arial" w:hAnsi="Arial" w:cs="Arial"/>
+                <w:b/>
+                <w:bCs/>
+              </w:rPr>
+              <w:t>GetVector</w:t>
+            </w:r>
+            <w:proofErr w:type="spellEnd"/>
+            <w:r>
+              <w:rPr>
+                <w:rFonts w:ascii="Arial" w:hAnsi="Arial" w:cs="Arial"/>
+                <w:b/>
+                <w:bCs/>
+              </w:rPr>
+              <w:t xml:space="preserve"> / </w:t>
+            </w:r>
+            <w:proofErr w:type="spellStart"/>
+            <w:r>
+              <w:rPr>
+                <w:rFonts w:ascii="Arial" w:hAnsi="Arial" w:cs="Arial"/>
+                <w:b/>
+                <w:bCs/>
+              </w:rPr>
+              <w:t>GetFloat</w:t>
+            </w:r>
+            <w:proofErr w:type="spellEnd"/>
+            <w:r>
+              <w:rPr>
+                <w:rFonts w:ascii="Arial" w:hAnsi="Arial" w:cs="Arial"/>
+                <w:b/>
+                <w:bCs/>
+              </w:rPr>
+              <w:t xml:space="preserve"> / </w:t>
+            </w:r>
+            <w:proofErr w:type="spellStart"/>
+            <w:r>
+              <w:rPr>
+                <w:rFonts w:ascii="Arial" w:hAnsi="Arial" w:cs="Arial"/>
+                <w:b/>
+                <w:bCs/>
+              </w:rPr>
+              <w:t>GetInt</w:t>
+            </w:r>
+            <w:proofErr w:type="spellEnd"/>
+            <w:r>
+              <w:rPr>
+                <w:rFonts w:ascii="Arial" w:hAnsi="Arial" w:cs="Arial"/>
+                <w:b/>
+                <w:bCs/>
+              </w:rPr>
+              <w:t xml:space="preserve"> / </w:t>
+            </w:r>
+            <w:proofErr w:type="spellStart"/>
+            <w:r>
+              <w:rPr>
+                <w:rFonts w:ascii="Arial" w:hAnsi="Arial" w:cs="Arial"/>
+                <w:b/>
+                <w:bCs/>
+              </w:rPr>
+              <w:t>GetString</w:t>
+            </w:r>
+            <w:proofErr w:type="spellEnd"/>
+            <w:r>
+              <w:rPr>
+                <w:rFonts w:ascii="Arial" w:hAnsi="Arial" w:cs="Arial"/>
+                <w:b/>
+                <w:bCs/>
+              </w:rPr>
+              <w:t xml:space="preserve"> / </w:t>
+            </w:r>
+            <w:proofErr w:type="spellStart"/>
+            <w:r>
+              <w:rPr>
+                <w:rFonts w:ascii="Arial" w:hAnsi="Arial" w:cs="Arial"/>
+                <w:b/>
+                <w:bCs/>
+              </w:rPr>
+              <w:t>GetBool</w:t>
+            </w:r>
+            <w:proofErr w:type="spellEnd"/>
           </w:p>
           <w:p>
             <w:pPr>
@@ -2214,7 +2823,49 @@
               <w:rPr>
                 <w:rFonts w:ascii="Arial" w:hAnsi="Arial" w:cs="Arial"/>
               </w:rPr>
-              <w:t>Used to retrieve values from the save system based on itemTag (group) and a specific tag (vectorTag, floatTag, etc.).</w:t>
+              <w:t xml:space="preserve">Used to retrieve values from the save system based on </w:t>
+            </w:r>
+            <w:proofErr w:type="spellStart"/>
+            <w:r>
+              <w:rPr>
+                <w:rFonts w:ascii="Arial" w:hAnsi="Arial" w:cs="Arial"/>
+              </w:rPr>
+              <w:t>itemTag</w:t>
+            </w:r>
+            <w:proofErr w:type="spellEnd"/>
+            <w:r>
+              <w:rPr>
+                <w:rFonts w:ascii="Arial" w:hAnsi="Arial" w:cs="Arial"/>
+              </w:rPr>
+              <w:t xml:space="preserve"> (group) and a specific tag (</w:t>
+            </w:r>
+            <w:proofErr w:type="spellStart"/>
+            <w:r>
+              <w:rPr>
+                <w:rFonts w:ascii="Arial" w:hAnsi="Arial" w:cs="Arial"/>
+              </w:rPr>
+              <w:t>vectorTag</w:t>
+            </w:r>
+            <w:proofErr w:type="spellEnd"/>
+            <w:r>
+              <w:rPr>
+                <w:rFonts w:ascii="Arial" w:hAnsi="Arial" w:cs="Arial"/>
+              </w:rPr>
+              <w:t xml:space="preserve">, </w:t>
+            </w:r>
+            <w:proofErr w:type="spellStart"/>
+            <w:r>
+              <w:rPr>
+                <w:rFonts w:ascii="Arial" w:hAnsi="Arial" w:cs="Arial"/>
+              </w:rPr>
+              <w:t>floatTag</w:t>
+            </w:r>
+            <w:proofErr w:type="spellEnd"/>
+            <w:r>
+              <w:rPr>
+                <w:rFonts w:ascii="Arial" w:hAnsi="Arial" w:cs="Arial"/>
+              </w:rPr>
+              <w:t>, etc.).</w:t>
             </w:r>
           </w:p>
           <w:p>
@@ -2250,26 +2901,114 @@
               <w:rPr>
                 <w:rFonts w:ascii="Arial" w:hAnsi="Arial" w:cs="Arial"/>
               </w:rPr>
-              <w:t>If the tag or item is not found, a KeyNotFoundException is thrown (and the error is logged).</w:t>
-            </w:r>
-          </w:p>
-          <w:p>
-            <w:pPr>
-              <w:jc w:val="both"/>
-              <w:rPr>
-                <w:rFonts w:ascii="Arial" w:hAnsi="Arial" w:cs="Arial"/>
-                <w:b/>
-                <w:bCs/>
-              </w:rPr>
-            </w:pPr>
-            <w:r>
-              <w:rPr>
-                <w:rFonts w:ascii="Arial" w:hAnsi="Arial" w:cs="Arial"/>
-                <w:b/>
-                <w:bCs/>
-              </w:rPr>
-              <w:t>SetVector / SetFloat / SetInt / SetString / SetBool</w:t>
-            </w:r>
+              <w:t xml:space="preserve">If the tag or item is not found, a </w:t>
+            </w:r>
+            <w:proofErr w:type="spellStart"/>
+            <w:r>
+              <w:rPr>
+                <w:rFonts w:ascii="Arial" w:hAnsi="Arial" w:cs="Arial"/>
+              </w:rPr>
+              <w:t>KeyNotFoundException</w:t>
+            </w:r>
+            <w:proofErr w:type="spellEnd"/>
+            <w:r>
+              <w:rPr>
+                <w:rFonts w:ascii="Arial" w:hAnsi="Arial" w:cs="Arial"/>
+              </w:rPr>
+              <w:t xml:space="preserve"> is thrown (and the error is logged).</w:t>
+            </w:r>
+          </w:p>
+          <w:p>
+            <w:pPr>
+              <w:jc w:val="both"/>
+              <w:rPr>
+                <w:rFonts w:ascii="Arial" w:hAnsi="Arial" w:cs="Arial"/>
+                <w:b/>
+                <w:bCs/>
+              </w:rPr>
+            </w:pPr>
+            <w:proofErr w:type="spellStart"/>
+            <w:r>
+              <w:rPr>
+                <w:rFonts w:ascii="Arial" w:hAnsi="Arial" w:cs="Arial"/>
+                <w:b/>
+                <w:bCs/>
+              </w:rPr>
+              <w:t>SetVector</w:t>
+            </w:r>
+            <w:proofErr w:type="spellEnd"/>
+            <w:r>
+              <w:rPr>
+                <w:rFonts w:ascii="Arial" w:hAnsi="Arial" w:cs="Arial"/>
+                <w:b/>
+                <w:bCs/>
+              </w:rPr>
+              <w:t xml:space="preserve"> / </w:t>
+            </w:r>
+            <w:proofErr w:type="spellStart"/>
+            <w:r>
+              <w:rPr>
+                <w:rFonts w:ascii="Arial" w:hAnsi="Arial" w:cs="Arial"/>
+                <w:b/>
+                <w:bCs/>
+              </w:rPr>
+              <w:t>SetFloat</w:t>
+            </w:r>
+            <w:proofErr w:type="spellEnd"/>
+            <w:r>
+              <w:rPr>
+                <w:rFonts w:ascii="Arial" w:hAnsi="Arial" w:cs="Arial"/>
+                <w:b/>
+                <w:bCs/>
+              </w:rPr>
+              <w:t xml:space="preserve"> / </w:t>
+            </w:r>
+            <w:proofErr w:type="spellStart"/>
+            <w:r>
+              <w:rPr>
+                <w:rFonts w:ascii="Arial" w:hAnsi="Arial" w:cs="Arial"/>
+                <w:b/>
+                <w:bCs/>
+              </w:rPr>
+              <w:t>SetInt</w:t>
+            </w:r>
+            <w:proofErr w:type="spellEnd"/>
+            <w:r>
+              <w:rPr>
+                <w:rFonts w:ascii="Arial" w:hAnsi="Arial" w:cs="Arial"/>
+                <w:b/>
+                <w:bCs/>
+              </w:rPr>
+              <w:t xml:space="preserve"> / </w:t>
+            </w:r>
+            <w:proofErr w:type="spellStart"/>
+            <w:r>
+              <w:rPr>
+                <w:rFonts w:ascii="Arial" w:hAnsi="Arial" w:cs="Arial"/>
+                <w:b/>
+                <w:bCs/>
+              </w:rPr>
+              <w:t>SetString</w:t>
+            </w:r>
+            <w:proofErr w:type="spellEnd"/>
+            <w:r>
+              <w:rPr>
+                <w:rFonts w:ascii="Arial" w:hAnsi="Arial" w:cs="Arial"/>
+                <w:b/>
+                <w:bCs/>
+              </w:rPr>
+              <w:t xml:space="preserve"> / </w:t>
+            </w:r>
+            <w:proofErr w:type="spellStart"/>
+            <w:r>
+              <w:rPr>
+                <w:rFonts w:ascii="Arial" w:hAnsi="Arial" w:cs="Arial"/>
+                <w:b/>
+                <w:bCs/>
+              </w:rPr>
+              <w:t>SetBool</w:t>
+            </w:r>
+            <w:proofErr w:type="spellEnd"/>
           </w:p>
           <w:p>
             <w:pPr>
@@ -2304,7 +3043,21 @@
               <w:rPr>
                 <w:rFonts w:ascii="Arial" w:hAnsi="Arial" w:cs="Arial"/>
               </w:rPr>
-              <w:t>Searches for the corresponding itemTag and tag, then updates the value.</w:t>
+              <w:t xml:space="preserve">Searches for the corresponding </w:t>
+            </w:r>
+            <w:proofErr w:type="spellStart"/>
+            <w:r>
+              <w:rPr>
+                <w:rFonts w:ascii="Arial" w:hAnsi="Arial" w:cs="Arial"/>
+              </w:rPr>
+              <w:t>itemTag</w:t>
+            </w:r>
+            <w:proofErr w:type="spellEnd"/>
+            <w:r>
+              <w:rPr>
+                <w:rFonts w:ascii="Arial" w:hAnsi="Arial" w:cs="Arial"/>
+              </w:rPr>
+              <w:t xml:space="preserve"> and tag, then updates the value.</w:t>
             </w:r>
           </w:p>
           <w:p>
@@ -2336,22 +3089,31 @@
                 <w:rFonts w:ascii="Arial" w:hAnsi="Arial" w:cs="Arial"/>
               </w:rPr>
             </w:pPr>
-            <w:r>
-              <w:rPr>
-                <w:rFonts w:ascii="Arial" w:hAnsi="Arial" w:cs="Arial"/>
-              </w:rPr>
-              <w:t>SetVector is overloaded to accept multiple types (Vector2, Vector3, Vector4, Quaternion) and internally converts them into a Vector4.</w:t>
-            </w:r>
-          </w:p>
-          <w:p>
-            <w:pPr>
-              <w:jc w:val="both"/>
-              <w:rPr>
-                <w:rFonts w:ascii="Arial" w:hAnsi="Arial" w:cs="Arial"/>
-                <w:b/>
-                <w:bCs/>
-              </w:rPr>
-            </w:pPr>
+            <w:proofErr w:type="spellStart"/>
+            <w:r>
+              <w:rPr>
+                <w:rFonts w:ascii="Arial" w:hAnsi="Arial" w:cs="Arial"/>
+              </w:rPr>
+              <w:t>SetVector</w:t>
+            </w:r>
+            <w:proofErr w:type="spellEnd"/>
+            <w:r>
+              <w:rPr>
+                <w:rFonts w:ascii="Arial" w:hAnsi="Arial" w:cs="Arial"/>
+              </w:rPr>
+              <w:t xml:space="preserve"> is overloaded to accept multiple types (Vector2, Vector3, Vector4, Quaternion) and internally converts them into a Vector4.</w:t>
+            </w:r>
+          </w:p>
+          <w:p>
+            <w:pPr>
+              <w:jc w:val="both"/>
+              <w:rPr>
+                <w:rFonts w:ascii="Arial" w:hAnsi="Arial" w:cs="Arial"/>
+                <w:b/>
+                <w:bCs/>
+              </w:rPr>
+            </w:pPr>
+            <w:proofErr w:type="spellStart"/>
             <w:r>
               <w:rPr>
                 <w:rFonts w:ascii="Arial" w:hAnsi="Arial" w:cs="Arial"/>
@@ -2360,6 +3122,7 @@
               </w:rPr>
               <w:t>CaptureScreenshot</w:t>
             </w:r>
+            <w:proofErr w:type="spellEnd"/>
           </w:p>
           <w:p>
             <w:pPr>
@@ -2394,7 +3157,35 @@
               <w:rPr>
                 <w:rFonts w:ascii="Arial" w:hAnsi="Arial" w:cs="Arial"/>
               </w:rPr>
-              <w:t>Resizes the screenshot according to a pixelLimit stored in SaveCustomObject.</w:t>
+              <w:t xml:space="preserve">Resizes the screenshot according to a </w:t>
+            </w:r>
+            <w:proofErr w:type="spellStart"/>
+            <w:r>
+              <w:rPr>
+                <w:rFonts w:ascii="Arial" w:hAnsi="Arial" w:cs="Arial"/>
+              </w:rPr>
+              <w:t>pixelLimit</w:t>
+            </w:r>
+            <w:proofErr w:type="spellEnd"/>
+            <w:r>
+              <w:rPr>
+                <w:rFonts w:ascii="Arial" w:hAnsi="Arial" w:cs="Arial"/>
+              </w:rPr>
+              <w:t xml:space="preserve"> stored in </w:t>
+            </w:r>
+            <w:proofErr w:type="spellStart"/>
+            <w:r>
+              <w:rPr>
+                <w:rFonts w:ascii="Arial" w:hAnsi="Arial" w:cs="Arial"/>
+              </w:rPr>
+              <w:t>SaveCustomObject</w:t>
+            </w:r>
+            <w:proofErr w:type="spellEnd"/>
+            <w:r>
+              <w:rPr>
+                <w:rFonts w:ascii="Arial" w:hAnsi="Arial" w:cs="Arial"/>
+              </w:rPr>
+              <w:t>.</w:t>
             </w:r>
           </w:p>
           <w:p>
@@ -2413,18 +3204,33 @@
                 <w:rFonts w:ascii="Arial" w:hAnsi="Arial" w:cs="Arial"/>
               </w:rPr>
               <w:lastRenderedPageBreak/>
-              <w:t>Renders the camera's output to a RenderTexture, extracts it into a Texture2D, and stores the PNG-encoded byte array into the save object.</w:t>
-            </w:r>
-          </w:p>
-          <w:p>
-            <w:pPr>
-              <w:jc w:val="both"/>
-              <w:rPr>
-                <w:rFonts w:ascii="Arial" w:hAnsi="Arial" w:cs="Arial"/>
-                <w:b/>
-                <w:bCs/>
-              </w:rPr>
-            </w:pPr>
+              <w:t xml:space="preserve">Renders the camera's output to a </w:t>
+            </w:r>
+            <w:proofErr w:type="spellStart"/>
+            <w:r>
+              <w:rPr>
+                <w:rFonts w:ascii="Arial" w:hAnsi="Arial" w:cs="Arial"/>
+              </w:rPr>
+              <w:t>RenderTexture</w:t>
+            </w:r>
+            <w:proofErr w:type="spellEnd"/>
+            <w:r>
+              <w:rPr>
+                <w:rFonts w:ascii="Arial" w:hAnsi="Arial" w:cs="Arial"/>
+              </w:rPr>
+              <w:t>, extracts it into a Texture2D, and stores the PNG-encoded byte array into the save object.</w:t>
+            </w:r>
+          </w:p>
+          <w:p>
+            <w:pPr>
+              <w:jc w:val="both"/>
+              <w:rPr>
+                <w:rFonts w:ascii="Arial" w:hAnsi="Arial" w:cs="Arial"/>
+                <w:b/>
+                <w:bCs/>
+              </w:rPr>
+            </w:pPr>
+            <w:proofErr w:type="spellStart"/>
             <w:r>
               <w:rPr>
                 <w:rFonts w:ascii="Arial" w:hAnsi="Arial" w:cs="Arial"/>
@@ -2433,6 +3239,7 @@
               </w:rPr>
               <w:t>RenderScreenshot</w:t>
             </w:r>
+            <w:proofErr w:type="spellEnd"/>
           </w:p>
           <w:p>
             <w:pPr>
@@ -2461,6 +3268,7 @@
                 <w:bCs/>
               </w:rPr>
             </w:pPr>
+            <w:proofErr w:type="spellStart"/>
             <w:r>
               <w:rPr>
                 <w:rFonts w:ascii="Arial" w:hAnsi="Arial" w:cs="Arial"/>
@@ -2469,6 +3277,7 @@
               </w:rPr>
               <w:t>TextureToSprite</w:t>
             </w:r>
+            <w:proofErr w:type="spellEnd"/>
           </w:p>
           <w:p>
             <w:pPr>
@@ -2497,6 +3306,7 @@
                 <w:bCs/>
               </w:rPr>
             </w:pPr>
+            <w:proofErr w:type="spellStart"/>
             <w:r>
               <w:rPr>
                 <w:rFonts w:ascii="Arial" w:hAnsi="Arial" w:cs="Arial"/>
@@ -2505,6 +3315,7 @@
               </w:rPr>
               <w:t>GetComponentSaveCustomInScene</w:t>
             </w:r>
+            <w:proofErr w:type="spellEnd"/>
           </w:p>
           <w:p>
             <w:pPr>
@@ -2521,7 +3332,21 @@
               <w:rPr>
                 <w:rFonts w:ascii="Arial" w:hAnsi="Arial" w:cs="Arial"/>
               </w:rPr>
-              <w:t>Looks for the scene GameObject named [Save Custom Object].</w:t>
+              <w:t xml:space="preserve">Looks for the scene </w:t>
+            </w:r>
+            <w:proofErr w:type="spellStart"/>
+            <w:r>
+              <w:rPr>
+                <w:rFonts w:ascii="Arial" w:hAnsi="Arial" w:cs="Arial"/>
+              </w:rPr>
+              <w:t>GameObject</w:t>
+            </w:r>
+            <w:proofErr w:type="spellEnd"/>
+            <w:r>
+              <w:rPr>
+                <w:rFonts w:ascii="Arial" w:hAnsi="Arial" w:cs="Arial"/>
+              </w:rPr>
+              <w:t xml:space="preserve"> named [Save Custom Object].</w:t>
             </w:r>
           </w:p>
           <w:p>
@@ -2539,7 +3364,21 @@
               <w:rPr>
                 <w:rFonts w:ascii="Arial" w:hAnsi="Arial" w:cs="Arial"/>
               </w:rPr>
-              <w:t>Tries to retrieve a component of type SaveCustomInScene from it.</w:t>
+              <w:t xml:space="preserve">Tries to retrieve a component of type </w:t>
+            </w:r>
+            <w:proofErr w:type="spellStart"/>
+            <w:r>
+              <w:rPr>
+                <w:rFonts w:ascii="Arial" w:hAnsi="Arial" w:cs="Arial"/>
+              </w:rPr>
+              <w:t>SaveCustomInScene</w:t>
+            </w:r>
+            <w:proofErr w:type="spellEnd"/>
+            <w:r>
+              <w:rPr>
+                <w:rFonts w:ascii="Arial" w:hAnsi="Arial" w:cs="Arial"/>
+              </w:rPr>
+              <w:t xml:space="preserve"> from it.</w:t>
             </w:r>
           </w:p>
           <w:p>
@@ -2569,14 +3408,34 @@
                 <w:bCs/>
               </w:rPr>
             </w:pPr>
-            <w:r>
-              <w:rPr>
-                <w:rFonts w:ascii="Arial" w:hAnsi="Arial" w:cs="Arial"/>
-                <w:b/>
-                <w:bCs/>
-              </w:rPr>
-              <w:t>EnableAutoSave / DisableAutoSave</w:t>
-            </w:r>
+            <w:proofErr w:type="spellStart"/>
+            <w:r>
+              <w:rPr>
+                <w:rFonts w:ascii="Arial" w:hAnsi="Arial" w:cs="Arial"/>
+                <w:b/>
+                <w:bCs/>
+              </w:rPr>
+              <w:t>EnableAutoSave</w:t>
+            </w:r>
+            <w:proofErr w:type="spellEnd"/>
+            <w:r>
+              <w:rPr>
+                <w:rFonts w:ascii="Arial" w:hAnsi="Arial" w:cs="Arial"/>
+                <w:b/>
+                <w:bCs/>
+              </w:rPr>
+              <w:t xml:space="preserve"> / </w:t>
+            </w:r>
+            <w:proofErr w:type="spellStart"/>
+            <w:r>
+              <w:rPr>
+                <w:rFonts w:ascii="Arial" w:hAnsi="Arial" w:cs="Arial"/>
+                <w:b/>
+                <w:bCs/>
+              </w:rPr>
+              <w:t>DisableAutoSave</w:t>
+            </w:r>
+            <w:proofErr w:type="spellEnd"/>
           </w:p>
           <w:p>
             <w:pPr>
@@ -2593,7 +3452,35 @@
               <w:rPr>
                 <w:rFonts w:ascii="Arial" w:hAnsi="Arial" w:cs="Arial"/>
               </w:rPr>
-              <w:t>Sets the autosaveEnabled flag inside the SaveCustomObject.</w:t>
+              <w:t xml:space="preserve">Sets the </w:t>
+            </w:r>
+            <w:proofErr w:type="spellStart"/>
+            <w:r>
+              <w:rPr>
+                <w:rFonts w:ascii="Arial" w:hAnsi="Arial" w:cs="Arial"/>
+              </w:rPr>
+              <w:t>autosaveEnabled</w:t>
+            </w:r>
+            <w:proofErr w:type="spellEnd"/>
+            <w:r>
+              <w:rPr>
+                <w:rFonts w:ascii="Arial" w:hAnsi="Arial" w:cs="Arial"/>
+              </w:rPr>
+              <w:t xml:space="preserve"> flag inside the </w:t>
+            </w:r>
+            <w:proofErr w:type="spellStart"/>
+            <w:r>
+              <w:rPr>
+                <w:rFonts w:ascii="Arial" w:hAnsi="Arial" w:cs="Arial"/>
+              </w:rPr>
+              <w:t>SaveCustomObject</w:t>
+            </w:r>
+            <w:proofErr w:type="spellEnd"/>
+            <w:r>
+              <w:rPr>
+                <w:rFonts w:ascii="Arial" w:hAnsi="Arial" w:cs="Arial"/>
+              </w:rPr>
+              <w:t>.</w:t>
             </w:r>
           </w:p>
           <w:p>
@@ -2623,6 +3510,7 @@
                 <w:bCs/>
               </w:rPr>
             </w:pPr>
+            <w:proofErr w:type="spellStart"/>
             <w:r>
               <w:rPr>
                 <w:rFonts w:ascii="Arial" w:hAnsi="Arial" w:cs="Arial"/>
@@ -2631,6 +3519,7 @@
               </w:rPr>
               <w:t>SaveEvent</w:t>
             </w:r>
+            <w:proofErr w:type="spellEnd"/>
           </w:p>
           <w:p>
             <w:pPr>
@@ -2665,7 +3554,35 @@
               <w:rPr>
                 <w:rFonts w:ascii="Arial" w:hAnsi="Arial" w:cs="Arial"/>
               </w:rPr>
-              <w:t>Looks for an AutoSaveCustom component and calls its SaveAutoGame method.</w:t>
+              <w:t xml:space="preserve">Looks for an </w:t>
+            </w:r>
+            <w:proofErr w:type="spellStart"/>
+            <w:r>
+              <w:rPr>
+                <w:rFonts w:ascii="Arial" w:hAnsi="Arial" w:cs="Arial"/>
+              </w:rPr>
+              <w:t>AutoSaveCustom</w:t>
+            </w:r>
+            <w:proofErr w:type="spellEnd"/>
+            <w:r>
+              <w:rPr>
+                <w:rFonts w:ascii="Arial" w:hAnsi="Arial" w:cs="Arial"/>
+              </w:rPr>
+              <w:t xml:space="preserve"> component and calls its </w:t>
+            </w:r>
+            <w:proofErr w:type="spellStart"/>
+            <w:r>
+              <w:rPr>
+                <w:rFonts w:ascii="Arial" w:hAnsi="Arial" w:cs="Arial"/>
+              </w:rPr>
+              <w:t>SaveAutoGame</w:t>
+            </w:r>
+            <w:proofErr w:type="spellEnd"/>
+            <w:r>
+              <w:rPr>
+                <w:rFonts w:ascii="Arial" w:hAnsi="Arial" w:cs="Arial"/>
+              </w:rPr>
+              <w:t xml:space="preserve"> method.</w:t>
             </w:r>
           </w:p>
           <w:p>
@@ -2747,7 +3664,43 @@
               <w:rPr>
                 <w:rFonts w:ascii="Arial" w:hAnsi="Arial" w:cs="Arial"/>
               </w:rPr>
-              <w:t>Get the player’s last saved health: GetFloat("PlayerStats", "Health")</w:t>
+              <w:t xml:space="preserve">Get the player’s last saved health: </w:t>
+            </w:r>
+            <w:proofErr w:type="spellStart"/>
+            <w:proofErr w:type="gramStart"/>
+            <w:r>
+              <w:rPr>
+                <w:rFonts w:ascii="Arial" w:hAnsi="Arial" w:cs="Arial"/>
+              </w:rPr>
+              <w:t>GetFloat</w:t>
+            </w:r>
+            <w:proofErr w:type="spellEnd"/>
+            <w:r>
+              <w:rPr>
+                <w:rFonts w:ascii="Arial" w:hAnsi="Arial" w:cs="Arial"/>
+              </w:rPr>
+              <w:t>(</w:t>
+            </w:r>
+            <w:proofErr w:type="gramEnd"/>
+            <w:r>
+              <w:rPr>
+                <w:rFonts w:ascii="Arial" w:hAnsi="Arial" w:cs="Arial"/>
+              </w:rPr>
+              <w:t>"</w:t>
+            </w:r>
+            <w:proofErr w:type="spellStart"/>
+            <w:r>
+              <w:rPr>
+                <w:rFonts w:ascii="Arial" w:hAnsi="Arial" w:cs="Arial"/>
+              </w:rPr>
+              <w:t>PlayerStats</w:t>
+            </w:r>
+            <w:proofErr w:type="spellEnd"/>
+            <w:r>
+              <w:rPr>
+                <w:rFonts w:ascii="Arial" w:hAnsi="Arial" w:cs="Arial"/>
+              </w:rPr>
+              <w:t>", "Health")</w:t>
             </w:r>
           </w:p>
           <w:p>
@@ -2765,7 +3718,43 @@
               <w:rPr>
                 <w:rFonts w:ascii="Arial" w:hAnsi="Arial" w:cs="Arial"/>
               </w:rPr>
-              <w:t>Get saved position: GetVector("PlayerTransform", "Position")</w:t>
+              <w:t xml:space="preserve">Get saved position: </w:t>
+            </w:r>
+            <w:proofErr w:type="spellStart"/>
+            <w:proofErr w:type="gramStart"/>
+            <w:r>
+              <w:rPr>
+                <w:rFonts w:ascii="Arial" w:hAnsi="Arial" w:cs="Arial"/>
+              </w:rPr>
+              <w:t>GetVector</w:t>
+            </w:r>
+            <w:proofErr w:type="spellEnd"/>
+            <w:r>
+              <w:rPr>
+                <w:rFonts w:ascii="Arial" w:hAnsi="Arial" w:cs="Arial"/>
+              </w:rPr>
+              <w:t>(</w:t>
+            </w:r>
+            <w:proofErr w:type="gramEnd"/>
+            <w:r>
+              <w:rPr>
+                <w:rFonts w:ascii="Arial" w:hAnsi="Arial" w:cs="Arial"/>
+              </w:rPr>
+              <w:t>"</w:t>
+            </w:r>
+            <w:proofErr w:type="spellStart"/>
+            <w:r>
+              <w:rPr>
+                <w:rFonts w:ascii="Arial" w:hAnsi="Arial" w:cs="Arial"/>
+              </w:rPr>
+              <w:t>PlayerTransform</w:t>
+            </w:r>
+            <w:proofErr w:type="spellEnd"/>
+            <w:r>
+              <w:rPr>
+                <w:rFonts w:ascii="Arial" w:hAnsi="Arial" w:cs="Arial"/>
+              </w:rPr>
+              <w:t>", "Position")</w:t>
             </w:r>
           </w:p>
           <w:p>
@@ -2803,7 +3792,43 @@
               <w:rPr>
                 <w:rFonts w:ascii="Arial" w:hAnsi="Arial" w:cs="Arial"/>
               </w:rPr>
-              <w:t>Save new health: SetFloat("PlayerStats", "Health", 95.0)</w:t>
+              <w:t xml:space="preserve">Save new health: </w:t>
+            </w:r>
+            <w:proofErr w:type="spellStart"/>
+            <w:proofErr w:type="gramStart"/>
+            <w:r>
+              <w:rPr>
+                <w:rFonts w:ascii="Arial" w:hAnsi="Arial" w:cs="Arial"/>
+              </w:rPr>
+              <w:t>SetFloat</w:t>
+            </w:r>
+            <w:proofErr w:type="spellEnd"/>
+            <w:r>
+              <w:rPr>
+                <w:rFonts w:ascii="Arial" w:hAnsi="Arial" w:cs="Arial"/>
+              </w:rPr>
+              <w:t>(</w:t>
+            </w:r>
+            <w:proofErr w:type="gramEnd"/>
+            <w:r>
+              <w:rPr>
+                <w:rFonts w:ascii="Arial" w:hAnsi="Arial" w:cs="Arial"/>
+              </w:rPr>
+              <w:t>"</w:t>
+            </w:r>
+            <w:proofErr w:type="spellStart"/>
+            <w:r>
+              <w:rPr>
+                <w:rFonts w:ascii="Arial" w:hAnsi="Arial" w:cs="Arial"/>
+              </w:rPr>
+              <w:t>PlayerStats</w:t>
+            </w:r>
+            <w:proofErr w:type="spellEnd"/>
+            <w:r>
+              <w:rPr>
+                <w:rFonts w:ascii="Arial" w:hAnsi="Arial" w:cs="Arial"/>
+              </w:rPr>
+              <w:t>", "Health", 95.0)</w:t>
             </w:r>
           </w:p>
           <w:p>
@@ -2821,7 +3846,43 @@
               <w:rPr>
                 <w:rFonts w:ascii="Arial" w:hAnsi="Arial" w:cs="Arial"/>
               </w:rPr>
-              <w:t>Save rotation: SetVector("PlayerTransform", "Rotation", Quaternion object)</w:t>
+              <w:t xml:space="preserve">Save rotation: </w:t>
+            </w:r>
+            <w:proofErr w:type="spellStart"/>
+            <w:proofErr w:type="gramStart"/>
+            <w:r>
+              <w:rPr>
+                <w:rFonts w:ascii="Arial" w:hAnsi="Arial" w:cs="Arial"/>
+              </w:rPr>
+              <w:t>SetVector</w:t>
+            </w:r>
+            <w:proofErr w:type="spellEnd"/>
+            <w:r>
+              <w:rPr>
+                <w:rFonts w:ascii="Arial" w:hAnsi="Arial" w:cs="Arial"/>
+              </w:rPr>
+              <w:t>(</w:t>
+            </w:r>
+            <w:proofErr w:type="gramEnd"/>
+            <w:r>
+              <w:rPr>
+                <w:rFonts w:ascii="Arial" w:hAnsi="Arial" w:cs="Arial"/>
+              </w:rPr>
+              <w:t>"</w:t>
+            </w:r>
+            <w:proofErr w:type="spellStart"/>
+            <w:r>
+              <w:rPr>
+                <w:rFonts w:ascii="Arial" w:hAnsi="Arial" w:cs="Arial"/>
+              </w:rPr>
+              <w:t>PlayerTransform</w:t>
+            </w:r>
+            <w:proofErr w:type="spellEnd"/>
+            <w:r>
+              <w:rPr>
+                <w:rFonts w:ascii="Arial" w:hAnsi="Arial" w:cs="Arial"/>
+              </w:rPr>
+              <w:t>", "Rotation", Quaternion object)</w:t>
             </w:r>
           </w:p>
           <w:p>
@@ -2855,11 +3916,19 @@
                 <w:rFonts w:ascii="Arial" w:hAnsi="Arial" w:cs="Arial"/>
               </w:rPr>
             </w:pPr>
-            <w:r>
-              <w:rPr>
-                <w:rFonts w:ascii="Arial" w:hAnsi="Arial" w:cs="Arial"/>
-              </w:rPr>
-              <w:t>CaptureScreenshot(camera)</w:t>
+            <w:proofErr w:type="spellStart"/>
+            <w:r>
+              <w:rPr>
+                <w:rFonts w:ascii="Arial" w:hAnsi="Arial" w:cs="Arial"/>
+              </w:rPr>
+              <w:t>CaptureScreenshot</w:t>
+            </w:r>
+            <w:proofErr w:type="spellEnd"/>
+            <w:r>
+              <w:rPr>
+                <w:rFonts w:ascii="Arial" w:hAnsi="Arial" w:cs="Arial"/>
+              </w:rPr>
+              <w:t>(camera)</w:t>
             </w:r>
           </w:p>
           <w:p>
@@ -2893,11 +3962,33 @@
                 <w:rFonts w:ascii="Arial" w:hAnsi="Arial" w:cs="Arial"/>
               </w:rPr>
             </w:pPr>
-            <w:r>
-              <w:rPr>
-                <w:rFonts w:ascii="Arial" w:hAnsi="Arial" w:cs="Arial"/>
-              </w:rPr>
-              <w:t>RenderScreenshot(savedByteArray) → Texture2D</w:t>
+            <w:proofErr w:type="spellStart"/>
+            <w:r>
+              <w:rPr>
+                <w:rFonts w:ascii="Arial" w:hAnsi="Arial" w:cs="Arial"/>
+              </w:rPr>
+              <w:t>RenderScreenshot</w:t>
+            </w:r>
+            <w:proofErr w:type="spellEnd"/>
+            <w:r>
+              <w:rPr>
+                <w:rFonts w:ascii="Arial" w:hAnsi="Arial" w:cs="Arial"/>
+              </w:rPr>
+              <w:t>(</w:t>
+            </w:r>
+            <w:proofErr w:type="spellStart"/>
+            <w:r>
+              <w:rPr>
+                <w:rFonts w:ascii="Arial" w:hAnsi="Arial" w:cs="Arial"/>
+              </w:rPr>
+              <w:t>savedByteArray</w:t>
+            </w:r>
+            <w:proofErr w:type="spellEnd"/>
+            <w:r>
+              <w:rPr>
+                <w:rFonts w:ascii="Arial" w:hAnsi="Arial" w:cs="Arial"/>
+              </w:rPr>
+              <w:t>) → Texture2D</w:t>
             </w:r>
           </w:p>
           <w:p>
@@ -2911,11 +4002,19 @@
                 <w:rFonts w:ascii="Arial" w:hAnsi="Arial" w:cs="Arial"/>
               </w:rPr>
             </w:pPr>
-            <w:r>
-              <w:rPr>
-                <w:rFonts w:ascii="Arial" w:hAnsi="Arial" w:cs="Arial"/>
-              </w:rPr>
-              <w:t>TextureToSprite(texture) → Sprite</w:t>
+            <w:proofErr w:type="spellStart"/>
+            <w:r>
+              <w:rPr>
+                <w:rFonts w:ascii="Arial" w:hAnsi="Arial" w:cs="Arial"/>
+              </w:rPr>
+              <w:t>TextureToSprite</w:t>
+            </w:r>
+            <w:proofErr w:type="spellEnd"/>
+            <w:r>
+              <w:rPr>
+                <w:rFonts w:ascii="Arial" w:hAnsi="Arial" w:cs="Arial"/>
+              </w:rPr>
+              <w:t>(texture) → Sprite</w:t>
             </w:r>
           </w:p>
           <w:p>
@@ -2953,7 +4052,29 @@
               <w:rPr>
                 <w:rFonts w:ascii="Arial" w:hAnsi="Arial" w:cs="Arial"/>
               </w:rPr>
-              <w:t>Enable: EnableAutoSave()</w:t>
+              <w:t xml:space="preserve">Enable: </w:t>
+            </w:r>
+            <w:proofErr w:type="spellStart"/>
+            <w:proofErr w:type="gramStart"/>
+            <w:r>
+              <w:rPr>
+                <w:rFonts w:ascii="Arial" w:hAnsi="Arial" w:cs="Arial"/>
+              </w:rPr>
+              <w:t>EnableAutoSave</w:t>
+            </w:r>
+            <w:proofErr w:type="spellEnd"/>
+            <w:r>
+              <w:rPr>
+                <w:rFonts w:ascii="Arial" w:hAnsi="Arial" w:cs="Arial"/>
+              </w:rPr>
+              <w:t>(</w:t>
+            </w:r>
+            <w:proofErr w:type="gramEnd"/>
+            <w:r>
+              <w:rPr>
+                <w:rFonts w:ascii="Arial" w:hAnsi="Arial" w:cs="Arial"/>
+              </w:rPr>
+              <w:t>)</w:t>
             </w:r>
           </w:p>
           <w:p>
@@ -2971,7 +4092,29 @@
               <w:rPr>
                 <w:rFonts w:ascii="Arial" w:hAnsi="Arial" w:cs="Arial"/>
               </w:rPr>
-              <w:t>Disable: DisableAutoSave()</w:t>
+              <w:t xml:space="preserve">Disable: </w:t>
+            </w:r>
+            <w:proofErr w:type="spellStart"/>
+            <w:proofErr w:type="gramStart"/>
+            <w:r>
+              <w:rPr>
+                <w:rFonts w:ascii="Arial" w:hAnsi="Arial" w:cs="Arial"/>
+              </w:rPr>
+              <w:t>DisableAutoSave</w:t>
+            </w:r>
+            <w:proofErr w:type="spellEnd"/>
+            <w:r>
+              <w:rPr>
+                <w:rFonts w:ascii="Arial" w:hAnsi="Arial" w:cs="Arial"/>
+              </w:rPr>
+              <w:t>(</w:t>
+            </w:r>
+            <w:proofErr w:type="gramEnd"/>
+            <w:r>
+              <w:rPr>
+                <w:rFonts w:ascii="Arial" w:hAnsi="Arial" w:cs="Arial"/>
+              </w:rPr>
+              <w:t>)</w:t>
             </w:r>
           </w:p>
           <w:p>
@@ -2991,7 +4134,25 @@
                 <w:b/>
                 <w:bCs/>
               </w:rPr>
-              <w:t>Trigger a save:</w:t>
+              <w:t xml:space="preserve">Trigger a </w:t>
+            </w:r>
+            <w:proofErr w:type="gramStart"/>
+            <w:r>
+              <w:rPr>
+                <w:rFonts w:ascii="Arial" w:hAnsi="Arial" w:cs="Arial"/>
+                <w:b/>
+                <w:bCs/>
+              </w:rPr>
+              <w:t>save</w:t>
+            </w:r>
+            <w:proofErr w:type="gramEnd"/>
+            <w:r>
+              <w:rPr>
+                <w:rFonts w:ascii="Arial" w:hAnsi="Arial" w:cs="Arial"/>
+                <w:b/>
+                <w:bCs/>
+              </w:rPr>
+              <w:t>:</w:t>
             </w:r>
           </w:p>
           <w:p>
@@ -3005,11 +4166,27 @@
                 <w:rFonts w:ascii="Arial" w:hAnsi="Arial" w:cs="Arial"/>
               </w:rPr>
             </w:pPr>
-            <w:r>
-              <w:rPr>
-                <w:rFonts w:ascii="Arial" w:hAnsi="Arial" w:cs="Arial"/>
-              </w:rPr>
-              <w:t>SaveEvent()</w:t>
+            <w:proofErr w:type="spellStart"/>
+            <w:proofErr w:type="gramStart"/>
+            <w:r>
+              <w:rPr>
+                <w:rFonts w:ascii="Arial" w:hAnsi="Arial" w:cs="Arial"/>
+              </w:rPr>
+              <w:t>SaveEvent</w:t>
+            </w:r>
+            <w:proofErr w:type="spellEnd"/>
+            <w:r>
+              <w:rPr>
+                <w:rFonts w:ascii="Arial" w:hAnsi="Arial" w:cs="Arial"/>
+              </w:rPr>
+              <w:t>(</w:t>
+            </w:r>
+            <w:proofErr w:type="gramEnd"/>
+            <w:r>
+              <w:rPr>
+                <w:rFonts w:ascii="Arial" w:hAnsi="Arial" w:cs="Arial"/>
+              </w:rPr>
+              <w:t>)</w:t>
             </w:r>
           </w:p>
           <w:p>
@@ -3053,7 +4230,21 @@
               <w:rPr>
                 <w:rFonts w:ascii="Arial" w:hAnsi="Arial" w:cs="Arial"/>
               </w:rPr>
-              <w:t>The script assumes a well-defined structure in the SaveCustomObject, and tagging consistency is key.</w:t>
+              <w:t xml:space="preserve">The script assumes a well-defined structure in the </w:t>
+            </w:r>
+            <w:proofErr w:type="spellStart"/>
+            <w:r>
+              <w:rPr>
+                <w:rFonts w:ascii="Arial" w:hAnsi="Arial" w:cs="Arial"/>
+              </w:rPr>
+              <w:t>SaveCustomObject</w:t>
+            </w:r>
+            <w:proofErr w:type="spellEnd"/>
+            <w:r>
+              <w:rPr>
+                <w:rFonts w:ascii="Arial" w:hAnsi="Arial" w:cs="Arial"/>
+              </w:rPr>
+              <w:t>, and tagging consistency is key.</w:t>
             </w:r>
           </w:p>
           <w:p>
@@ -3071,7 +4262,29 @@
               <w:rPr>
                 <w:rFonts w:ascii="Arial" w:hAnsi="Arial" w:cs="Arial"/>
               </w:rPr>
-              <w:t>The method GetCallingMethodInfo() (not defined in this snippet) likely returns the method name for detailed error logging.</w:t>
+              <w:t xml:space="preserve">The method </w:t>
+            </w:r>
+            <w:proofErr w:type="spellStart"/>
+            <w:proofErr w:type="gramStart"/>
+            <w:r>
+              <w:rPr>
+                <w:rFonts w:ascii="Arial" w:hAnsi="Arial" w:cs="Arial"/>
+              </w:rPr>
+              <w:t>GetCallingMethodInfo</w:t>
+            </w:r>
+            <w:proofErr w:type="spellEnd"/>
+            <w:r>
+              <w:rPr>
+                <w:rFonts w:ascii="Arial" w:hAnsi="Arial" w:cs="Arial"/>
+              </w:rPr>
+              <w:t>(</w:t>
+            </w:r>
+            <w:proofErr w:type="gramEnd"/>
+            <w:r>
+              <w:rPr>
+                <w:rFonts w:ascii="Arial" w:hAnsi="Arial" w:cs="Arial"/>
+              </w:rPr>
+              <w:t>) (not defined in this snippet) likely returns the method name for detailed error logging.</w:t>
             </w:r>
           </w:p>
           <w:p>
@@ -3157,6 +4370,7 @@
                 <w:szCs w:val="28"/>
               </w:rPr>
             </w:pPr>
+            <w:proofErr w:type="spellStart"/>
             <w:r>
               <w:rPr>
                 <w:rFonts w:ascii="Arial" w:hAnsi="Arial" w:cs="Arial"/>
@@ -3167,6 +4381,7 @@
               </w:rPr>
               <w:t>AutoSaveCustom</w:t>
             </w:r>
+            <w:proofErr w:type="spellEnd"/>
           </w:p>
         </w:tc>
       </w:tr>
@@ -3262,7 +4477,57 @@
               <w:rPr>
                 <w:rFonts w:ascii="Arial" w:hAnsi="Arial" w:cs="Arial"/>
               </w:rPr>
-              <w:t xml:space="preserve"> using Unity’s FixedUpdate() cycle. It saves the game periodically using data from another component (SaveCustomInScene) and obeys configuration options set in a SaveCustomObject, such as whether auto-saving is enabled and the time interval between saves.</w:t>
+              <w:t xml:space="preserve"> using Unity’s </w:t>
+            </w:r>
+            <w:proofErr w:type="spellStart"/>
+            <w:proofErr w:type="gramStart"/>
+            <w:r>
+              <w:rPr>
+                <w:rFonts w:ascii="Arial" w:hAnsi="Arial" w:cs="Arial"/>
+              </w:rPr>
+              <w:t>FixedUpdate</w:t>
+            </w:r>
+            <w:proofErr w:type="spellEnd"/>
+            <w:r>
+              <w:rPr>
+                <w:rFonts w:ascii="Arial" w:hAnsi="Arial" w:cs="Arial"/>
+              </w:rPr>
+              <w:t>(</w:t>
+            </w:r>
+            <w:proofErr w:type="gramEnd"/>
+            <w:r>
+              <w:rPr>
+                <w:rFonts w:ascii="Arial" w:hAnsi="Arial" w:cs="Arial"/>
+              </w:rPr>
+              <w:t>) cycle. It saves the game periodically using data from another component (</w:t>
+            </w:r>
+            <w:proofErr w:type="spellStart"/>
+            <w:r>
+              <w:rPr>
+                <w:rFonts w:ascii="Arial" w:hAnsi="Arial" w:cs="Arial"/>
+              </w:rPr>
+              <w:t>SaveCustomInScene</w:t>
+            </w:r>
+            <w:proofErr w:type="spellEnd"/>
+            <w:r>
+              <w:rPr>
+                <w:rFonts w:ascii="Arial" w:hAnsi="Arial" w:cs="Arial"/>
+              </w:rPr>
+              <w:t xml:space="preserve">) and obeys configuration options set in a </w:t>
+            </w:r>
+            <w:proofErr w:type="spellStart"/>
+            <w:r>
+              <w:rPr>
+                <w:rFonts w:ascii="Arial" w:hAnsi="Arial" w:cs="Arial"/>
+              </w:rPr>
+              <w:t>SaveCustomObject</w:t>
+            </w:r>
+            <w:proofErr w:type="spellEnd"/>
+            <w:r>
+              <w:rPr>
+                <w:rFonts w:ascii="Arial" w:hAnsi="Arial" w:cs="Arial"/>
+              </w:rPr>
+              <w:t>, such as whether auto-saving is enabled and the time interval between saves.</w:t>
             </w:r>
           </w:p>
           <w:p>
@@ -3296,21 +4561,59 @@
                 <w:b/>
                 <w:bCs/>
               </w:rPr>
-              <w:t xml:space="preserve"> Class: AutoSaveCustom</w:t>
-            </w:r>
-          </w:p>
-          <w:p>
-            <w:pPr>
-              <w:jc w:val="both"/>
-              <w:rPr>
-                <w:rFonts w:ascii="Arial" w:hAnsi="Arial" w:cs="Arial"/>
-              </w:rPr>
-            </w:pPr>
-            <w:r>
-              <w:rPr>
-                <w:rFonts w:ascii="Arial" w:hAnsi="Arial" w:cs="Arial"/>
-              </w:rPr>
-              <w:t>This is a MonoBehaviour script, meaning it can be attached to a GameObject in the Unity scene.</w:t>
+              <w:t xml:space="preserve"> Class: </w:t>
+            </w:r>
+            <w:proofErr w:type="spellStart"/>
+            <w:r>
+              <w:rPr>
+                <w:rFonts w:ascii="Arial" w:hAnsi="Arial" w:cs="Arial"/>
+                <w:b/>
+                <w:bCs/>
+              </w:rPr>
+              <w:t>AutoSaveCustom</w:t>
+            </w:r>
+            <w:proofErr w:type="spellEnd"/>
+          </w:p>
+          <w:p>
+            <w:pPr>
+              <w:jc w:val="both"/>
+              <w:rPr>
+                <w:rFonts w:ascii="Arial" w:hAnsi="Arial" w:cs="Arial"/>
+              </w:rPr>
+            </w:pPr>
+            <w:r>
+              <w:rPr>
+                <w:rFonts w:ascii="Arial" w:hAnsi="Arial" w:cs="Arial"/>
+              </w:rPr>
+              <w:t xml:space="preserve">This is a </w:t>
+            </w:r>
+            <w:proofErr w:type="spellStart"/>
+            <w:r>
+              <w:rPr>
+                <w:rFonts w:ascii="Arial" w:hAnsi="Arial" w:cs="Arial"/>
+              </w:rPr>
+              <w:t>MonoBehaviour</w:t>
+            </w:r>
+            <w:proofErr w:type="spellEnd"/>
+            <w:r>
+              <w:rPr>
+                <w:rFonts w:ascii="Arial" w:hAnsi="Arial" w:cs="Arial"/>
+              </w:rPr>
+              <w:t xml:space="preserve"> script, meaning it can be attached to a </w:t>
+            </w:r>
+            <w:proofErr w:type="spellStart"/>
+            <w:r>
+              <w:rPr>
+                <w:rFonts w:ascii="Arial" w:hAnsi="Arial" w:cs="Arial"/>
+              </w:rPr>
+              <w:t>GameObject</w:t>
+            </w:r>
+            <w:proofErr w:type="spellEnd"/>
+            <w:r>
+              <w:rPr>
+                <w:rFonts w:ascii="Arial" w:hAnsi="Arial" w:cs="Arial"/>
+              </w:rPr>
+              <w:t xml:space="preserve"> in the Unity scene.</w:t>
             </w:r>
           </w:p>
           <w:p>
@@ -3356,6 +4659,7 @@
                 <w:bCs/>
               </w:rPr>
             </w:pPr>
+            <w:proofErr w:type="spellStart"/>
             <w:r>
               <w:rPr>
                 <w:rFonts w:ascii="Arial" w:hAnsi="Arial" w:cs="Arial"/>
@@ -3364,6 +4668,7 @@
               </w:rPr>
               <w:t>saveCustomInScene</w:t>
             </w:r>
+            <w:proofErr w:type="spellEnd"/>
           </w:p>
           <w:p>
             <w:pPr>
@@ -3410,6 +4715,7 @@
                 <w:bCs/>
               </w:rPr>
             </w:pPr>
+            <w:proofErr w:type="spellStart"/>
             <w:r>
               <w:rPr>
                 <w:rFonts w:ascii="Arial" w:hAnsi="Arial" w:cs="Arial"/>
@@ -3418,6 +4724,7 @@
               </w:rPr>
               <w:t>currentAutoSaveSlot</w:t>
             </w:r>
+            <w:proofErr w:type="spellEnd"/>
           </w:p>
           <w:p>
             <w:pPr>
@@ -3464,6 +4771,7 @@
                 <w:bCs/>
               </w:rPr>
             </w:pPr>
+            <w:proofErr w:type="spellStart"/>
             <w:r>
               <w:rPr>
                 <w:rFonts w:ascii="Arial" w:hAnsi="Arial" w:cs="Arial"/>
@@ -3472,6 +4780,7 @@
               </w:rPr>
               <w:t>timeSinceLastSave</w:t>
             </w:r>
+            <w:proofErr w:type="spellEnd"/>
           </w:p>
           <w:p>
             <w:pPr>
@@ -3518,6 +4827,7 @@
                 <w:bCs/>
               </w:rPr>
             </w:pPr>
+            <w:proofErr w:type="spellStart"/>
             <w:r>
               <w:rPr>
                 <w:rFonts w:ascii="Arial" w:hAnsi="Arial" w:cs="Arial"/>
@@ -3526,6 +4836,7 @@
               </w:rPr>
               <w:t>saveInterval</w:t>
             </w:r>
+            <w:proofErr w:type="spellEnd"/>
           </w:p>
           <w:p>
             <w:pPr>
@@ -3560,18 +4871,33 @@
               <w:rPr>
                 <w:rFonts w:ascii="Arial" w:hAnsi="Arial" w:cs="Arial"/>
               </w:rPr>
-              <w:t>Pulled from the game’s save settings (SaveCustomObject) at the beginning.</w:t>
-            </w:r>
-          </w:p>
-          <w:p>
-            <w:pPr>
-              <w:jc w:val="both"/>
-              <w:rPr>
-                <w:rFonts w:ascii="Arial" w:hAnsi="Arial" w:cs="Arial"/>
-                <w:b/>
-                <w:bCs/>
-              </w:rPr>
-            </w:pPr>
+              <w:t>Pulled from the game’s save settings (</w:t>
+            </w:r>
+            <w:proofErr w:type="spellStart"/>
+            <w:r>
+              <w:rPr>
+                <w:rFonts w:ascii="Arial" w:hAnsi="Arial" w:cs="Arial"/>
+              </w:rPr>
+              <w:t>SaveCustomObject</w:t>
+            </w:r>
+            <w:proofErr w:type="spellEnd"/>
+            <w:r>
+              <w:rPr>
+                <w:rFonts w:ascii="Arial" w:hAnsi="Arial" w:cs="Arial"/>
+              </w:rPr>
+              <w:t>) at the beginning.</w:t>
+            </w:r>
+          </w:p>
+          <w:p>
+            <w:pPr>
+              <w:jc w:val="both"/>
+              <w:rPr>
+                <w:rFonts w:ascii="Arial" w:hAnsi="Arial" w:cs="Arial"/>
+                <w:b/>
+                <w:bCs/>
+              </w:rPr>
+            </w:pPr>
+            <w:proofErr w:type="spellStart"/>
             <w:r>
               <w:rPr>
                 <w:rFonts w:ascii="Arial" w:hAnsi="Arial" w:cs="Arial"/>
@@ -3580,6 +4906,7 @@
               </w:rPr>
               <w:t>saveKey</w:t>
             </w:r>
+            <w:proofErr w:type="spellEnd"/>
           </w:p>
           <w:p>
             <w:pPr>
@@ -3596,7 +4923,21 @@
               <w:rPr>
                 <w:rFonts w:ascii="Arial" w:hAnsi="Arial" w:cs="Arial"/>
               </w:rPr>
-              <w:t>A string used as a key to store and retrieve the current autosave slot from Unity's PlayerPrefs system, ensuring continuity across game sessions.</w:t>
+              <w:t xml:space="preserve">A string used as a key to store and retrieve the current autosave slot from Unity's </w:t>
+            </w:r>
+            <w:proofErr w:type="spellStart"/>
+            <w:r>
+              <w:rPr>
+                <w:rFonts w:ascii="Arial" w:hAnsi="Arial" w:cs="Arial"/>
+              </w:rPr>
+              <w:t>PlayerPrefs</w:t>
+            </w:r>
+            <w:proofErr w:type="spellEnd"/>
+            <w:r>
+              <w:rPr>
+                <w:rFonts w:ascii="Arial" w:hAnsi="Arial" w:cs="Arial"/>
+              </w:rPr>
+              <w:t xml:space="preserve"> system, ensuring continuity across game sessions.</w:t>
             </w:r>
           </w:p>
           <w:p>
@@ -3648,7 +4989,25 @@
                 <w:b/>
                 <w:bCs/>
               </w:rPr>
-              <w:t>1. Initialization – Start()</w:t>
+              <w:t xml:space="preserve">1. Initialization – </w:t>
+            </w:r>
+            <w:proofErr w:type="gramStart"/>
+            <w:r>
+              <w:rPr>
+                <w:rFonts w:ascii="Arial" w:hAnsi="Arial" w:cs="Arial"/>
+                <w:b/>
+                <w:bCs/>
+              </w:rPr>
+              <w:t>Start(</w:t>
+            </w:r>
+            <w:proofErr w:type="gramEnd"/>
+            <w:r>
+              <w:rPr>
+                <w:rFonts w:ascii="Arial" w:hAnsi="Arial" w:cs="Arial"/>
+                <w:b/>
+                <w:bCs/>
+              </w:rPr>
+              <w:t>)</w:t>
             </w:r>
           </w:p>
           <w:p>
@@ -3680,7 +5039,21 @@
               <w:rPr>
                 <w:rFonts w:ascii="Arial" w:hAnsi="Arial" w:cs="Arial"/>
               </w:rPr>
-              <w:t>If saveCustomInScene hasn’t been assigned, it fetches it using a utility.</w:t>
+              <w:t xml:space="preserve">If </w:t>
+            </w:r>
+            <w:proofErr w:type="spellStart"/>
+            <w:r>
+              <w:rPr>
+                <w:rFonts w:ascii="Arial" w:hAnsi="Arial" w:cs="Arial"/>
+              </w:rPr>
+              <w:t>saveCustomInScene</w:t>
+            </w:r>
+            <w:proofErr w:type="spellEnd"/>
+            <w:r>
+              <w:rPr>
+                <w:rFonts w:ascii="Arial" w:hAnsi="Arial" w:cs="Arial"/>
+              </w:rPr>
+              <w:t xml:space="preserve"> hasn’t been assigned, it fetches it using a utility.</w:t>
             </w:r>
           </w:p>
           <w:p>
@@ -3734,33 +5107,75 @@
               <w:rPr>
                 <w:rFonts w:ascii="Arial" w:hAnsi="Arial" w:cs="Arial"/>
               </w:rPr>
-              <w:t>It also loads the last-used autosave slot from PlayerPrefs, allowing saves to continue cycling smoothly even after restarting the game.</w:t>
-            </w:r>
-          </w:p>
-          <w:p>
-            <w:pPr>
-              <w:jc w:val="both"/>
-              <w:rPr>
-                <w:rFonts w:ascii="Arial" w:hAnsi="Arial" w:cs="Arial"/>
-              </w:rPr>
-            </w:pPr>
-          </w:p>
-          <w:p>
-            <w:pPr>
-              <w:jc w:val="both"/>
-              <w:rPr>
-                <w:rFonts w:ascii="Arial" w:hAnsi="Arial" w:cs="Arial"/>
-                <w:b/>
-                <w:bCs/>
-              </w:rPr>
-            </w:pPr>
-            <w:r>
-              <w:rPr>
-                <w:rFonts w:ascii="Arial" w:hAnsi="Arial" w:cs="Arial"/>
-                <w:b/>
-                <w:bCs/>
-              </w:rPr>
-              <w:t>2. Timing – FixedUpdate()</w:t>
+              <w:t xml:space="preserve">It also loads the last-used autosave slot from </w:t>
+            </w:r>
+            <w:proofErr w:type="spellStart"/>
+            <w:r>
+              <w:rPr>
+                <w:rFonts w:ascii="Arial" w:hAnsi="Arial" w:cs="Arial"/>
+              </w:rPr>
+              <w:t>PlayerPrefs</w:t>
+            </w:r>
+            <w:proofErr w:type="spellEnd"/>
+            <w:r>
+              <w:rPr>
+                <w:rFonts w:ascii="Arial" w:hAnsi="Arial" w:cs="Arial"/>
+              </w:rPr>
+              <w:t>, allowing saves to continue cycling smoothly even after restarting the game.</w:t>
+            </w:r>
+          </w:p>
+          <w:p>
+            <w:pPr>
+              <w:jc w:val="both"/>
+              <w:rPr>
+                <w:rFonts w:ascii="Arial" w:hAnsi="Arial" w:cs="Arial"/>
+              </w:rPr>
+            </w:pPr>
+          </w:p>
+          <w:p>
+            <w:pPr>
+              <w:jc w:val="both"/>
+              <w:rPr>
+                <w:rFonts w:ascii="Arial" w:hAnsi="Arial" w:cs="Arial"/>
+                <w:b/>
+                <w:bCs/>
+              </w:rPr>
+            </w:pPr>
+            <w:r>
+              <w:rPr>
+                <w:rFonts w:ascii="Arial" w:hAnsi="Arial" w:cs="Arial"/>
+                <w:b/>
+                <w:bCs/>
+              </w:rPr>
+              <w:t xml:space="preserve">2. Timing – </w:t>
+            </w:r>
+            <w:proofErr w:type="spellStart"/>
+            <w:proofErr w:type="gramStart"/>
+            <w:r>
+              <w:rPr>
+                <w:rFonts w:ascii="Arial" w:hAnsi="Arial" w:cs="Arial"/>
+                <w:b/>
+                <w:bCs/>
+              </w:rPr>
+              <w:t>FixedUpdate</w:t>
+            </w:r>
+            <w:proofErr w:type="spellEnd"/>
+            <w:r>
+              <w:rPr>
+                <w:rFonts w:ascii="Arial" w:hAnsi="Arial" w:cs="Arial"/>
+                <w:b/>
+                <w:bCs/>
+              </w:rPr>
+              <w:t>(</w:t>
+            </w:r>
+            <w:proofErr w:type="gramEnd"/>
+            <w:r>
+              <w:rPr>
+                <w:rFonts w:ascii="Arial" w:hAnsi="Arial" w:cs="Arial"/>
+                <w:b/>
+                <w:bCs/>
+              </w:rPr>
+              <w:t>)</w:t>
             </w:r>
           </w:p>
           <w:p>
@@ -3792,7 +5207,21 @@
               <w:rPr>
                 <w:rFonts w:ascii="Arial" w:hAnsi="Arial" w:cs="Arial"/>
               </w:rPr>
-              <w:t>It adds time to the timeSinceLastSave.</w:t>
+              <w:t xml:space="preserve">It adds time to the </w:t>
+            </w:r>
+            <w:proofErr w:type="spellStart"/>
+            <w:r>
+              <w:rPr>
+                <w:rFonts w:ascii="Arial" w:hAnsi="Arial" w:cs="Arial"/>
+              </w:rPr>
+              <w:t>timeSinceLastSave</w:t>
+            </w:r>
+            <w:proofErr w:type="spellEnd"/>
+            <w:r>
+              <w:rPr>
+                <w:rFonts w:ascii="Arial" w:hAnsi="Arial" w:cs="Arial"/>
+              </w:rPr>
+              <w:t>.</w:t>
             </w:r>
           </w:p>
           <w:p>
@@ -3810,7 +5239,21 @@
               <w:rPr>
                 <w:rFonts w:ascii="Arial" w:hAnsi="Arial" w:cs="Arial"/>
               </w:rPr>
-              <w:t>Once the accumulated time passes the defined saveInterval, it checks if automatic saving via events is turned off.</w:t>
+              <w:t xml:space="preserve">Once the accumulated time passes the defined </w:t>
+            </w:r>
+            <w:proofErr w:type="spellStart"/>
+            <w:r>
+              <w:rPr>
+                <w:rFonts w:ascii="Arial" w:hAnsi="Arial" w:cs="Arial"/>
+              </w:rPr>
+              <w:t>saveInterval</w:t>
+            </w:r>
+            <w:proofErr w:type="spellEnd"/>
+            <w:r>
+              <w:rPr>
+                <w:rFonts w:ascii="Arial" w:hAnsi="Arial" w:cs="Arial"/>
+              </w:rPr>
+              <w:t>, it checks if automatic saving via events is turned off.</w:t>
             </w:r>
           </w:p>
           <w:p>
@@ -3828,7 +5271,29 @@
               <w:rPr>
                 <w:rFonts w:ascii="Arial" w:hAnsi="Arial" w:cs="Arial"/>
               </w:rPr>
-              <w:t>If so, it triggers the autosave using SaveAutoGame().</w:t>
+              <w:t xml:space="preserve">If so, it triggers the autosave using </w:t>
+            </w:r>
+            <w:proofErr w:type="spellStart"/>
+            <w:proofErr w:type="gramStart"/>
+            <w:r>
+              <w:rPr>
+                <w:rFonts w:ascii="Arial" w:hAnsi="Arial" w:cs="Arial"/>
+              </w:rPr>
+              <w:t>SaveAutoGame</w:t>
+            </w:r>
+            <w:proofErr w:type="spellEnd"/>
+            <w:r>
+              <w:rPr>
+                <w:rFonts w:ascii="Arial" w:hAnsi="Arial" w:cs="Arial"/>
+              </w:rPr>
+              <w:t>(</w:t>
+            </w:r>
+            <w:proofErr w:type="gramEnd"/>
+            <w:r>
+              <w:rPr>
+                <w:rFonts w:ascii="Arial" w:hAnsi="Arial" w:cs="Arial"/>
+              </w:rPr>
+              <w:t>).</w:t>
             </w:r>
           </w:p>
           <w:p>
@@ -3868,7 +5333,35 @@
                 <w:b/>
                 <w:bCs/>
               </w:rPr>
-              <w:t>3. Saving – SaveAutoGame()</w:t>
+              <w:t xml:space="preserve">3. Saving – </w:t>
+            </w:r>
+            <w:proofErr w:type="spellStart"/>
+            <w:proofErr w:type="gramStart"/>
+            <w:r>
+              <w:rPr>
+                <w:rFonts w:ascii="Arial" w:hAnsi="Arial" w:cs="Arial"/>
+                <w:b/>
+                <w:bCs/>
+              </w:rPr>
+              <w:t>SaveAutoGame</w:t>
+            </w:r>
+            <w:proofErr w:type="spellEnd"/>
+            <w:r>
+              <w:rPr>
+                <w:rFonts w:ascii="Arial" w:hAnsi="Arial" w:cs="Arial"/>
+                <w:b/>
+                <w:bCs/>
+              </w:rPr>
+              <w:t>(</w:t>
+            </w:r>
+            <w:proofErr w:type="gramEnd"/>
+            <w:r>
+              <w:rPr>
+                <w:rFonts w:ascii="Arial" w:hAnsi="Arial" w:cs="Arial"/>
+                <w:b/>
+                <w:bCs/>
+              </w:rPr>
+              <w:t>)</w:t>
             </w:r>
           </w:p>
           <w:p>
@@ -3900,7 +5393,21 @@
               <w:rPr>
                 <w:rFonts w:ascii="Arial" w:hAnsi="Arial" w:cs="Arial"/>
               </w:rPr>
-              <w:t>It first checks whether autosaving is enabled in the settings (autosaveEnabled must be true).</w:t>
+              <w:t>It first checks whether autosaving is enabled in the settings (</w:t>
+            </w:r>
+            <w:proofErr w:type="spellStart"/>
+            <w:r>
+              <w:rPr>
+                <w:rFonts w:ascii="Arial" w:hAnsi="Arial" w:cs="Arial"/>
+              </w:rPr>
+              <w:t>autosaveEnabled</w:t>
+            </w:r>
+            <w:proofErr w:type="spellEnd"/>
+            <w:r>
+              <w:rPr>
+                <w:rFonts w:ascii="Arial" w:hAnsi="Arial" w:cs="Arial"/>
+              </w:rPr>
+              <w:t xml:space="preserve"> must be true).</w:t>
             </w:r>
           </w:p>
           <w:p>
@@ -3936,7 +5443,21 @@
               <w:rPr>
                 <w:rFonts w:ascii="Arial" w:hAnsi="Arial" w:cs="Arial"/>
               </w:rPr>
-              <w:t>It tells the SaveCustomInScene component to perform the save.</w:t>
+              <w:t xml:space="preserve">It tells the </w:t>
+            </w:r>
+            <w:proofErr w:type="spellStart"/>
+            <w:r>
+              <w:rPr>
+                <w:rFonts w:ascii="Arial" w:hAnsi="Arial" w:cs="Arial"/>
+              </w:rPr>
+              <w:t>SaveCustomInScene</w:t>
+            </w:r>
+            <w:proofErr w:type="spellEnd"/>
+            <w:r>
+              <w:rPr>
+                <w:rFonts w:ascii="Arial" w:hAnsi="Arial" w:cs="Arial"/>
+              </w:rPr>
+              <w:t xml:space="preserve"> component to perform the save.</w:t>
             </w:r>
           </w:p>
           <w:p>
@@ -3972,7 +5493,21 @@
               <w:rPr>
                 <w:rFonts w:ascii="Arial" w:hAnsi="Arial" w:cs="Arial"/>
               </w:rPr>
-              <w:t>The updated slot is stored in PlayerPrefs to persist between sessions.</w:t>
+              <w:t xml:space="preserve">The updated slot is stored in </w:t>
+            </w:r>
+            <w:proofErr w:type="spellStart"/>
+            <w:r>
+              <w:rPr>
+                <w:rFonts w:ascii="Arial" w:hAnsi="Arial" w:cs="Arial"/>
+              </w:rPr>
+              <w:t>PlayerPrefs</w:t>
+            </w:r>
+            <w:proofErr w:type="spellEnd"/>
+            <w:r>
+              <w:rPr>
+                <w:rFonts w:ascii="Arial" w:hAnsi="Arial" w:cs="Arial"/>
+              </w:rPr>
+              <w:t xml:space="preserve"> to persist between sessions.</w:t>
             </w:r>
           </w:p>
           <w:p>
@@ -4160,6 +5695,7 @@
                 <w:szCs w:val="24"/>
               </w:rPr>
             </w:pPr>
+            <w:proofErr w:type="spellStart"/>
             <w:r>
               <w:rPr>
                 <w:rFonts w:ascii="Arial" w:hAnsi="Arial" w:cs="Arial"/>
@@ -4170,6 +5706,7 @@
               </w:rPr>
               <w:t>SaveCustomInitialization</w:t>
             </w:r>
+            <w:proofErr w:type="spellEnd"/>
           </w:p>
         </w:tc>
       </w:tr>
@@ -4284,7 +5821,21 @@
               <w:rPr>
                 <w:rFonts w:ascii="Arial" w:hAnsi="Arial" w:cs="Arial"/>
               </w:rPr>
-              <w:t>Load the core save configuration (SaveCustomObject) from the Unity Resources folder.</w:t>
+              <w:t>Load the core save configuration (</w:t>
+            </w:r>
+            <w:proofErr w:type="spellStart"/>
+            <w:r>
+              <w:rPr>
+                <w:rFonts w:ascii="Arial" w:hAnsi="Arial" w:cs="Arial"/>
+              </w:rPr>
+              <w:t>SaveCustomObject</w:t>
+            </w:r>
+            <w:proofErr w:type="spellEnd"/>
+            <w:r>
+              <w:rPr>
+                <w:rFonts w:ascii="Arial" w:hAnsi="Arial" w:cs="Arial"/>
+              </w:rPr>
+              <w:t>) from the Unity Resources folder.</w:t>
             </w:r>
           </w:p>
           <w:p>
@@ -4302,7 +5853,21 @@
               <w:rPr>
                 <w:rFonts w:ascii="Arial" w:hAnsi="Arial" w:cs="Arial"/>
               </w:rPr>
-              <w:t>Create a GameObject in the scene that will manage saving.</w:t>
+              <w:t xml:space="preserve">Create a </w:t>
+            </w:r>
+            <w:proofErr w:type="spellStart"/>
+            <w:r>
+              <w:rPr>
+                <w:rFonts w:ascii="Arial" w:hAnsi="Arial" w:cs="Arial"/>
+              </w:rPr>
+              <w:t>GameObject</w:t>
+            </w:r>
+            <w:proofErr w:type="spellEnd"/>
+            <w:r>
+              <w:rPr>
+                <w:rFonts w:ascii="Arial" w:hAnsi="Arial" w:cs="Arial"/>
+              </w:rPr>
+              <w:t xml:space="preserve"> in the scene that will manage saving.</w:t>
             </w:r>
           </w:p>
           <w:p>
@@ -4338,7 +5903,21 @@
               <w:rPr>
                 <w:rFonts w:ascii="Arial" w:hAnsi="Arial" w:cs="Arial"/>
               </w:rPr>
-              <w:t xml:space="preserve">Make this GameObject </w:t>
+              <w:t xml:space="preserve">Make this </w:t>
+            </w:r>
+            <w:proofErr w:type="spellStart"/>
+            <w:r>
+              <w:rPr>
+                <w:rFonts w:ascii="Arial" w:hAnsi="Arial" w:cs="Arial"/>
+              </w:rPr>
+              <w:t>GameObject</w:t>
+            </w:r>
+            <w:proofErr w:type="spellEnd"/>
+            <w:r>
+              <w:rPr>
+                <w:rFonts w:ascii="Arial" w:hAnsi="Arial" w:cs="Arial"/>
+              </w:rPr>
+              <w:t xml:space="preserve"> </w:t>
             </w:r>
             <w:r>
               <w:rPr>
@@ -4386,8 +5965,18 @@
                 <w:b/>
                 <w:bCs/>
               </w:rPr>
-              <w:t xml:space="preserve"> Class: SaveCustomInitialization</w:t>
-            </w:r>
+              <w:t xml:space="preserve"> Class: </w:t>
+            </w:r>
+            <w:proofErr w:type="spellStart"/>
+            <w:r>
+              <w:rPr>
+                <w:rFonts w:ascii="Arial" w:hAnsi="Arial" w:cs="Arial"/>
+                <w:b/>
+                <w:bCs/>
+              </w:rPr>
+              <w:t>SaveCustomInitialization</w:t>
+            </w:r>
+            <w:proofErr w:type="spellEnd"/>
           </w:p>
           <w:p>
             <w:pPr>
@@ -4408,13 +5997,37 @@
                 <w:b/>
                 <w:bCs/>
               </w:rPr>
-              <w:t>not a MonoBehaviour</w:t>
-            </w:r>
-            <w:r>
-              <w:rPr>
-                <w:rFonts w:ascii="Arial" w:hAnsi="Arial" w:cs="Arial"/>
-              </w:rPr>
-              <w:t>. It doesn’t need to be added to any GameObject. It runs automatically at game startup thanks to a special runtime attribute.</w:t>
+              <w:t xml:space="preserve">not a </w:t>
+            </w:r>
+            <w:proofErr w:type="spellStart"/>
+            <w:r>
+              <w:rPr>
+                <w:rFonts w:ascii="Arial" w:hAnsi="Arial" w:cs="Arial"/>
+                <w:b/>
+                <w:bCs/>
+              </w:rPr>
+              <w:t>MonoBehaviour</w:t>
+            </w:r>
+            <w:proofErr w:type="spellEnd"/>
+            <w:r>
+              <w:rPr>
+                <w:rFonts w:ascii="Arial" w:hAnsi="Arial" w:cs="Arial"/>
+              </w:rPr>
+              <w:t xml:space="preserve">. It doesn’t need to be added to any </w:t>
+            </w:r>
+            <w:proofErr w:type="spellStart"/>
+            <w:r>
+              <w:rPr>
+                <w:rFonts w:ascii="Arial" w:hAnsi="Arial" w:cs="Arial"/>
+              </w:rPr>
+              <w:t>GameObject</w:t>
+            </w:r>
+            <w:proofErr w:type="spellEnd"/>
+            <w:r>
+              <w:rPr>
+                <w:rFonts w:ascii="Arial" w:hAnsi="Arial" w:cs="Arial"/>
+              </w:rPr>
+              <w:t>. It runs automatically at game startup thanks to a special runtime attribute.</w:t>
             </w:r>
           </w:p>
           <w:p>
@@ -4460,6 +6073,7 @@
                 <w:bCs/>
               </w:rPr>
             </w:pPr>
+            <w:proofErr w:type="spellStart"/>
             <w:r>
               <w:rPr>
                 <w:rFonts w:ascii="Arial" w:hAnsi="Arial" w:cs="Arial"/>
@@ -4468,6 +6082,7 @@
               </w:rPr>
               <w:t>saveCustomObject</w:t>
             </w:r>
+            <w:proofErr w:type="spellEnd"/>
           </w:p>
           <w:p>
             <w:pPr>
@@ -4582,7 +6197,35 @@
                 <w:b/>
                 <w:bCs/>
               </w:rPr>
-              <w:t xml:space="preserve"> Main Method: RunGameInitialization()</w:t>
+              <w:t xml:space="preserve"> Main Method: </w:t>
+            </w:r>
+            <w:proofErr w:type="spellStart"/>
+            <w:proofErr w:type="gramStart"/>
+            <w:r>
+              <w:rPr>
+                <w:rFonts w:ascii="Arial" w:hAnsi="Arial" w:cs="Arial"/>
+                <w:b/>
+                <w:bCs/>
+              </w:rPr>
+              <w:t>RunGameInitialization</w:t>
+            </w:r>
+            <w:proofErr w:type="spellEnd"/>
+            <w:r>
+              <w:rPr>
+                <w:rFonts w:ascii="Arial" w:hAnsi="Arial" w:cs="Arial"/>
+                <w:b/>
+                <w:bCs/>
+              </w:rPr>
+              <w:t>(</w:t>
+            </w:r>
+            <w:proofErr w:type="gramEnd"/>
+            <w:r>
+              <w:rPr>
+                <w:rFonts w:ascii="Arial" w:hAnsi="Arial" w:cs="Arial"/>
+                <w:b/>
+                <w:bCs/>
+              </w:rPr>
+              <w:t>)</w:t>
             </w:r>
           </w:p>
           <w:p>
@@ -4664,7 +6307,29 @@
               <w:rPr>
                 <w:rFonts w:ascii="Arial" w:hAnsi="Arial" w:cs="Arial"/>
               </w:rPr>
-              <w:t>Calls LoadSettingsData() to fetch the main save configuration.</w:t>
+              <w:t xml:space="preserve">Calls </w:t>
+            </w:r>
+            <w:proofErr w:type="spellStart"/>
+            <w:proofErr w:type="gramStart"/>
+            <w:r>
+              <w:rPr>
+                <w:rFonts w:ascii="Arial" w:hAnsi="Arial" w:cs="Arial"/>
+              </w:rPr>
+              <w:t>LoadSettingsData</w:t>
+            </w:r>
+            <w:proofErr w:type="spellEnd"/>
+            <w:r>
+              <w:rPr>
+                <w:rFonts w:ascii="Arial" w:hAnsi="Arial" w:cs="Arial"/>
+              </w:rPr>
+              <w:t>(</w:t>
+            </w:r>
+            <w:proofErr w:type="gramEnd"/>
+            <w:r>
+              <w:rPr>
+                <w:rFonts w:ascii="Arial" w:hAnsi="Arial" w:cs="Arial"/>
+              </w:rPr>
+              <w:t>) to fetch the main save configuration.</w:t>
             </w:r>
           </w:p>
           <w:p>
@@ -4718,7 +6383,21 @@
               <w:rPr>
                 <w:rFonts w:ascii="Arial" w:hAnsi="Arial" w:cs="Arial"/>
               </w:rPr>
-              <w:t>Creates a new GameObject named [Save Custom Object].</w:t>
+              <w:t xml:space="preserve">Creates a new </w:t>
+            </w:r>
+            <w:proofErr w:type="spellStart"/>
+            <w:r>
+              <w:rPr>
+                <w:rFonts w:ascii="Arial" w:hAnsi="Arial" w:cs="Arial"/>
+              </w:rPr>
+              <w:t>GameObject</w:t>
+            </w:r>
+            <w:proofErr w:type="spellEnd"/>
+            <w:r>
+              <w:rPr>
+                <w:rFonts w:ascii="Arial" w:hAnsi="Arial" w:cs="Arial"/>
+              </w:rPr>
+              <w:t xml:space="preserve"> named [Save Custom Object].</w:t>
             </w:r>
           </w:p>
           <w:p>
@@ -4750,11 +6429,19 @@
                 <w:rFonts w:ascii="Arial" w:hAnsi="Arial" w:cs="Arial"/>
               </w:rPr>
             </w:pPr>
-            <w:r>
-              <w:rPr>
-                <w:rFonts w:ascii="Arial" w:hAnsi="Arial" w:cs="Arial"/>
-              </w:rPr>
-              <w:t>SaveCustomInScene: handles manual saving operations.</w:t>
+            <w:proofErr w:type="spellStart"/>
+            <w:r>
+              <w:rPr>
+                <w:rFonts w:ascii="Arial" w:hAnsi="Arial" w:cs="Arial"/>
+              </w:rPr>
+              <w:t>SaveCustomInScene</w:t>
+            </w:r>
+            <w:proofErr w:type="spellEnd"/>
+            <w:r>
+              <w:rPr>
+                <w:rFonts w:ascii="Arial" w:hAnsi="Arial" w:cs="Arial"/>
+              </w:rPr>
+              <w:t>: handles manual saving operations.</w:t>
             </w:r>
           </w:p>
           <w:p>
@@ -4768,11 +6455,19 @@
                 <w:rFonts w:ascii="Arial" w:hAnsi="Arial" w:cs="Arial"/>
               </w:rPr>
             </w:pPr>
-            <w:r>
-              <w:rPr>
-                <w:rFonts w:ascii="Arial" w:hAnsi="Arial" w:cs="Arial"/>
-              </w:rPr>
-              <w:t>AutoSaveCustom: handles timed automatic saving.</w:t>
+            <w:proofErr w:type="spellStart"/>
+            <w:r>
+              <w:rPr>
+                <w:rFonts w:ascii="Arial" w:hAnsi="Arial" w:cs="Arial"/>
+              </w:rPr>
+              <w:t>AutoSaveCustom</w:t>
+            </w:r>
+            <w:proofErr w:type="spellEnd"/>
+            <w:r>
+              <w:rPr>
+                <w:rFonts w:ascii="Arial" w:hAnsi="Arial" w:cs="Arial"/>
+              </w:rPr>
+              <w:t>: handles timed automatic saving.</w:t>
             </w:r>
           </w:p>
           <w:p>
@@ -4844,7 +6539,21 @@
               <w:rPr>
                 <w:rFonts w:ascii="Arial" w:hAnsi="Arial" w:cs="Arial"/>
               </w:rPr>
-              <w:t xml:space="preserve">Makes the GameObject </w:t>
+              <w:t xml:space="preserve">Makes the </w:t>
+            </w:r>
+            <w:proofErr w:type="spellStart"/>
+            <w:r>
+              <w:rPr>
+                <w:rFonts w:ascii="Arial" w:hAnsi="Arial" w:cs="Arial"/>
+              </w:rPr>
+              <w:t>GameObject</w:t>
+            </w:r>
+            <w:proofErr w:type="spellEnd"/>
+            <w:r>
+              <w:rPr>
+                <w:rFonts w:ascii="Arial" w:hAnsi="Arial" w:cs="Arial"/>
+              </w:rPr>
+              <w:t xml:space="preserve"> </w:t>
             </w:r>
             <w:r>
               <w:rPr>
@@ -4858,7 +6567,21 @@
               <w:rPr>
                 <w:rFonts w:ascii="Arial" w:hAnsi="Arial" w:cs="Arial"/>
               </w:rPr>
-              <w:t xml:space="preserve"> using Unity's “Don’t Destroy On Load,” so it won’t disappear when loading a new scene.</w:t>
+              <w:t xml:space="preserve"> using Unity's “Don’t Destroy </w:t>
+            </w:r>
+            <w:proofErr w:type="gramStart"/>
+            <w:r>
+              <w:rPr>
+                <w:rFonts w:ascii="Arial" w:hAnsi="Arial" w:cs="Arial"/>
+              </w:rPr>
+              <w:t>On</w:t>
+            </w:r>
+            <w:proofErr w:type="gramEnd"/>
+            <w:r>
+              <w:rPr>
+                <w:rFonts w:ascii="Arial" w:hAnsi="Arial" w:cs="Arial"/>
+              </w:rPr>
+              <w:t xml:space="preserve"> Load,” so it won’t disappear when loading a new scene.</w:t>
             </w:r>
           </w:p>
           <w:p>
@@ -4920,21 +6643,63 @@
                 <w:b/>
                 <w:bCs/>
               </w:rPr>
-              <w:t xml:space="preserve"> Secondary Method: LoadSettingsData()</w:t>
-            </w:r>
-          </w:p>
-          <w:p>
-            <w:pPr>
-              <w:jc w:val="both"/>
-              <w:rPr>
-                <w:rFonts w:ascii="Arial" w:hAnsi="Arial" w:cs="Arial"/>
-              </w:rPr>
-            </w:pPr>
-            <w:r>
-              <w:rPr>
-                <w:rFonts w:ascii="Arial" w:hAnsi="Arial" w:cs="Arial"/>
-              </w:rPr>
-              <w:t xml:space="preserve">This method attempts to load a SaveCustomObject from Unity’s </w:t>
+              <w:t xml:space="preserve"> Secondary Method: </w:t>
+            </w:r>
+            <w:proofErr w:type="spellStart"/>
+            <w:proofErr w:type="gramStart"/>
+            <w:r>
+              <w:rPr>
+                <w:rFonts w:ascii="Arial" w:hAnsi="Arial" w:cs="Arial"/>
+                <w:b/>
+                <w:bCs/>
+              </w:rPr>
+              <w:t>LoadSettingsData</w:t>
+            </w:r>
+            <w:proofErr w:type="spellEnd"/>
+            <w:r>
+              <w:rPr>
+                <w:rFonts w:ascii="Arial" w:hAnsi="Arial" w:cs="Arial"/>
+                <w:b/>
+                <w:bCs/>
+              </w:rPr>
+              <w:t>(</w:t>
+            </w:r>
+            <w:proofErr w:type="gramEnd"/>
+            <w:r>
+              <w:rPr>
+                <w:rFonts w:ascii="Arial" w:hAnsi="Arial" w:cs="Arial"/>
+                <w:b/>
+                <w:bCs/>
+              </w:rPr>
+              <w:t>)</w:t>
+            </w:r>
+          </w:p>
+          <w:p>
+            <w:pPr>
+              <w:jc w:val="both"/>
+              <w:rPr>
+                <w:rFonts w:ascii="Arial" w:hAnsi="Arial" w:cs="Arial"/>
+              </w:rPr>
+            </w:pPr>
+            <w:r>
+              <w:rPr>
+                <w:rFonts w:ascii="Arial" w:hAnsi="Arial" w:cs="Arial"/>
+              </w:rPr>
+              <w:t xml:space="preserve">This method attempts to load a </w:t>
+            </w:r>
+            <w:proofErr w:type="spellStart"/>
+            <w:r>
+              <w:rPr>
+                <w:rFonts w:ascii="Arial" w:hAnsi="Arial" w:cs="Arial"/>
+              </w:rPr>
+              <w:t>SaveCustomObject</w:t>
+            </w:r>
+            <w:proofErr w:type="spellEnd"/>
+            <w:r>
+              <w:rPr>
+                <w:rFonts w:ascii="Arial" w:hAnsi="Arial" w:cs="Arial"/>
+              </w:rPr>
+              <w:t xml:space="preserve"> from Unity’s </w:t>
             </w:r>
             <w:r>
               <w:rPr>
@@ -5060,7 +6825,29 @@
               <w:rPr>
                 <w:rFonts w:ascii="Arial" w:hAnsi="Arial" w:cs="Arial"/>
               </w:rPr>
-              <w:t>As soon as the game launches, Unity calls RunGameInitialization().</w:t>
+              <w:t xml:space="preserve">As soon as the game launches, Unity calls </w:t>
+            </w:r>
+            <w:proofErr w:type="spellStart"/>
+            <w:proofErr w:type="gramStart"/>
+            <w:r>
+              <w:rPr>
+                <w:rFonts w:ascii="Arial" w:hAnsi="Arial" w:cs="Arial"/>
+              </w:rPr>
+              <w:t>RunGameInitialization</w:t>
+            </w:r>
+            <w:proofErr w:type="spellEnd"/>
+            <w:r>
+              <w:rPr>
+                <w:rFonts w:ascii="Arial" w:hAnsi="Arial" w:cs="Arial"/>
+              </w:rPr>
+              <w:t>(</w:t>
+            </w:r>
+            <w:proofErr w:type="gramEnd"/>
+            <w:r>
+              <w:rPr>
+                <w:rFonts w:ascii="Arial" w:hAnsi="Arial" w:cs="Arial"/>
+              </w:rPr>
+              <w:t>).</w:t>
             </w:r>
           </w:p>
           <w:p>
@@ -5096,7 +6883,21 @@
               <w:rPr>
                 <w:rFonts w:ascii="Arial" w:hAnsi="Arial" w:cs="Arial"/>
               </w:rPr>
-              <w:t>From this point on, any save/load calls in your game will use the centralized and persistent GameObject created here.</w:t>
+              <w:t xml:space="preserve">From this point on, any save/load calls in your game will use the centralized and persistent </w:t>
+            </w:r>
+            <w:proofErr w:type="spellStart"/>
+            <w:r>
+              <w:rPr>
+                <w:rFonts w:ascii="Arial" w:hAnsi="Arial" w:cs="Arial"/>
+              </w:rPr>
+              <w:t>GameObject</w:t>
+            </w:r>
+            <w:proofErr w:type="spellEnd"/>
+            <w:r>
+              <w:rPr>
+                <w:rFonts w:ascii="Arial" w:hAnsi="Arial" w:cs="Arial"/>
+              </w:rPr>
+              <w:t xml:space="preserve"> created here.</w:t>
             </w:r>
           </w:p>
           <w:p>
@@ -5166,6 +6967,7 @@
                 <w:szCs w:val="28"/>
               </w:rPr>
             </w:pPr>
+            <w:proofErr w:type="spellStart"/>
             <w:r>
               <w:rPr>
                 <w:rFonts w:ascii="Arial" w:hAnsi="Arial" w:cs="Arial"/>
@@ -5176,6 +6978,7 @@
               </w:rPr>
               <w:t>SaveCustomInScene</w:t>
             </w:r>
+            <w:proofErr w:type="spellEnd"/>
           </w:p>
         </w:tc>
       </w:tr>
@@ -5217,11 +7020,21 @@
                 <w:b/>
                 <w:bCs/>
               </w:rPr>
-              <w:t>disk or PlayerPrefs</w:t>
-            </w:r>
+              <w:t xml:space="preserve">disk or </w:t>
+            </w:r>
+            <w:proofErr w:type="spellStart"/>
             <w:r>
               <w:rPr>
                 <w:rFonts w:ascii="Arial" w:eastAsia="Times New Roman" w:hAnsi="Arial" w:cs="Arial"/>
+                <w:b/>
+                <w:bCs/>
+              </w:rPr>
+              <w:t>PlayerPrefs</w:t>
+            </w:r>
+            <w:proofErr w:type="spellEnd"/>
+            <w:r>
+              <w:rPr>
+                <w:rFonts w:ascii="Arial" w:eastAsia="Times New Roman" w:hAnsi="Arial" w:cs="Arial"/>
               </w:rPr>
               <w:t xml:space="preserve"> depending on how the system is configured.</w:t>
             </w:r>
@@ -5238,22 +7051,36 @@
                 <w:rFonts w:ascii="Arial" w:eastAsia="Times New Roman" w:hAnsi="Arial" w:cs="Arial"/>
               </w:rPr>
               <w:lastRenderedPageBreak/>
-              <w:t>It’s intended to work alongside the auto-save system but can also be triggered manually (e.g., from a save menu). Everything runs on a central component attached to a persistent GameObject.</w:t>
-            </w:r>
-          </w:p>
-          <w:p>
-            <w:pPr>
-              <w:jc w:val="both"/>
+              <w:t xml:space="preserve">It’s intended to work alongside the auto-save system but can also be triggered manually (e.g., from a save menu). Everything runs on a central component attached to a persistent </w:t>
+            </w:r>
+            <w:proofErr w:type="spellStart"/>
+            <w:r>
               <w:rPr>
                 <w:rFonts w:ascii="Arial" w:eastAsia="Times New Roman" w:hAnsi="Arial" w:cs="Arial"/>
               </w:rPr>
-            </w:pPr>
-          </w:p>
-          <w:p>
-            <w:pPr>
-              <w:jc w:val="both"/>
+              <w:t>GameObject</w:t>
+            </w:r>
+            <w:proofErr w:type="spellEnd"/>
+            <w:r>
               <w:rPr>
                 <w:rFonts w:ascii="Arial" w:eastAsia="Times New Roman" w:hAnsi="Arial" w:cs="Arial"/>
+              </w:rPr>
+              <w:t>.</w:t>
+            </w:r>
+          </w:p>
+          <w:p>
+            <w:pPr>
+              <w:jc w:val="both"/>
+              <w:rPr>
+                <w:rFonts w:ascii="Arial" w:eastAsia="Times New Roman" w:hAnsi="Arial" w:cs="Arial"/>
+              </w:rPr>
+            </w:pPr>
+          </w:p>
+          <w:p>
+            <w:pPr>
+              <w:jc w:val="both"/>
+              <w:rPr>
+                <w:rFonts w:ascii="Arial" w:eastAsia="Times New Roman" w:hAnsi="Arial" w:cs="Arial"/>
                 <w:b/>
                 <w:bCs/>
               </w:rPr>
@@ -5272,21 +7099,45 @@
                 <w:b/>
                 <w:bCs/>
               </w:rPr>
-              <w:t xml:space="preserve"> Main Class: SaveCustomInScene</w:t>
-            </w:r>
-          </w:p>
-          <w:p>
-            <w:pPr>
-              <w:jc w:val="both"/>
+              <w:t xml:space="preserve"> Main Class: </w:t>
+            </w:r>
+            <w:proofErr w:type="spellStart"/>
+            <w:r>
               <w:rPr>
                 <w:rFonts w:ascii="Arial" w:eastAsia="Times New Roman" w:hAnsi="Arial" w:cs="Arial"/>
-              </w:rPr>
-            </w:pPr>
-            <w:r>
+                <w:b/>
+                <w:bCs/>
+              </w:rPr>
+              <w:t>SaveCustomInScene</w:t>
+            </w:r>
+            <w:proofErr w:type="spellEnd"/>
+          </w:p>
+          <w:p>
+            <w:pPr>
+              <w:jc w:val="both"/>
               <w:rPr>
                 <w:rFonts w:ascii="Arial" w:eastAsia="Times New Roman" w:hAnsi="Arial" w:cs="Arial"/>
               </w:rPr>
-              <w:t>This is a component-based class, meant to be attached to a GameObject (automatically by the initialization script). It controls saving the current scene state and restoring it later.</w:t>
+            </w:pPr>
+            <w:r>
+              <w:rPr>
+                <w:rFonts w:ascii="Arial" w:eastAsia="Times New Roman" w:hAnsi="Arial" w:cs="Arial"/>
+              </w:rPr>
+              <w:t xml:space="preserve">This is a component-based class, meant to be attached to a </w:t>
+            </w:r>
+            <w:proofErr w:type="spellStart"/>
+            <w:r>
+              <w:rPr>
+                <w:rFonts w:ascii="Arial" w:eastAsia="Times New Roman" w:hAnsi="Arial" w:cs="Arial"/>
+              </w:rPr>
+              <w:t>GameObject</w:t>
+            </w:r>
+            <w:proofErr w:type="spellEnd"/>
+            <w:r>
+              <w:rPr>
+                <w:rFonts w:ascii="Arial" w:eastAsia="Times New Roman" w:hAnsi="Arial" w:cs="Arial"/>
+              </w:rPr>
+              <w:t xml:space="preserve"> (automatically by the initialization script). It controls saving the current scene state and restoring it later.</w:t>
             </w:r>
           </w:p>
           <w:p>
@@ -5456,6 +7307,7 @@
                 <w:bCs/>
               </w:rPr>
             </w:pPr>
+            <w:proofErr w:type="spellStart"/>
             <w:r>
               <w:rPr>
                 <w:rFonts w:ascii="Arial" w:eastAsia="Times New Roman" w:hAnsi="Arial" w:cs="Arial"/>
@@ -5464,6 +7316,7 @@
               </w:rPr>
               <w:t>saveCustomObject</w:t>
             </w:r>
+            <w:proofErr w:type="spellEnd"/>
           </w:p>
           <w:p>
             <w:pPr>
@@ -5488,6 +7341,7 @@
                 <w:bCs/>
               </w:rPr>
             </w:pPr>
+            <w:proofErr w:type="spellStart"/>
             <w:r>
               <w:rPr>
                 <w:rFonts w:ascii="Arial" w:eastAsia="Times New Roman" w:hAnsi="Arial" w:cs="Arial"/>
@@ -5496,6 +7350,7 @@
               </w:rPr>
               <w:t>gameTime</w:t>
             </w:r>
+            <w:proofErr w:type="spellEnd"/>
           </w:p>
           <w:p>
             <w:pPr>
@@ -5520,6 +7375,7 @@
                 <w:bCs/>
               </w:rPr>
             </w:pPr>
+            <w:proofErr w:type="spellStart"/>
             <w:r>
               <w:rPr>
                 <w:rFonts w:ascii="Arial" w:eastAsia="Times New Roman" w:hAnsi="Arial" w:cs="Arial"/>
@@ -5528,6 +7384,7 @@
               </w:rPr>
               <w:t>fileName</w:t>
             </w:r>
+            <w:proofErr w:type="spellEnd"/>
           </w:p>
           <w:p>
             <w:pPr>
@@ -5540,26 +7397,42 @@
               <w:rPr>
                 <w:rFonts w:ascii="Arial" w:eastAsia="Times New Roman" w:hAnsi="Arial" w:cs="Arial"/>
               </w:rPr>
-              <w:t>The base filename used when saving to disk or PlayerPrefs.</w:t>
-            </w:r>
-          </w:p>
-          <w:p>
-            <w:pPr>
-              <w:jc w:val="both"/>
+              <w:t xml:space="preserve">The base filename used when saving to disk or </w:t>
+            </w:r>
+            <w:proofErr w:type="spellStart"/>
+            <w:r>
               <w:rPr>
                 <w:rFonts w:ascii="Arial" w:eastAsia="Times New Roman" w:hAnsi="Arial" w:cs="Arial"/>
-                <w:b/>
-                <w:bCs/>
-              </w:rPr>
-            </w:pPr>
+              </w:rPr>
+              <w:t>PlayerPrefs</w:t>
+            </w:r>
+            <w:proofErr w:type="spellEnd"/>
             <w:r>
               <w:rPr>
                 <w:rFonts w:ascii="Arial" w:eastAsia="Times New Roman" w:hAnsi="Arial" w:cs="Arial"/>
+              </w:rPr>
+              <w:t>.</w:t>
+            </w:r>
+          </w:p>
+          <w:p>
+            <w:pPr>
+              <w:jc w:val="both"/>
+              <w:rPr>
+                <w:rFonts w:ascii="Arial" w:eastAsia="Times New Roman" w:hAnsi="Arial" w:cs="Arial"/>
+                <w:b/>
+                <w:bCs/>
+              </w:rPr>
+            </w:pPr>
+            <w:proofErr w:type="spellStart"/>
+            <w:r>
+              <w:rPr>
+                <w:rFonts w:ascii="Arial" w:eastAsia="Times New Roman" w:hAnsi="Arial" w:cs="Arial"/>
                 <w:b/>
                 <w:bCs/>
               </w:rPr>
               <w:t>savePath</w:t>
             </w:r>
+            <w:proofErr w:type="spellEnd"/>
           </w:p>
           <w:p>
             <w:pPr>
@@ -5572,26 +7445,42 @@
               <w:rPr>
                 <w:rFonts w:ascii="Arial" w:eastAsia="Times New Roman" w:hAnsi="Arial" w:cs="Arial"/>
               </w:rPr>
-              <w:t>The full path on disk where the save file is stored when not using PlayerPrefs.</w:t>
-            </w:r>
-          </w:p>
-          <w:p>
-            <w:pPr>
-              <w:jc w:val="both"/>
+              <w:t xml:space="preserve">The full path on disk where the save file is stored when not using </w:t>
+            </w:r>
+            <w:proofErr w:type="spellStart"/>
+            <w:r>
               <w:rPr>
                 <w:rFonts w:ascii="Arial" w:eastAsia="Times New Roman" w:hAnsi="Arial" w:cs="Arial"/>
-                <w:b/>
-                <w:bCs/>
-              </w:rPr>
-            </w:pPr>
+              </w:rPr>
+              <w:t>PlayerPrefs</w:t>
+            </w:r>
+            <w:proofErr w:type="spellEnd"/>
             <w:r>
               <w:rPr>
                 <w:rFonts w:ascii="Arial" w:eastAsia="Times New Roman" w:hAnsi="Arial" w:cs="Arial"/>
+              </w:rPr>
+              <w:t>.</w:t>
+            </w:r>
+          </w:p>
+          <w:p>
+            <w:pPr>
+              <w:jc w:val="both"/>
+              <w:rPr>
+                <w:rFonts w:ascii="Arial" w:eastAsia="Times New Roman" w:hAnsi="Arial" w:cs="Arial"/>
+                <w:b/>
+                <w:bCs/>
+              </w:rPr>
+            </w:pPr>
+            <w:proofErr w:type="spellStart"/>
+            <w:r>
+              <w:rPr>
+                <w:rFonts w:ascii="Arial" w:eastAsia="Times New Roman" w:hAnsi="Arial" w:cs="Arial"/>
                 <w:b/>
                 <w:bCs/>
               </w:rPr>
               <w:t>sceneName</w:t>
             </w:r>
+            <w:proofErr w:type="spellEnd"/>
           </w:p>
           <w:p>
             <w:pPr>
@@ -5616,6 +7505,7 @@
                 <w:bCs/>
               </w:rPr>
             </w:pPr>
+            <w:proofErr w:type="spellStart"/>
             <w:r>
               <w:rPr>
                 <w:rFonts w:ascii="Arial" w:eastAsia="Times New Roman" w:hAnsi="Arial" w:cs="Arial"/>
@@ -5624,6 +7514,7 @@
               </w:rPr>
               <w:t>sceneCamera</w:t>
             </w:r>
+            <w:proofErr w:type="spellEnd"/>
           </w:p>
           <w:p>
             <w:pPr>
@@ -5648,6 +7539,7 @@
                 <w:bCs/>
               </w:rPr>
             </w:pPr>
+            <w:proofErr w:type="spellStart"/>
             <w:r>
               <w:rPr>
                 <w:rFonts w:ascii="Arial" w:eastAsia="Times New Roman" w:hAnsi="Arial" w:cs="Arial"/>
@@ -5656,6 +7548,7 @@
               </w:rPr>
               <w:t>elapsedTime</w:t>
             </w:r>
+            <w:proofErr w:type="spellEnd"/>
           </w:p>
           <w:p>
             <w:pPr>
@@ -5722,31 +7615,55 @@
                 <w:bCs/>
               </w:rPr>
             </w:pPr>
+            <w:proofErr w:type="gramStart"/>
             <w:r>
               <w:rPr>
                 <w:rFonts w:ascii="Arial" w:eastAsia="Times New Roman" w:hAnsi="Arial" w:cs="Arial"/>
                 <w:b/>
                 <w:bCs/>
               </w:rPr>
-              <w:t>ResetSave()</w:t>
-            </w:r>
-          </w:p>
-          <w:p>
-            <w:pPr>
-              <w:jc w:val="both"/>
+              <w:t>ResetSave(</w:t>
+            </w:r>
+            <w:proofErr w:type="gramEnd"/>
+            <w:r>
               <w:rPr>
                 <w:rFonts w:ascii="Arial" w:eastAsia="Times New Roman" w:hAnsi="Arial" w:cs="Arial"/>
-              </w:rPr>
-            </w:pPr>
-            <w:r>
+                <w:b/>
+                <w:bCs/>
+              </w:rPr>
+              <w:t>)</w:t>
+            </w:r>
+          </w:p>
+          <w:p>
+            <w:pPr>
+              <w:jc w:val="both"/>
               <w:rPr>
                 <w:rFonts w:ascii="Arial" w:eastAsia="Times New Roman" w:hAnsi="Arial" w:cs="Arial"/>
               </w:rPr>
-              <w:t xml:space="preserve">Clears temporary data in saveCustomObject and resets the timer. It does </w:t>
-            </w:r>
+            </w:pPr>
             <w:r>
               <w:rPr>
                 <w:rFonts w:ascii="Arial" w:eastAsia="Times New Roman" w:hAnsi="Arial" w:cs="Arial"/>
+              </w:rPr>
+              <w:t xml:space="preserve">Clears temporary data in </w:t>
+            </w:r>
+            <w:proofErr w:type="spellStart"/>
+            <w:r>
+              <w:rPr>
+                <w:rFonts w:ascii="Arial" w:eastAsia="Times New Roman" w:hAnsi="Arial" w:cs="Arial"/>
+              </w:rPr>
+              <w:t>saveCustomObject</w:t>
+            </w:r>
+            <w:proofErr w:type="spellEnd"/>
+            <w:r>
+              <w:rPr>
+                <w:rFonts w:ascii="Arial" w:eastAsia="Times New Roman" w:hAnsi="Arial" w:cs="Arial"/>
+              </w:rPr>
+              <w:t xml:space="preserve"> and resets the timer. It does </w:t>
+            </w:r>
+            <w:r>
+              <w:rPr>
+                <w:rFonts w:ascii="Arial" w:eastAsia="Times New Roman" w:hAnsi="Arial" w:cs="Arial"/>
                 <w:b/>
                 <w:bCs/>
               </w:rPr>
@@ -5776,13 +7693,33 @@
                 <w:bCs/>
               </w:rPr>
             </w:pPr>
+            <w:proofErr w:type="spellStart"/>
+            <w:proofErr w:type="gramStart"/>
             <w:r>
               <w:rPr>
                 <w:rFonts w:ascii="Arial" w:eastAsia="Times New Roman" w:hAnsi="Arial" w:cs="Arial"/>
                 <w:b/>
                 <w:bCs/>
               </w:rPr>
-              <w:t>FixedUpdate()</w:t>
+              <w:t>FixedUpdate</w:t>
+            </w:r>
+            <w:proofErr w:type="spellEnd"/>
+            <w:r>
+              <w:rPr>
+                <w:rFonts w:ascii="Arial" w:eastAsia="Times New Roman" w:hAnsi="Arial" w:cs="Arial"/>
+                <w:b/>
+                <w:bCs/>
+              </w:rPr>
+              <w:t>(</w:t>
+            </w:r>
+            <w:proofErr w:type="gramEnd"/>
+            <w:r>
+              <w:rPr>
+                <w:rFonts w:ascii="Arial" w:eastAsia="Times New Roman" w:hAnsi="Arial" w:cs="Arial"/>
+                <w:b/>
+                <w:bCs/>
+              </w:rPr>
+              <w:t>)</w:t>
             </w:r>
           </w:p>
           <w:p>
@@ -5814,7 +7751,21 @@
               <w:rPr>
                 <w:rFonts w:ascii="Arial" w:eastAsia="Times New Roman" w:hAnsi="Arial" w:cs="Arial"/>
               </w:rPr>
-              <w:t>Updates the elapsedTime.</w:t>
+              <w:t xml:space="preserve">Updates the </w:t>
+            </w:r>
+            <w:proofErr w:type="spellStart"/>
+            <w:r>
+              <w:rPr>
+                <w:rFonts w:ascii="Arial" w:eastAsia="Times New Roman" w:hAnsi="Arial" w:cs="Arial"/>
+              </w:rPr>
+              <w:t>elapsedTime</w:t>
+            </w:r>
+            <w:proofErr w:type="spellEnd"/>
+            <w:r>
+              <w:rPr>
+                <w:rFonts w:ascii="Arial" w:eastAsia="Times New Roman" w:hAnsi="Arial" w:cs="Arial"/>
+              </w:rPr>
+              <w:t>.</w:t>
             </w:r>
           </w:p>
           <w:p>
@@ -5832,7 +7783,21 @@
               <w:rPr>
                 <w:rFonts w:ascii="Arial" w:eastAsia="Times New Roman" w:hAnsi="Arial" w:cs="Arial"/>
               </w:rPr>
-              <w:t>Recomputes the gameTime string.</w:t>
+              <w:t xml:space="preserve">Recomputes the </w:t>
+            </w:r>
+            <w:proofErr w:type="spellStart"/>
+            <w:r>
+              <w:rPr>
+                <w:rFonts w:ascii="Arial" w:eastAsia="Times New Roman" w:hAnsi="Arial" w:cs="Arial"/>
+              </w:rPr>
+              <w:t>gameTime</w:t>
+            </w:r>
+            <w:proofErr w:type="spellEnd"/>
+            <w:r>
+              <w:rPr>
+                <w:rFonts w:ascii="Arial" w:eastAsia="Times New Roman" w:hAnsi="Arial" w:cs="Arial"/>
+              </w:rPr>
+              <w:t xml:space="preserve"> string.</w:t>
             </w:r>
           </w:p>
           <w:p>
@@ -5850,20 +7815,34 @@
               <w:rPr>
                 <w:rFonts w:ascii="Arial" w:eastAsia="Times New Roman" w:hAnsi="Arial" w:cs="Arial"/>
               </w:rPr>
-              <w:t>Assigns the current time and scene name to saveCustomObject.</w:t>
-            </w:r>
-          </w:p>
-          <w:p>
-            <w:pPr>
-              <w:jc w:val="both"/>
+              <w:t xml:space="preserve">Assigns the current time and scene name to </w:t>
+            </w:r>
+            <w:proofErr w:type="spellStart"/>
+            <w:r>
               <w:rPr>
                 <w:rFonts w:ascii="Arial" w:eastAsia="Times New Roman" w:hAnsi="Arial" w:cs="Arial"/>
               </w:rPr>
-            </w:pPr>
+              <w:t>saveCustomObject</w:t>
+            </w:r>
+            <w:proofErr w:type="spellEnd"/>
             <w:r>
               <w:rPr>
                 <w:rFonts w:ascii="Arial" w:eastAsia="Times New Roman" w:hAnsi="Arial" w:cs="Arial"/>
               </w:rPr>
+              <w:t>.</w:t>
+            </w:r>
+          </w:p>
+          <w:p>
+            <w:pPr>
+              <w:jc w:val="both"/>
+              <w:rPr>
+                <w:rFonts w:ascii="Arial" w:eastAsia="Times New Roman" w:hAnsi="Arial" w:cs="Arial"/>
+              </w:rPr>
+            </w:pPr>
+            <w:r>
+              <w:rPr>
+                <w:rFonts w:ascii="Arial" w:eastAsia="Times New Roman" w:hAnsi="Arial" w:cs="Arial"/>
+              </w:rPr>
               <w:t>This ensures the save data stays up to date with what’s happening in-game.</w:t>
             </w:r>
           </w:p>
@@ -5884,27 +7863,33 @@
                 <w:bCs/>
               </w:rPr>
             </w:pPr>
+            <w:proofErr w:type="spellStart"/>
+            <w:proofErr w:type="gramStart"/>
             <w:r>
               <w:rPr>
                 <w:rFonts w:ascii="Arial" w:eastAsia="Times New Roman" w:hAnsi="Arial" w:cs="Arial"/>
                 <w:b/>
                 <w:bCs/>
               </w:rPr>
-              <w:t>UpdateSaveCustomObject()</w:t>
-            </w:r>
-          </w:p>
-          <w:p>
-            <w:pPr>
-              <w:jc w:val="both"/>
+              <w:t>UpdateSaveCustomObject</w:t>
+            </w:r>
+            <w:proofErr w:type="spellEnd"/>
+            <w:r>
               <w:rPr>
                 <w:rFonts w:ascii="Arial" w:eastAsia="Times New Roman" w:hAnsi="Arial" w:cs="Arial"/>
-              </w:rPr>
-            </w:pPr>
+                <w:b/>
+                <w:bCs/>
+              </w:rPr>
+              <w:t>(</w:t>
+            </w:r>
+            <w:proofErr w:type="gramEnd"/>
             <w:r>
               <w:rPr>
                 <w:rFonts w:ascii="Arial" w:eastAsia="Times New Roman" w:hAnsi="Arial" w:cs="Arial"/>
-              </w:rPr>
-              <w:t>Sets the current scene name and game time in saveCustomObject, keeping the data in sync.</w:t>
+                <w:b/>
+                <w:bCs/>
+              </w:rPr>
+              <w:t>)</w:t>
             </w:r>
           </w:p>
           <w:p>
@@ -5914,63 +7899,145 @@
                 <w:rFonts w:ascii="Arial" w:eastAsia="Times New Roman" w:hAnsi="Arial" w:cs="Arial"/>
               </w:rPr>
             </w:pPr>
-          </w:p>
-          <w:p>
-            <w:pPr>
-              <w:jc w:val="both"/>
+            <w:r>
               <w:rPr>
                 <w:rFonts w:ascii="Arial" w:eastAsia="Times New Roman" w:hAnsi="Arial" w:cs="Arial"/>
-                <w:b/>
-                <w:bCs/>
-              </w:rPr>
-            </w:pPr>
+              </w:rPr>
+              <w:t xml:space="preserve">Sets the current scene name and game time in </w:t>
+            </w:r>
+            <w:proofErr w:type="spellStart"/>
             <w:r>
               <w:rPr>
                 <w:rFonts w:ascii="Arial" w:eastAsia="Times New Roman" w:hAnsi="Arial" w:cs="Arial"/>
-                <w:b/>
-                <w:bCs/>
-              </w:rPr>
-              <w:t>UpdateGameTime()</w:t>
-            </w:r>
-          </w:p>
-          <w:p>
-            <w:pPr>
-              <w:jc w:val="both"/>
+              </w:rPr>
+              <w:t>saveCustomObject</w:t>
+            </w:r>
+            <w:proofErr w:type="spellEnd"/>
+            <w:r>
               <w:rPr>
                 <w:rFonts w:ascii="Arial" w:eastAsia="Times New Roman" w:hAnsi="Arial" w:cs="Arial"/>
               </w:rPr>
-            </w:pPr>
-            <w:r>
+              <w:t>, keeping the data in sync.</w:t>
+            </w:r>
+          </w:p>
+          <w:p>
+            <w:pPr>
+              <w:jc w:val="both"/>
               <w:rPr>
                 <w:rFonts w:ascii="Arial" w:eastAsia="Times New Roman" w:hAnsi="Arial" w:cs="Arial"/>
               </w:rPr>
-              <w:t>Takes the float elapsedTime and converts it to a formatted string like 01:23:45 for display and saving.</w:t>
-            </w:r>
+            </w:pPr>
           </w:p>
           <w:p>
             <w:pPr>
               <w:jc w:val="both"/>
               <w:rPr>
                 <w:rFonts w:ascii="Arial" w:eastAsia="Times New Roman" w:hAnsi="Arial" w:cs="Arial"/>
-              </w:rPr>
-            </w:pPr>
-          </w:p>
-          <w:p>
-            <w:pPr>
-              <w:jc w:val="both"/>
+                <w:b/>
+                <w:bCs/>
+              </w:rPr>
+            </w:pPr>
+            <w:proofErr w:type="spellStart"/>
+            <w:proofErr w:type="gramStart"/>
+            <w:r>
               <w:rPr>
                 <w:rFonts w:ascii="Arial" w:eastAsia="Times New Roman" w:hAnsi="Arial" w:cs="Arial"/>
                 <w:b/>
                 <w:bCs/>
               </w:rPr>
-            </w:pPr>
+              <w:t>UpdateGameTime</w:t>
+            </w:r>
+            <w:proofErr w:type="spellEnd"/>
             <w:r>
               <w:rPr>
                 <w:rFonts w:ascii="Arial" w:eastAsia="Times New Roman" w:hAnsi="Arial" w:cs="Arial"/>
                 <w:b/>
                 <w:bCs/>
               </w:rPr>
-              <w:t>GetCamera()</w:t>
+              <w:t>(</w:t>
+            </w:r>
+            <w:proofErr w:type="gramEnd"/>
+            <w:r>
+              <w:rPr>
+                <w:rFonts w:ascii="Arial" w:eastAsia="Times New Roman" w:hAnsi="Arial" w:cs="Arial"/>
+                <w:b/>
+                <w:bCs/>
+              </w:rPr>
+              <w:t>)</w:t>
+            </w:r>
+          </w:p>
+          <w:p>
+            <w:pPr>
+              <w:jc w:val="both"/>
+              <w:rPr>
+                <w:rFonts w:ascii="Arial" w:eastAsia="Times New Roman" w:hAnsi="Arial" w:cs="Arial"/>
+              </w:rPr>
+            </w:pPr>
+            <w:r>
+              <w:rPr>
+                <w:rFonts w:ascii="Arial" w:eastAsia="Times New Roman" w:hAnsi="Arial" w:cs="Arial"/>
+              </w:rPr>
+              <w:t xml:space="preserve">Takes the float </w:t>
+            </w:r>
+            <w:proofErr w:type="spellStart"/>
+            <w:r>
+              <w:rPr>
+                <w:rFonts w:ascii="Arial" w:eastAsia="Times New Roman" w:hAnsi="Arial" w:cs="Arial"/>
+              </w:rPr>
+              <w:t>elapsedTime</w:t>
+            </w:r>
+            <w:proofErr w:type="spellEnd"/>
+            <w:r>
+              <w:rPr>
+                <w:rFonts w:ascii="Arial" w:eastAsia="Times New Roman" w:hAnsi="Arial" w:cs="Arial"/>
+              </w:rPr>
+              <w:t xml:space="preserve"> and converts it to a formatted string like 01:23:45 for display and saving.</w:t>
+            </w:r>
+          </w:p>
+          <w:p>
+            <w:pPr>
+              <w:jc w:val="both"/>
+              <w:rPr>
+                <w:rFonts w:ascii="Arial" w:eastAsia="Times New Roman" w:hAnsi="Arial" w:cs="Arial"/>
+              </w:rPr>
+            </w:pPr>
+          </w:p>
+          <w:p>
+            <w:pPr>
+              <w:jc w:val="both"/>
+              <w:rPr>
+                <w:rFonts w:ascii="Arial" w:eastAsia="Times New Roman" w:hAnsi="Arial" w:cs="Arial"/>
+                <w:b/>
+                <w:bCs/>
+              </w:rPr>
+            </w:pPr>
+            <w:proofErr w:type="spellStart"/>
+            <w:proofErr w:type="gramStart"/>
+            <w:r>
+              <w:rPr>
+                <w:rFonts w:ascii="Arial" w:eastAsia="Times New Roman" w:hAnsi="Arial" w:cs="Arial"/>
+                <w:b/>
+                <w:bCs/>
+              </w:rPr>
+              <w:t>GetCamera</w:t>
+            </w:r>
+            <w:proofErr w:type="spellEnd"/>
+            <w:r>
+              <w:rPr>
+                <w:rFonts w:ascii="Arial" w:eastAsia="Times New Roman" w:hAnsi="Arial" w:cs="Arial"/>
+                <w:b/>
+                <w:bCs/>
+              </w:rPr>
+              <w:t>(</w:t>
+            </w:r>
+            <w:proofErr w:type="gramEnd"/>
+            <w:r>
+              <w:rPr>
+                <w:rFonts w:ascii="Arial" w:eastAsia="Times New Roman" w:hAnsi="Arial" w:cs="Arial"/>
+                <w:b/>
+                <w:bCs/>
+              </w:rPr>
+              <w:t>)</w:t>
             </w:r>
           </w:p>
           <w:p>
@@ -6002,7 +8069,21 @@
               <w:rPr>
                 <w:rFonts w:ascii="Arial" w:eastAsia="Times New Roman" w:hAnsi="Arial" w:cs="Arial"/>
               </w:rPr>
-              <w:t>Looks for a GameObject tagged "Player" and checks for a camera on it or its children.</w:t>
+              <w:t xml:space="preserve">Looks for a </w:t>
+            </w:r>
+            <w:proofErr w:type="spellStart"/>
+            <w:r>
+              <w:rPr>
+                <w:rFonts w:ascii="Arial" w:eastAsia="Times New Roman" w:hAnsi="Arial" w:cs="Arial"/>
+              </w:rPr>
+              <w:t>GameObject</w:t>
+            </w:r>
+            <w:proofErr w:type="spellEnd"/>
+            <w:r>
+              <w:rPr>
+                <w:rFonts w:ascii="Arial" w:eastAsia="Times New Roman" w:hAnsi="Arial" w:cs="Arial"/>
+              </w:rPr>
+              <w:t xml:space="preserve"> tagged "Player" and checks for a camera on it or its children.</w:t>
             </w:r>
           </w:p>
           <w:p>
@@ -6090,13 +8171,33 @@
                 <w:bCs/>
               </w:rPr>
             </w:pPr>
+            <w:proofErr w:type="spellStart"/>
+            <w:proofErr w:type="gramStart"/>
             <w:r>
               <w:rPr>
                 <w:rFonts w:ascii="Arial" w:eastAsia="Times New Roman" w:hAnsi="Arial" w:cs="Arial"/>
                 <w:b/>
                 <w:bCs/>
               </w:rPr>
-              <w:t>SaveData()</w:t>
+              <w:t>SaveData</w:t>
+            </w:r>
+            <w:proofErr w:type="spellEnd"/>
+            <w:r>
+              <w:rPr>
+                <w:rFonts w:ascii="Arial" w:eastAsia="Times New Roman" w:hAnsi="Arial" w:cs="Arial"/>
+                <w:b/>
+                <w:bCs/>
+              </w:rPr>
+              <w:t>(</w:t>
+            </w:r>
+            <w:proofErr w:type="gramEnd"/>
+            <w:r>
+              <w:rPr>
+                <w:rFonts w:ascii="Arial" w:eastAsia="Times New Roman" w:hAnsi="Arial" w:cs="Arial"/>
+                <w:b/>
+                <w:bCs/>
+              </w:rPr>
+              <w:t>)</w:t>
             </w:r>
           </w:p>
           <w:p>
@@ -6147,7 +8248,21 @@
               <w:rPr>
                 <w:rFonts w:ascii="Arial" w:eastAsia="Times New Roman" w:hAnsi="Arial" w:cs="Arial"/>
               </w:rPr>
-              <w:t>Captures a screenshot and stores it in saveCustomObject.</w:t>
+              <w:t xml:space="preserve">Captures a screenshot and stores it in </w:t>
+            </w:r>
+            <w:proofErr w:type="spellStart"/>
+            <w:r>
+              <w:rPr>
+                <w:rFonts w:ascii="Arial" w:eastAsia="Times New Roman" w:hAnsi="Arial" w:cs="Arial"/>
+              </w:rPr>
+              <w:t>saveCustomObject</w:t>
+            </w:r>
+            <w:proofErr w:type="spellEnd"/>
+            <w:r>
+              <w:rPr>
+                <w:rFonts w:ascii="Arial" w:eastAsia="Times New Roman" w:hAnsi="Arial" w:cs="Arial"/>
+              </w:rPr>
+              <w:t>.</w:t>
             </w:r>
           </w:p>
           <w:p>
@@ -6165,7 +8280,21 @@
               <w:rPr>
                 <w:rFonts w:ascii="Arial" w:eastAsia="Times New Roman" w:hAnsi="Arial" w:cs="Arial"/>
               </w:rPr>
-              <w:t>Builds a SaveCustomFile object with all current game data.</w:t>
+              <w:t xml:space="preserve">Builds a </w:t>
+            </w:r>
+            <w:proofErr w:type="spellStart"/>
+            <w:r>
+              <w:rPr>
+                <w:rFonts w:ascii="Arial" w:eastAsia="Times New Roman" w:hAnsi="Arial" w:cs="Arial"/>
+              </w:rPr>
+              <w:t>SaveCustomFile</w:t>
+            </w:r>
+            <w:proofErr w:type="spellEnd"/>
+            <w:r>
+              <w:rPr>
+                <w:rFonts w:ascii="Arial" w:eastAsia="Times New Roman" w:hAnsi="Arial" w:cs="Arial"/>
+              </w:rPr>
+              <w:t xml:space="preserve"> object with all current game data.</w:t>
             </w:r>
           </w:p>
           <w:p>
@@ -6221,6 +8350,7 @@
               </w:rPr>
               <w:t xml:space="preserve">To </w:t>
             </w:r>
+            <w:proofErr w:type="spellStart"/>
             <w:r>
               <w:rPr>
                 <w:rFonts w:ascii="Arial" w:eastAsia="Times New Roman" w:hAnsi="Arial" w:cs="Arial"/>
@@ -6229,6 +8359,7 @@
               </w:rPr>
               <w:t>PlayerPrefs</w:t>
             </w:r>
+            <w:proofErr w:type="spellEnd"/>
             <w:r>
               <w:rPr>
                 <w:rFonts w:ascii="Arial" w:eastAsia="Times New Roman" w:hAnsi="Arial" w:cs="Arial"/>
@@ -6269,7 +8400,21 @@
               <w:rPr>
                 <w:rFonts w:ascii="Arial" w:eastAsia="Times New Roman" w:hAnsi="Arial" w:cs="Arial"/>
               </w:rPr>
-              <w:t>Under persistentDataPath for runtime builds.</w:t>
+              <w:t xml:space="preserve">Under </w:t>
+            </w:r>
+            <w:proofErr w:type="spellStart"/>
+            <w:r>
+              <w:rPr>
+                <w:rFonts w:ascii="Arial" w:eastAsia="Times New Roman" w:hAnsi="Arial" w:cs="Arial"/>
+              </w:rPr>
+              <w:t>persistentDataPath</w:t>
+            </w:r>
+            <w:proofErr w:type="spellEnd"/>
+            <w:r>
+              <w:rPr>
+                <w:rFonts w:ascii="Arial" w:eastAsia="Times New Roman" w:hAnsi="Arial" w:cs="Arial"/>
+              </w:rPr>
+              <w:t xml:space="preserve"> for runtime builds.</w:t>
             </w:r>
           </w:p>
           <w:p>
@@ -6321,13 +8466,33 @@
                 <w:bCs/>
               </w:rPr>
             </w:pPr>
+            <w:proofErr w:type="spellStart"/>
+            <w:proofErr w:type="gramStart"/>
             <w:r>
               <w:rPr>
                 <w:rFonts w:ascii="Arial" w:eastAsia="Times New Roman" w:hAnsi="Arial" w:cs="Arial"/>
                 <w:b/>
                 <w:bCs/>
               </w:rPr>
-              <w:t>LoadData()</w:t>
+              <w:t>LoadData</w:t>
+            </w:r>
+            <w:proofErr w:type="spellEnd"/>
+            <w:r>
+              <w:rPr>
+                <w:rFonts w:ascii="Arial" w:eastAsia="Times New Roman" w:hAnsi="Arial" w:cs="Arial"/>
+                <w:b/>
+                <w:bCs/>
+              </w:rPr>
+              <w:t>(</w:t>
+            </w:r>
+            <w:proofErr w:type="gramEnd"/>
+            <w:r>
+              <w:rPr>
+                <w:rFonts w:ascii="Arial" w:eastAsia="Times New Roman" w:hAnsi="Arial" w:cs="Arial"/>
+                <w:b/>
+                <w:bCs/>
+              </w:rPr>
+              <w:t>)</w:t>
             </w:r>
           </w:p>
           <w:p>
@@ -6359,7 +8524,21 @@
               <w:rPr>
                 <w:rFonts w:ascii="Arial" w:eastAsia="Times New Roman" w:hAnsi="Arial" w:cs="Arial"/>
               </w:rPr>
-              <w:t>Checks whether the system is set to use PlayerPrefs or file saving.</w:t>
+              <w:t xml:space="preserve">Checks whether the system is set to use </w:t>
+            </w:r>
+            <w:proofErr w:type="spellStart"/>
+            <w:r>
+              <w:rPr>
+                <w:rFonts w:ascii="Arial" w:eastAsia="Times New Roman" w:hAnsi="Arial" w:cs="Arial"/>
+              </w:rPr>
+              <w:t>PlayerPrefs</w:t>
+            </w:r>
+            <w:proofErr w:type="spellEnd"/>
+            <w:r>
+              <w:rPr>
+                <w:rFonts w:ascii="Arial" w:eastAsia="Times New Roman" w:hAnsi="Arial" w:cs="Arial"/>
+              </w:rPr>
+              <w:t xml:space="preserve"> or file saving.</w:t>
             </w:r>
           </w:p>
           <w:p>
@@ -6413,33 +8592,65 @@
               <w:rPr>
                 <w:rFonts w:ascii="Arial" w:eastAsia="Times New Roman" w:hAnsi="Arial" w:cs="Arial"/>
               </w:rPr>
-              <w:t>Passes it to LoadDataString() to apply it.</w:t>
-            </w:r>
-          </w:p>
-          <w:p>
-            <w:pPr>
-              <w:jc w:val="both"/>
+              <w:t xml:space="preserve">Passes it to </w:t>
+            </w:r>
+            <w:proofErr w:type="spellStart"/>
+            <w:proofErr w:type="gramStart"/>
+            <w:r>
               <w:rPr>
                 <w:rFonts w:ascii="Arial" w:eastAsia="Times New Roman" w:hAnsi="Arial" w:cs="Arial"/>
               </w:rPr>
-            </w:pPr>
-          </w:p>
-          <w:p>
-            <w:pPr>
-              <w:jc w:val="both"/>
+              <w:t>LoadDataString</w:t>
+            </w:r>
+            <w:proofErr w:type="spellEnd"/>
+            <w:r>
               <w:rPr>
                 <w:rFonts w:ascii="Arial" w:eastAsia="Times New Roman" w:hAnsi="Arial" w:cs="Arial"/>
-                <w:b/>
-                <w:bCs/>
-              </w:rPr>
-            </w:pPr>
+              </w:rPr>
+              <w:t>(</w:t>
+            </w:r>
+            <w:proofErr w:type="gramEnd"/>
             <w:r>
               <w:rPr>
                 <w:rFonts w:ascii="Arial" w:eastAsia="Times New Roman" w:hAnsi="Arial" w:cs="Arial"/>
-                <w:b/>
-                <w:bCs/>
-              </w:rPr>
-              <w:t>LoadDataString(data)</w:t>
+              </w:rPr>
+              <w:t>) to apply it.</w:t>
+            </w:r>
+          </w:p>
+          <w:p>
+            <w:pPr>
+              <w:jc w:val="both"/>
+              <w:rPr>
+                <w:rFonts w:ascii="Arial" w:eastAsia="Times New Roman" w:hAnsi="Arial" w:cs="Arial"/>
+              </w:rPr>
+            </w:pPr>
+          </w:p>
+          <w:p>
+            <w:pPr>
+              <w:jc w:val="both"/>
+              <w:rPr>
+                <w:rFonts w:ascii="Arial" w:eastAsia="Times New Roman" w:hAnsi="Arial" w:cs="Arial"/>
+                <w:b/>
+                <w:bCs/>
+              </w:rPr>
+            </w:pPr>
+            <w:proofErr w:type="spellStart"/>
+            <w:r>
+              <w:rPr>
+                <w:rFonts w:ascii="Arial" w:eastAsia="Times New Roman" w:hAnsi="Arial" w:cs="Arial"/>
+                <w:b/>
+                <w:bCs/>
+              </w:rPr>
+              <w:t>LoadDataString</w:t>
+            </w:r>
+            <w:proofErr w:type="spellEnd"/>
+            <w:r>
+              <w:rPr>
+                <w:rFonts w:ascii="Arial" w:eastAsia="Times New Roman" w:hAnsi="Arial" w:cs="Arial"/>
+                <w:b/>
+                <w:bCs/>
+              </w:rPr>
+              <w:t>(data)</w:t>
             </w:r>
           </w:p>
           <w:p>
@@ -6521,22 +8732,36 @@
               <w:rPr>
                 <w:rFonts w:ascii="Arial" w:eastAsia="Times New Roman" w:hAnsi="Arial" w:cs="Arial"/>
               </w:rPr>
-              <w:t>This is what makes actual "loading" happen — whether coming from a file or PlayerPrefs.</w:t>
-            </w:r>
-          </w:p>
-          <w:p>
-            <w:pPr>
-              <w:jc w:val="both"/>
+              <w:t xml:space="preserve">This is what makes actual "loading" happen — whether coming from a file or </w:t>
+            </w:r>
+            <w:proofErr w:type="spellStart"/>
+            <w:r>
               <w:rPr>
                 <w:rFonts w:ascii="Arial" w:eastAsia="Times New Roman" w:hAnsi="Arial" w:cs="Arial"/>
               </w:rPr>
-            </w:pPr>
-          </w:p>
-          <w:p>
-            <w:pPr>
-              <w:jc w:val="both"/>
+              <w:t>PlayerPrefs</w:t>
+            </w:r>
+            <w:proofErr w:type="spellEnd"/>
+            <w:r>
               <w:rPr>
                 <w:rFonts w:ascii="Arial" w:eastAsia="Times New Roman" w:hAnsi="Arial" w:cs="Arial"/>
+              </w:rPr>
+              <w:t>.</w:t>
+            </w:r>
+          </w:p>
+          <w:p>
+            <w:pPr>
+              <w:jc w:val="both"/>
+              <w:rPr>
+                <w:rFonts w:ascii="Arial" w:eastAsia="Times New Roman" w:hAnsi="Arial" w:cs="Arial"/>
+              </w:rPr>
+            </w:pPr>
+          </w:p>
+          <w:p>
+            <w:pPr>
+              <w:jc w:val="both"/>
+              <w:rPr>
+                <w:rFonts w:ascii="Arial" w:eastAsia="Times New Roman" w:hAnsi="Arial" w:cs="Arial"/>
                 <w:b/>
                 <w:bCs/>
               </w:rPr>
@@ -6555,8 +8780,18 @@
                 <w:b/>
                 <w:bCs/>
               </w:rPr>
-              <w:t xml:space="preserve"> Class: SaveCustomFile</w:t>
-            </w:r>
+              <w:t xml:space="preserve"> Class: </w:t>
+            </w:r>
+            <w:proofErr w:type="spellStart"/>
+            <w:r>
+              <w:rPr>
+                <w:rFonts w:ascii="Arial" w:eastAsia="Times New Roman" w:hAnsi="Arial" w:cs="Arial"/>
+                <w:b/>
+                <w:bCs/>
+              </w:rPr>
+              <w:t>SaveCustomFile</w:t>
+            </w:r>
+            <w:proofErr w:type="spellEnd"/>
           </w:p>
           <w:p>
             <w:pPr>
@@ -6641,7 +8876,21 @@
               <w:rPr>
                 <w:rFonts w:ascii="Arial" w:eastAsia="Times New Roman" w:hAnsi="Arial" w:cs="Arial"/>
               </w:rPr>
-              <w:t>List of custom saveable items.</w:t>
+              <w:t xml:space="preserve">List of custom </w:t>
+            </w:r>
+            <w:proofErr w:type="spellStart"/>
+            <w:r>
+              <w:rPr>
+                <w:rFonts w:ascii="Arial" w:eastAsia="Times New Roman" w:hAnsi="Arial" w:cs="Arial"/>
+              </w:rPr>
+              <w:t>saveable</w:t>
+            </w:r>
+            <w:proofErr w:type="spellEnd"/>
+            <w:r>
+              <w:rPr>
+                <w:rFonts w:ascii="Arial" w:eastAsia="Times New Roman" w:hAnsi="Arial" w:cs="Arial"/>
+              </w:rPr>
+              <w:t xml:space="preserve"> items.</w:t>
             </w:r>
           </w:p>
           <w:p>
@@ -6743,7 +8992,29 @@
               <w:rPr>
                 <w:rFonts w:ascii="Arial" w:eastAsia="Times New Roman" w:hAnsi="Arial" w:cs="Arial"/>
               </w:rPr>
-              <w:t>Game calls SaveData() (e.g., through a save menu or autosave).</w:t>
+              <w:t xml:space="preserve">Game calls </w:t>
+            </w:r>
+            <w:proofErr w:type="spellStart"/>
+            <w:proofErr w:type="gramStart"/>
+            <w:r>
+              <w:rPr>
+                <w:rFonts w:ascii="Arial" w:eastAsia="Times New Roman" w:hAnsi="Arial" w:cs="Arial"/>
+              </w:rPr>
+              <w:t>SaveData</w:t>
+            </w:r>
+            <w:proofErr w:type="spellEnd"/>
+            <w:r>
+              <w:rPr>
+                <w:rFonts w:ascii="Arial" w:eastAsia="Times New Roman" w:hAnsi="Arial" w:cs="Arial"/>
+              </w:rPr>
+              <w:t>(</w:t>
+            </w:r>
+            <w:proofErr w:type="gramEnd"/>
+            <w:r>
+              <w:rPr>
+                <w:rFonts w:ascii="Arial" w:eastAsia="Times New Roman" w:hAnsi="Arial" w:cs="Arial"/>
+              </w:rPr>
+              <w:t>) (e.g., through a save menu or autosave).</w:t>
             </w:r>
           </w:p>
           <w:p>
@@ -6797,7 +9068,21 @@
               <w:rPr>
                 <w:rFonts w:ascii="Arial" w:eastAsia="Times New Roman" w:hAnsi="Arial" w:cs="Arial"/>
               </w:rPr>
-              <w:t>File is written to disk or stored in PlayerPrefs.</w:t>
+              <w:t xml:space="preserve">File is written to disk or stored in </w:t>
+            </w:r>
+            <w:proofErr w:type="spellStart"/>
+            <w:r>
+              <w:rPr>
+                <w:rFonts w:ascii="Arial" w:eastAsia="Times New Roman" w:hAnsi="Arial" w:cs="Arial"/>
+              </w:rPr>
+              <w:t>PlayerPrefs</w:t>
+            </w:r>
+            <w:proofErr w:type="spellEnd"/>
+            <w:r>
+              <w:rPr>
+                <w:rFonts w:ascii="Arial" w:eastAsia="Times New Roman" w:hAnsi="Arial" w:cs="Arial"/>
+              </w:rPr>
+              <w:t>.</w:t>
             </w:r>
           </w:p>
           <w:p>
@@ -6833,7 +9118,29 @@
               <w:rPr>
                 <w:rFonts w:ascii="Arial" w:eastAsia="Times New Roman" w:hAnsi="Arial" w:cs="Arial"/>
               </w:rPr>
-              <w:t>Game calls LoadData() (e.g., from the load menu).</w:t>
+              <w:t xml:space="preserve">Game calls </w:t>
+            </w:r>
+            <w:proofErr w:type="spellStart"/>
+            <w:proofErr w:type="gramStart"/>
+            <w:r>
+              <w:rPr>
+                <w:rFonts w:ascii="Arial" w:eastAsia="Times New Roman" w:hAnsi="Arial" w:cs="Arial"/>
+              </w:rPr>
+              <w:t>LoadData</w:t>
+            </w:r>
+            <w:proofErr w:type="spellEnd"/>
+            <w:r>
+              <w:rPr>
+                <w:rFonts w:ascii="Arial" w:eastAsia="Times New Roman" w:hAnsi="Arial" w:cs="Arial"/>
+              </w:rPr>
+              <w:t>(</w:t>
+            </w:r>
+            <w:proofErr w:type="gramEnd"/>
+            <w:r>
+              <w:rPr>
+                <w:rFonts w:ascii="Arial" w:eastAsia="Times New Roman" w:hAnsi="Arial" w:cs="Arial"/>
+              </w:rPr>
+              <w:t>) (e.g., from the load menu).</w:t>
             </w:r>
           </w:p>
           <w:p>
@@ -6909,6 +9216,7 @@
                 <w:szCs w:val="24"/>
               </w:rPr>
             </w:pPr>
+            <w:proofErr w:type="spellStart"/>
             <w:r>
               <w:rPr>
                 <w:rFonts w:ascii="Arial" w:hAnsi="Arial" w:cs="Arial"/>
@@ -6919,6 +9227,7 @@
               </w:rPr>
               <w:t>SaveCustomObject</w:t>
             </w:r>
+            <w:proofErr w:type="spellEnd"/>
           </w:p>
         </w:tc>
       </w:tr>
@@ -6980,6 +9289,7 @@
               </w:rPr>
               <w:t xml:space="preserve"> for custom game saves. It uses a </w:t>
             </w:r>
+            <w:proofErr w:type="spellStart"/>
             <w:r>
               <w:rPr>
                 <w:rFonts w:ascii="Arial" w:hAnsi="Arial" w:cs="Arial"/>
@@ -6988,11 +9298,26 @@
               </w:rPr>
               <w:t>ScriptableObject</w:t>
             </w:r>
-            <w:r>
-              <w:rPr>
-                <w:rFonts w:ascii="Arial" w:hAnsi="Arial" w:cs="Arial"/>
-              </w:rPr>
-              <w:t xml:space="preserve"> to hold structured save information such as screenshots, scene names, game time, and customizable user-defined values (like vectors, floats, integers, strings, and booleans). Additionally, it includes Unity Editor functionality to create this object as an asset.</w:t>
+            <w:proofErr w:type="spellEnd"/>
+            <w:r>
+              <w:rPr>
+                <w:rFonts w:ascii="Arial" w:hAnsi="Arial" w:cs="Arial"/>
+              </w:rPr>
+              <w:t xml:space="preserve"> to hold structured save information such as screenshots, scene names, game time, and customizable user-defined values (like vectors, floats, integers, strings, and </w:t>
+            </w:r>
+            <w:proofErr w:type="spellStart"/>
+            <w:r>
+              <w:rPr>
+                <w:rFonts w:ascii="Arial" w:hAnsi="Arial" w:cs="Arial"/>
+              </w:rPr>
+              <w:t>booleans</w:t>
+            </w:r>
+            <w:proofErr w:type="spellEnd"/>
+            <w:r>
+              <w:rPr>
+                <w:rFonts w:ascii="Arial" w:hAnsi="Arial" w:cs="Arial"/>
+              </w:rPr>
+              <w:t>). Additionally, it includes Unity Editor functionality to create this object as an asset.</w:t>
             </w:r>
           </w:p>
           <w:p>
@@ -7058,7 +9383,25 @@
                 <w:b/>
                 <w:bCs/>
               </w:rPr>
-              <w:t>Menu Item: Create SaveCustomObject Asset</w:t>
+              <w:t xml:space="preserve">Menu Item: Create </w:t>
+            </w:r>
+            <w:proofErr w:type="spellStart"/>
+            <w:r>
+              <w:rPr>
+                <w:rFonts w:ascii="Arial" w:hAnsi="Arial" w:cs="Arial"/>
+                <w:b/>
+                <w:bCs/>
+              </w:rPr>
+              <w:t>SaveCustomObject</w:t>
+            </w:r>
+            <w:proofErr w:type="spellEnd"/>
+            <w:r>
+              <w:rPr>
+                <w:rFonts w:ascii="Arial" w:hAnsi="Arial" w:cs="Arial"/>
+                <w:b/>
+                <w:bCs/>
+              </w:rPr>
+              <w:t xml:space="preserve"> Asset</w:t>
             </w:r>
           </w:p>
           <w:p>
@@ -7165,8 +9508,36 @@
                 <w:b/>
                 <w:bCs/>
               </w:rPr>
-              <w:t xml:space="preserve"> ScriptableObject Class: SaveCustomObject</w:t>
-            </w:r>
+              <w:t xml:space="preserve"> </w:t>
+            </w:r>
+            <w:proofErr w:type="spellStart"/>
+            <w:r>
+              <w:rPr>
+                <w:rFonts w:ascii="Arial" w:hAnsi="Arial" w:cs="Arial"/>
+                <w:b/>
+                <w:bCs/>
+              </w:rPr>
+              <w:t>ScriptableObject</w:t>
+            </w:r>
+            <w:proofErr w:type="spellEnd"/>
+            <w:r>
+              <w:rPr>
+                <w:rFonts w:ascii="Arial" w:hAnsi="Arial" w:cs="Arial"/>
+                <w:b/>
+                <w:bCs/>
+              </w:rPr>
+              <w:t xml:space="preserve"> Class: </w:t>
+            </w:r>
+            <w:proofErr w:type="spellStart"/>
+            <w:r>
+              <w:rPr>
+                <w:rFonts w:ascii="Arial" w:hAnsi="Arial" w:cs="Arial"/>
+                <w:b/>
+                <w:bCs/>
+              </w:rPr>
+              <w:t>SaveCustomObject</w:t>
+            </w:r>
+            <w:proofErr w:type="spellEnd"/>
           </w:p>
           <w:p>
             <w:pPr>
@@ -7305,7 +9676,29 @@
               <w:rPr>
                 <w:rFonts w:ascii="Arial" w:hAnsi="Arial" w:cs="Arial"/>
               </w:rPr>
-              <w:t>Holds the current in-game clock as a string (formatted as hours:minutes:seconds).</w:t>
+              <w:t xml:space="preserve">Holds the current in-game clock as a string (formatted as </w:t>
+            </w:r>
+            <w:proofErr w:type="spellStart"/>
+            <w:proofErr w:type="gramStart"/>
+            <w:r>
+              <w:rPr>
+                <w:rFonts w:ascii="Arial" w:hAnsi="Arial" w:cs="Arial"/>
+              </w:rPr>
+              <w:t>hours:minutes</w:t>
+            </w:r>
+            <w:proofErr w:type="gramEnd"/>
+            <w:r>
+              <w:rPr>
+                <w:rFonts w:ascii="Arial" w:hAnsi="Arial" w:cs="Arial"/>
+              </w:rPr>
+              <w:t>:seconds</w:t>
+            </w:r>
+            <w:proofErr w:type="spellEnd"/>
+            <w:r>
+              <w:rPr>
+                <w:rFonts w:ascii="Arial" w:hAnsi="Arial" w:cs="Arial"/>
+              </w:rPr>
+              <w:t>).</w:t>
             </w:r>
           </w:p>
           <w:p>
@@ -7541,7 +9934,21 @@
               <w:rPr>
                 <w:rFonts w:ascii="Arial" w:hAnsi="Arial" w:cs="Arial"/>
               </w:rPr>
-              <w:t>These booleans define where and how the data is saved:</w:t>
+              <w:t xml:space="preserve">These </w:t>
+            </w:r>
+            <w:proofErr w:type="spellStart"/>
+            <w:r>
+              <w:rPr>
+                <w:rFonts w:ascii="Arial" w:hAnsi="Arial" w:cs="Arial"/>
+              </w:rPr>
+              <w:t>booleans</w:t>
+            </w:r>
+            <w:proofErr w:type="spellEnd"/>
+            <w:r>
+              <w:rPr>
+                <w:rFonts w:ascii="Arial" w:hAnsi="Arial" w:cs="Arial"/>
+              </w:rPr>
+              <w:t xml:space="preserve"> define where and how the data is saved:</w:t>
             </w:r>
           </w:p>
           <w:p>
@@ -7613,13 +10020,37 @@
                 <w:b/>
                 <w:bCs/>
               </w:rPr>
-              <w:t>Player Prefs</w:t>
-            </w:r>
-            <w:r>
-              <w:rPr>
-                <w:rFonts w:ascii="Arial" w:hAnsi="Arial" w:cs="Arial"/>
-              </w:rPr>
-              <w:t>: Saves using Unity’s PlayerPrefs system (not file-based, useful for lighter or faster saves).</w:t>
+              <w:t xml:space="preserve">Player </w:t>
+            </w:r>
+            <w:proofErr w:type="spellStart"/>
+            <w:r>
+              <w:rPr>
+                <w:rFonts w:ascii="Arial" w:hAnsi="Arial" w:cs="Arial"/>
+                <w:b/>
+                <w:bCs/>
+              </w:rPr>
+              <w:t>Prefs</w:t>
+            </w:r>
+            <w:proofErr w:type="spellEnd"/>
+            <w:r>
+              <w:rPr>
+                <w:rFonts w:ascii="Arial" w:hAnsi="Arial" w:cs="Arial"/>
+              </w:rPr>
+              <w:t xml:space="preserve">: Saves using Unity’s </w:t>
+            </w:r>
+            <w:proofErr w:type="spellStart"/>
+            <w:r>
+              <w:rPr>
+                <w:rFonts w:ascii="Arial" w:hAnsi="Arial" w:cs="Arial"/>
+              </w:rPr>
+              <w:t>PlayerPrefs</w:t>
+            </w:r>
+            <w:proofErr w:type="spellEnd"/>
+            <w:r>
+              <w:rPr>
+                <w:rFonts w:ascii="Arial" w:hAnsi="Arial" w:cs="Arial"/>
+              </w:rPr>
+              <w:t xml:space="preserve"> system (not file-based, useful for lighter or faster saves).</w:t>
             </w:r>
           </w:p>
           <w:p>
@@ -7715,7 +10146,25 @@
                 <w:b/>
                 <w:bCs/>
               </w:rPr>
-              <w:t xml:space="preserve"> SaveCustomItem Class</w:t>
+              <w:t xml:space="preserve"> </w:t>
+            </w:r>
+            <w:proofErr w:type="spellStart"/>
+            <w:r>
+              <w:rPr>
+                <w:rFonts w:ascii="Arial" w:hAnsi="Arial" w:cs="Arial"/>
+                <w:b/>
+                <w:bCs/>
+              </w:rPr>
+              <w:t>SaveCustomItem</w:t>
+            </w:r>
+            <w:proofErr w:type="spellEnd"/>
+            <w:r>
+              <w:rPr>
+                <w:rFonts w:ascii="Arial" w:hAnsi="Arial" w:cs="Arial"/>
+                <w:b/>
+                <w:bCs/>
+              </w:rPr>
+              <w:t xml:space="preserve"> Class</w:t>
             </w:r>
           </w:p>
           <w:p>
@@ -7959,6 +10408,7 @@
                 <w:bCs/>
               </w:rPr>
             </w:pPr>
+            <w:proofErr w:type="spellStart"/>
             <w:r>
               <w:rPr>
                 <w:rFonts w:ascii="Arial" w:hAnsi="Arial" w:cs="Arial"/>
@@ -7967,6 +10417,7 @@
               </w:rPr>
               <w:t>SaveCustomVector</w:t>
             </w:r>
+            <w:proofErr w:type="spellEnd"/>
           </w:p>
           <w:p>
             <w:pPr>
@@ -7995,6 +10446,7 @@
                 <w:bCs/>
               </w:rPr>
             </w:pPr>
+            <w:proofErr w:type="spellStart"/>
             <w:r>
               <w:rPr>
                 <w:rFonts w:ascii="Arial" w:hAnsi="Arial" w:cs="Arial"/>
@@ -8003,6 +10455,7 @@
               </w:rPr>
               <w:t>SaveCustomFloat</w:t>
             </w:r>
+            <w:proofErr w:type="spellEnd"/>
           </w:p>
           <w:p>
             <w:pPr>
@@ -8031,6 +10484,7 @@
                 <w:bCs/>
               </w:rPr>
             </w:pPr>
+            <w:proofErr w:type="spellStart"/>
             <w:r>
               <w:rPr>
                 <w:rFonts w:ascii="Arial" w:hAnsi="Arial" w:cs="Arial"/>
@@ -8039,6 +10493,7 @@
               </w:rPr>
               <w:t>SaveCustomInt</w:t>
             </w:r>
+            <w:proofErr w:type="spellEnd"/>
           </w:p>
           <w:p>
             <w:pPr>
@@ -8067,6 +10522,7 @@
                 <w:bCs/>
               </w:rPr>
             </w:pPr>
+            <w:proofErr w:type="spellStart"/>
             <w:r>
               <w:rPr>
                 <w:rFonts w:ascii="Arial" w:hAnsi="Arial" w:cs="Arial"/>
@@ -8075,6 +10531,7 @@
               </w:rPr>
               <w:t>SaveCustomString</w:t>
             </w:r>
+            <w:proofErr w:type="spellEnd"/>
           </w:p>
           <w:p>
             <w:pPr>
@@ -8103,6 +10560,7 @@
                 <w:bCs/>
               </w:rPr>
             </w:pPr>
+            <w:proofErr w:type="spellStart"/>
             <w:r>
               <w:rPr>
                 <w:rFonts w:ascii="Arial" w:hAnsi="Arial" w:cs="Arial"/>
@@ -8111,6 +10569,7 @@
               </w:rPr>
               <w:t>SaveCustomBool</w:t>
             </w:r>
+            <w:proofErr w:type="spellEnd"/>
           </w:p>
           <w:p>
             <w:pPr>
@@ -8127,7 +10586,21 @@
               <w:rPr>
                 <w:rFonts w:ascii="Arial" w:hAnsi="Arial" w:cs="Arial"/>
               </w:rPr>
-              <w:t>Stores a boolean (true/false) with a tag.</w:t>
+              <w:t xml:space="preserve">Stores a </w:t>
+            </w:r>
+            <w:proofErr w:type="spellStart"/>
+            <w:r>
+              <w:rPr>
+                <w:rFonts w:ascii="Arial" w:hAnsi="Arial" w:cs="Arial"/>
+              </w:rPr>
+              <w:t>boolean</w:t>
+            </w:r>
+            <w:proofErr w:type="spellEnd"/>
+            <w:r>
+              <w:rPr>
+                <w:rFonts w:ascii="Arial" w:hAnsi="Arial" w:cs="Arial"/>
+              </w:rPr>
+              <w:t xml:space="preserve"> (true/false) with a tag.</w:t>
             </w:r>
           </w:p>
           <w:p>
@@ -8179,8 +10652,23 @@
               <w:rPr>
                 <w:rFonts w:ascii="Arial" w:hAnsi="Arial" w:cs="Arial"/>
               </w:rPr>
-              <w:t xml:space="preserve">This ScriptableObject is designed to be used by the </w:t>
-            </w:r>
+              <w:t xml:space="preserve">This </w:t>
+            </w:r>
+            <w:proofErr w:type="spellStart"/>
+            <w:r>
+              <w:rPr>
+                <w:rFonts w:ascii="Arial" w:hAnsi="Arial" w:cs="Arial"/>
+              </w:rPr>
+              <w:t>ScriptableObject</w:t>
+            </w:r>
+            <w:proofErr w:type="spellEnd"/>
+            <w:r>
+              <w:rPr>
+                <w:rFonts w:ascii="Arial" w:hAnsi="Arial" w:cs="Arial"/>
+              </w:rPr>
+              <w:t xml:space="preserve"> is designed to be used by the </w:t>
+            </w:r>
+            <w:proofErr w:type="spellStart"/>
             <w:r>
               <w:rPr>
                 <w:rFonts w:ascii="Arial" w:hAnsi="Arial" w:cs="Arial"/>
@@ -8189,6 +10677,7 @@
               </w:rPr>
               <w:t>SaveCustomInScene</w:t>
             </w:r>
+            <w:proofErr w:type="spellEnd"/>
             <w:r>
               <w:rPr>
                 <w:rFonts w:ascii="Arial" w:hAnsi="Arial" w:cs="Arial"/>
@@ -8282,6 +10771,7 @@
                 <w:szCs w:val="24"/>
               </w:rPr>
             </w:pPr>
+            <w:proofErr w:type="spellStart"/>
             <w:r>
               <w:rPr>
                 <w:rFonts w:ascii="Arial" w:hAnsi="Arial" w:cs="Arial"/>
@@ -8292,6 +10782,7 @@
               </w:rPr>
               <w:t>CheckButtonSelected</w:t>
             </w:r>
+            <w:proofErr w:type="spellEnd"/>
           </w:p>
         </w:tc>
       </w:tr>
@@ -8401,7 +10892,21 @@
               <w:rPr>
                 <w:rFonts w:ascii="Arial" w:hAnsi="Arial" w:cs="Arial"/>
               </w:rPr>
-              <w:t>Unity's EventSystem might lose focus due to scene changes or UI transitions.</w:t>
+              <w:t xml:space="preserve">Unity's </w:t>
+            </w:r>
+            <w:proofErr w:type="spellStart"/>
+            <w:r>
+              <w:rPr>
+                <w:rFonts w:ascii="Arial" w:hAnsi="Arial" w:cs="Arial"/>
+              </w:rPr>
+              <w:t>EventSystem</w:t>
+            </w:r>
+            <w:proofErr w:type="spellEnd"/>
+            <w:r>
+              <w:rPr>
+                <w:rFonts w:ascii="Arial" w:hAnsi="Arial" w:cs="Arial"/>
+              </w:rPr>
+              <w:t xml:space="preserve"> might lose focus due to scene changes or UI transitions.</w:t>
             </w:r>
           </w:p>
           <w:p>
@@ -8471,7 +10976,21 @@
               <w:rPr>
                 <w:rFonts w:ascii="Arial" w:hAnsi="Arial" w:cs="Arial"/>
               </w:rPr>
-              <w:t>This makes it easy to add it to a GameObject from the Unity Editor.</w:t>
+              <w:t xml:space="preserve">This makes it easy to add it to a </w:t>
+            </w:r>
+            <w:proofErr w:type="spellStart"/>
+            <w:r>
+              <w:rPr>
+                <w:rFonts w:ascii="Arial" w:hAnsi="Arial" w:cs="Arial"/>
+              </w:rPr>
+              <w:t>GameObject</w:t>
+            </w:r>
+            <w:proofErr w:type="spellEnd"/>
+            <w:r>
+              <w:rPr>
+                <w:rFonts w:ascii="Arial" w:hAnsi="Arial" w:cs="Arial"/>
+              </w:rPr>
+              <w:t xml:space="preserve"> from the Unity Editor.</w:t>
             </w:r>
           </w:p>
           <w:p>
@@ -8639,7 +11158,21 @@
               <w:rPr>
                 <w:rFonts w:ascii="Arial" w:hAnsi="Arial" w:cs="Arial"/>
               </w:rPr>
-              <w:t>If nothing is selected, that means the EventSystem has no focus, which can break keyboard/controller navigation.</w:t>
+              <w:t xml:space="preserve">If nothing is selected, that means the </w:t>
+            </w:r>
+            <w:proofErr w:type="spellStart"/>
+            <w:r>
+              <w:rPr>
+                <w:rFonts w:ascii="Arial" w:hAnsi="Arial" w:cs="Arial"/>
+              </w:rPr>
+              <w:t>EventSystem</w:t>
+            </w:r>
+            <w:proofErr w:type="spellEnd"/>
+            <w:r>
+              <w:rPr>
+                <w:rFonts w:ascii="Arial" w:hAnsi="Arial" w:cs="Arial"/>
+              </w:rPr>
+              <w:t xml:space="preserve"> has no focus, which can break keyboard/controller navigation.</w:t>
             </w:r>
           </w:p>
           <w:p>
@@ -8973,7 +11506,21 @@
               <w:rPr>
                 <w:rFonts w:ascii="Arial" w:hAnsi="Arial" w:cs="Arial"/>
               </w:rPr>
-              <w:t>Make sure the UI uses Unity's EventSystem (usually auto-added when you create a Canvas).</w:t>
+              <w:t xml:space="preserve">Make sure the UI uses Unity's </w:t>
+            </w:r>
+            <w:proofErr w:type="spellStart"/>
+            <w:r>
+              <w:rPr>
+                <w:rFonts w:ascii="Arial" w:hAnsi="Arial" w:cs="Arial"/>
+              </w:rPr>
+              <w:t>EventSystem</w:t>
+            </w:r>
+            <w:proofErr w:type="spellEnd"/>
+            <w:r>
+              <w:rPr>
+                <w:rFonts w:ascii="Arial" w:hAnsi="Arial" w:cs="Arial"/>
+              </w:rPr>
+              <w:t xml:space="preserve"> (usually auto-added when you create a Canvas).</w:t>
             </w:r>
           </w:p>
           <w:p>
@@ -9047,6 +11594,7 @@
                 <w:szCs w:val="24"/>
               </w:rPr>
             </w:pPr>
+            <w:proofErr w:type="spellStart"/>
             <w:r>
               <w:rPr>
                 <w:rFonts w:ascii="Arial" w:hAnsi="Arial" w:cs="Arial"/>
@@ -9057,6 +11605,7 @@
               </w:rPr>
               <w:t>DefaultSelectedButton</w:t>
             </w:r>
+            <w:proofErr w:type="spellEnd"/>
           </w:p>
         </w:tc>
       </w:tr>
@@ -9116,7 +11665,21 @@
               <w:rPr>
                 <w:rFonts w:ascii="Arial" w:hAnsi="Arial" w:cs="Arial"/>
               </w:rPr>
-              <w:t xml:space="preserve"> whenever the GameObject it’s attached to becomes </w:t>
+              <w:t xml:space="preserve"> whenever the </w:t>
+            </w:r>
+            <w:proofErr w:type="spellStart"/>
+            <w:r>
+              <w:rPr>
+                <w:rFonts w:ascii="Arial" w:hAnsi="Arial" w:cs="Arial"/>
+              </w:rPr>
+              <w:t>GameObject</w:t>
+            </w:r>
+            <w:proofErr w:type="spellEnd"/>
+            <w:r>
+              <w:rPr>
+                <w:rFonts w:ascii="Arial" w:hAnsi="Arial" w:cs="Arial"/>
+              </w:rPr>
+              <w:t xml:space="preserve"> it’s attached to becomes </w:t>
             </w:r>
             <w:r>
               <w:rPr>
@@ -9253,7 +11816,21 @@
               <w:rPr>
                 <w:rFonts w:ascii="Arial" w:hAnsi="Arial" w:cs="Arial"/>
               </w:rPr>
-              <w:t xml:space="preserve"> that should be selected when the GameObject is enabled.</w:t>
+              <w:t xml:space="preserve"> that should be selected when the </w:t>
+            </w:r>
+            <w:proofErr w:type="spellStart"/>
+            <w:r>
+              <w:rPr>
+                <w:rFonts w:ascii="Arial" w:hAnsi="Arial" w:cs="Arial"/>
+              </w:rPr>
+              <w:t>GameObject</w:t>
+            </w:r>
+            <w:proofErr w:type="spellEnd"/>
+            <w:r>
+              <w:rPr>
+                <w:rFonts w:ascii="Arial" w:hAnsi="Arial" w:cs="Arial"/>
+              </w:rPr>
+              <w:t xml:space="preserve"> is enabled.</w:t>
             </w:r>
           </w:p>
           <w:p>
@@ -9337,7 +11914,21 @@
               <w:rPr>
                 <w:rFonts w:ascii="Arial" w:hAnsi="Arial" w:cs="Arial"/>
               </w:rPr>
-              <w:t>This method automatically runs when the GameObject the script is attached to becomes active (e.g., when a menu panel is opened).</w:t>
+              <w:t xml:space="preserve">This method automatically runs when the </w:t>
+            </w:r>
+            <w:proofErr w:type="spellStart"/>
+            <w:r>
+              <w:rPr>
+                <w:rFonts w:ascii="Arial" w:hAnsi="Arial" w:cs="Arial"/>
+              </w:rPr>
+              <w:t>GameObject</w:t>
+            </w:r>
+            <w:proofErr w:type="spellEnd"/>
+            <w:r>
+              <w:rPr>
+                <w:rFonts w:ascii="Arial" w:hAnsi="Arial" w:cs="Arial"/>
+              </w:rPr>
+              <w:t xml:space="preserve"> the script is attached to becomes active (e.g., when a menu panel is opened).</w:t>
             </w:r>
           </w:p>
           <w:p>
@@ -9377,7 +11968,21 @@
               <w:rPr>
                 <w:rFonts w:ascii="Arial" w:hAnsi="Arial" w:cs="Arial"/>
               </w:rPr>
-              <w:t xml:space="preserve"> in Unity’s EventSystem:</w:t>
+              <w:t xml:space="preserve"> in Unity’s </w:t>
+            </w:r>
+            <w:proofErr w:type="spellStart"/>
+            <w:r>
+              <w:rPr>
+                <w:rFonts w:ascii="Arial" w:hAnsi="Arial" w:cs="Arial"/>
+              </w:rPr>
+              <w:t>EventSystem</w:t>
+            </w:r>
+            <w:proofErr w:type="spellEnd"/>
+            <w:r>
+              <w:rPr>
+                <w:rFonts w:ascii="Arial" w:hAnsi="Arial" w:cs="Arial"/>
+              </w:rPr>
+              <w:t>:</w:t>
             </w:r>
           </w:p>
           <w:p>
@@ -9413,7 +12018,21 @@
               <w:rPr>
                 <w:rFonts w:ascii="Arial" w:hAnsi="Arial" w:cs="Arial"/>
               </w:rPr>
-              <w:t>It prevents the EventSystem from trying to retain selection across menus, which can cause broken navigation or unexpected UI behavior.</w:t>
+              <w:t xml:space="preserve">It prevents the </w:t>
+            </w:r>
+            <w:proofErr w:type="spellStart"/>
+            <w:r>
+              <w:rPr>
+                <w:rFonts w:ascii="Arial" w:hAnsi="Arial" w:cs="Arial"/>
+              </w:rPr>
+              <w:t>EventSystem</w:t>
+            </w:r>
+            <w:proofErr w:type="spellEnd"/>
+            <w:r>
+              <w:rPr>
+                <w:rFonts w:ascii="Arial" w:hAnsi="Arial" w:cs="Arial"/>
+              </w:rPr>
+              <w:t xml:space="preserve"> from trying to retain selection across menus, which can cause broken navigation or unexpected UI behavior.</w:t>
             </w:r>
           </w:p>
           <w:p>
@@ -9739,7 +12358,21 @@
               <w:rPr>
                 <w:rFonts w:ascii="Arial" w:hAnsi="Arial" w:cs="Arial"/>
               </w:rPr>
-              <w:t>Add the script to any UI GameObject that becomes active at runtime (e.g., menus, panels).</w:t>
+              <w:t xml:space="preserve">Add the script to any UI </w:t>
+            </w:r>
+            <w:proofErr w:type="spellStart"/>
+            <w:r>
+              <w:rPr>
+                <w:rFonts w:ascii="Arial" w:hAnsi="Arial" w:cs="Arial"/>
+              </w:rPr>
+              <w:t>GameObject</w:t>
+            </w:r>
+            <w:proofErr w:type="spellEnd"/>
+            <w:r>
+              <w:rPr>
+                <w:rFonts w:ascii="Arial" w:hAnsi="Arial" w:cs="Arial"/>
+              </w:rPr>
+              <w:t xml:space="preserve"> that becomes active at runtime (e.g., menus, panels).</w:t>
             </w:r>
           </w:p>
           <w:p>
@@ -9777,6 +12410,7 @@
               </w:rPr>
               <w:t xml:space="preserve">Make sure your UI system includes Unity’s </w:t>
             </w:r>
+            <w:proofErr w:type="spellStart"/>
             <w:r>
               <w:rPr>
                 <w:rFonts w:ascii="Arial" w:hAnsi="Arial" w:cs="Arial"/>
@@ -9785,6 +12419,7 @@
               </w:rPr>
               <w:t>EventSystem</w:t>
             </w:r>
+            <w:proofErr w:type="spellEnd"/>
             <w:r>
               <w:rPr>
                 <w:rFonts w:ascii="Arial" w:hAnsi="Arial" w:cs="Arial"/>
@@ -9829,6 +12464,7 @@
                 <w:szCs w:val="24"/>
               </w:rPr>
             </w:pPr>
+            <w:proofErr w:type="spellStart"/>
             <w:r>
               <w:rPr>
                 <w:rFonts w:ascii="Arial" w:hAnsi="Arial" w:cs="Arial"/>
@@ -9837,8 +12473,31 @@
                 <w:sz w:val="28"/>
                 <w:szCs w:val="28"/>
               </w:rPr>
-              <w:t>LoadMenuManagerTMP and LoadMenuManager</w:t>
-            </w:r>
+              <w:t>LoadMenuManagerTMP</w:t>
+            </w:r>
+            <w:proofErr w:type="spellEnd"/>
+            <w:r>
+              <w:rPr>
+                <w:rFonts w:ascii="Arial" w:hAnsi="Arial" w:cs="Arial"/>
+                <w:b/>
+                <w:bCs/>
+                <w:sz w:val="28"/>
+                <w:szCs w:val="28"/>
+              </w:rPr>
+              <w:t xml:space="preserve"> and </w:t>
+            </w:r>
+            <w:proofErr w:type="spellStart"/>
+            <w:r>
+              <w:rPr>
+                <w:rFonts w:ascii="Arial" w:hAnsi="Arial" w:cs="Arial"/>
+                <w:b/>
+                <w:bCs/>
+                <w:sz w:val="28"/>
+                <w:szCs w:val="28"/>
+              </w:rPr>
+              <w:t>LoadMenuManager</w:t>
+            </w:r>
+            <w:proofErr w:type="spellEnd"/>
           </w:p>
         </w:tc>
       </w:tr>
@@ -9858,7 +12517,21 @@
               <w:rPr>
                 <w:rFonts w:ascii="Arial" w:hAnsi="Arial" w:cs="Arial"/>
               </w:rPr>
-              <w:t>The LoadMenuManager script is responsible for managing a user interface that allows players to load saved game data through a multi-slot menu system.</w:t>
+              <w:t xml:space="preserve">The </w:t>
+            </w:r>
+            <w:proofErr w:type="spellStart"/>
+            <w:r>
+              <w:rPr>
+                <w:rFonts w:ascii="Arial" w:hAnsi="Arial" w:cs="Arial"/>
+              </w:rPr>
+              <w:t>LoadMenuManager</w:t>
+            </w:r>
+            <w:proofErr w:type="spellEnd"/>
+            <w:r>
+              <w:rPr>
+                <w:rFonts w:ascii="Arial" w:hAnsi="Arial" w:cs="Arial"/>
+              </w:rPr>
+              <w:t xml:space="preserve"> script is responsible for managing a user interface that allows players to load saved game data through a multi-slot menu system.</w:t>
             </w:r>
           </w:p>
           <w:p>
@@ -9906,7 +12579,35 @@
               <w:rPr>
                 <w:rFonts w:ascii="Arial" w:hAnsi="Arial" w:cs="Arial"/>
               </w:rPr>
-              <w:t>This script enables players to load saved game states either from PlayerPrefs or from local .json files. It presents multiple save slots (six per page), allows page navigation, shows thumbnails of each save, and handles confirmation before loading a game. It also displays an appropriate title depending on whether the selected save is an autosave or a manual save.</w:t>
+              <w:t xml:space="preserve">This script enables players to load saved game states either from </w:t>
+            </w:r>
+            <w:proofErr w:type="spellStart"/>
+            <w:r>
+              <w:rPr>
+                <w:rFonts w:ascii="Arial" w:hAnsi="Arial" w:cs="Arial"/>
+              </w:rPr>
+              <w:t>PlayerPrefs</w:t>
+            </w:r>
+            <w:proofErr w:type="spellEnd"/>
+            <w:r>
+              <w:rPr>
+                <w:rFonts w:ascii="Arial" w:hAnsi="Arial" w:cs="Arial"/>
+              </w:rPr>
+              <w:t xml:space="preserve"> or from local .</w:t>
+            </w:r>
+            <w:proofErr w:type="spellStart"/>
+            <w:r>
+              <w:rPr>
+                <w:rFonts w:ascii="Arial" w:hAnsi="Arial" w:cs="Arial"/>
+              </w:rPr>
+              <w:t>json</w:t>
+            </w:r>
+            <w:proofErr w:type="spellEnd"/>
+            <w:r>
+              <w:rPr>
+                <w:rFonts w:ascii="Arial" w:hAnsi="Arial" w:cs="Arial"/>
+              </w:rPr>
+              <w:t xml:space="preserve"> files. It presents multiple save slots (six per page), allows page navigation, shows thumbnails of each save, and handles confirmation before loading a game. It also displays an appropriate title depending on whether the selected save is an autosave or a manual save.</w:t>
             </w:r>
           </w:p>
           <w:p>
@@ -9972,6 +12673,7 @@
                 <w:rFonts w:ascii="Arial" w:hAnsi="Arial" w:cs="Arial"/>
               </w:rPr>
             </w:pPr>
+            <w:proofErr w:type="spellStart"/>
             <w:r>
               <w:rPr>
                 <w:rFonts w:ascii="Arial" w:hAnsi="Arial" w:cs="Arial"/>
@@ -9980,6 +12682,7 @@
               </w:rPr>
               <w:t>saveCustomInScene</w:t>
             </w:r>
+            <w:proofErr w:type="spellEnd"/>
             <w:r>
               <w:rPr>
                 <w:rFonts w:ascii="Arial" w:hAnsi="Arial" w:cs="Arial"/>
@@ -10016,6 +12719,7 @@
                 <w:rFonts w:ascii="Arial" w:hAnsi="Arial" w:cs="Arial"/>
               </w:rPr>
             </w:pPr>
+            <w:proofErr w:type="spellStart"/>
             <w:r>
               <w:rPr>
                 <w:rFonts w:ascii="Arial" w:hAnsi="Arial" w:cs="Arial"/>
@@ -10024,6 +12728,7 @@
               </w:rPr>
               <w:t>confirmationPanel</w:t>
             </w:r>
+            <w:proofErr w:type="spellEnd"/>
             <w:r>
               <w:rPr>
                 <w:rFonts w:ascii="Arial" w:hAnsi="Arial" w:cs="Arial"/>
@@ -10042,14 +12747,34 @@
                 <w:rFonts w:ascii="Arial" w:hAnsi="Arial" w:cs="Arial"/>
               </w:rPr>
             </w:pPr>
-            <w:r>
-              <w:rPr>
-                <w:rFonts w:ascii="Arial" w:hAnsi="Arial" w:cs="Arial"/>
-                <w:b/>
-                <w:bCs/>
-              </w:rPr>
-              <w:t>confirmButton / cancelButton</w:t>
-            </w:r>
+            <w:proofErr w:type="spellStart"/>
+            <w:r>
+              <w:rPr>
+                <w:rFonts w:ascii="Arial" w:hAnsi="Arial" w:cs="Arial"/>
+                <w:b/>
+                <w:bCs/>
+              </w:rPr>
+              <w:t>confirmButton</w:t>
+            </w:r>
+            <w:proofErr w:type="spellEnd"/>
+            <w:r>
+              <w:rPr>
+                <w:rFonts w:ascii="Arial" w:hAnsi="Arial" w:cs="Arial"/>
+                <w:b/>
+                <w:bCs/>
+              </w:rPr>
+              <w:t xml:space="preserve"> / </w:t>
+            </w:r>
+            <w:proofErr w:type="spellStart"/>
+            <w:r>
+              <w:rPr>
+                <w:rFonts w:ascii="Arial" w:hAnsi="Arial" w:cs="Arial"/>
+                <w:b/>
+                <w:bCs/>
+              </w:rPr>
+              <w:t>cancelButton</w:t>
+            </w:r>
+            <w:proofErr w:type="spellEnd"/>
             <w:r>
               <w:rPr>
                 <w:rFonts w:ascii="Arial" w:hAnsi="Arial" w:cs="Arial"/>
@@ -10086,6 +12811,7 @@
                 <w:rFonts w:ascii="Arial" w:hAnsi="Arial" w:cs="Arial"/>
               </w:rPr>
             </w:pPr>
+            <w:proofErr w:type="spellStart"/>
             <w:r>
               <w:rPr>
                 <w:rFonts w:ascii="Arial" w:hAnsi="Arial" w:cs="Arial"/>
@@ -10094,6 +12820,7 @@
               </w:rPr>
               <w:t>titleLoad</w:t>
             </w:r>
+            <w:proofErr w:type="spellEnd"/>
             <w:r>
               <w:rPr>
                 <w:rFonts w:ascii="Arial" w:hAnsi="Arial" w:cs="Arial"/>
@@ -10138,6 +12865,7 @@
                 <w:rFonts w:ascii="Arial" w:hAnsi="Arial" w:cs="Arial"/>
               </w:rPr>
             </w:pPr>
+            <w:proofErr w:type="spellStart"/>
             <w:r>
               <w:rPr>
                 <w:rFonts w:ascii="Arial" w:hAnsi="Arial" w:cs="Arial"/>
@@ -10146,6 +12874,7 @@
               </w:rPr>
               <w:t>textAutomatic</w:t>
             </w:r>
+            <w:proofErr w:type="spellEnd"/>
             <w:r>
               <w:rPr>
                 <w:rFonts w:ascii="Arial" w:hAnsi="Arial" w:cs="Arial"/>
@@ -10267,6 +12996,7 @@
               <w:lastRenderedPageBreak/>
               <w:t xml:space="preserve">A </w:t>
             </w:r>
+            <w:proofErr w:type="spellStart"/>
             <w:r>
               <w:rPr>
                 <w:rFonts w:ascii="Arial" w:hAnsi="Arial" w:cs="Arial"/>
@@ -10275,6 +13005,7 @@
               </w:rPr>
               <w:t>RawImage</w:t>
             </w:r>
+            <w:proofErr w:type="spellEnd"/>
             <w:r>
               <w:rPr>
                 <w:rFonts w:ascii="Arial" w:hAnsi="Arial" w:cs="Arial"/>
@@ -10369,6 +13100,7 @@
                 <w:rFonts w:ascii="Arial" w:hAnsi="Arial" w:cs="Arial"/>
               </w:rPr>
             </w:pPr>
+            <w:proofErr w:type="spellStart"/>
             <w:r>
               <w:rPr>
                 <w:rFonts w:ascii="Arial" w:hAnsi="Arial" w:cs="Arial"/>
@@ -10377,6 +13109,7 @@
               </w:rPr>
               <w:t>inputField</w:t>
             </w:r>
+            <w:proofErr w:type="spellEnd"/>
             <w:r>
               <w:rPr>
                 <w:rFonts w:ascii="Arial" w:hAnsi="Arial" w:cs="Arial"/>
@@ -10429,6 +13162,7 @@
                 <w:rFonts w:ascii="Arial" w:hAnsi="Arial" w:cs="Arial"/>
               </w:rPr>
             </w:pPr>
+            <w:proofErr w:type="spellStart"/>
             <w:r>
               <w:rPr>
                 <w:rFonts w:ascii="Arial" w:hAnsi="Arial" w:cs="Arial"/>
@@ -10437,6 +13171,7 @@
               </w:rPr>
               <w:t>currentLoadNumber</w:t>
             </w:r>
+            <w:proofErr w:type="spellEnd"/>
             <w:r>
               <w:rPr>
                 <w:rFonts w:ascii="Arial" w:hAnsi="Arial" w:cs="Arial"/>
@@ -10455,6 +13190,7 @@
                 <w:rFonts w:ascii="Arial" w:hAnsi="Arial" w:cs="Arial"/>
               </w:rPr>
             </w:pPr>
+            <w:proofErr w:type="spellStart"/>
             <w:r>
               <w:rPr>
                 <w:rFonts w:ascii="Arial" w:hAnsi="Arial" w:cs="Arial"/>
@@ -10463,6 +13199,7 @@
               </w:rPr>
               <w:t>firstTime</w:t>
             </w:r>
+            <w:proofErr w:type="spellEnd"/>
             <w:r>
               <w:rPr>
                 <w:rFonts w:ascii="Arial" w:hAnsi="Arial" w:cs="Arial"/>
@@ -10481,6 +13218,7 @@
                 <w:rFonts w:ascii="Arial" w:hAnsi="Arial" w:cs="Arial"/>
               </w:rPr>
             </w:pPr>
+            <w:proofErr w:type="spellStart"/>
             <w:r>
               <w:rPr>
                 <w:rFonts w:ascii="Arial" w:hAnsi="Arial" w:cs="Arial"/>
@@ -10489,11 +13227,62 @@
               </w:rPr>
               <w:t>loadKey</w:t>
             </w:r>
-            <w:r>
-              <w:rPr>
-                <w:rFonts w:ascii="Arial" w:hAnsi="Arial" w:cs="Arial"/>
-              </w:rPr>
-              <w:t>: A key used in PlayerPrefs to remember the user's last accessed save group.</w:t>
+            <w:proofErr w:type="spellEnd"/>
+            <w:r>
+              <w:rPr>
+                <w:rFonts w:ascii="Arial" w:hAnsi="Arial" w:cs="Arial"/>
+              </w:rPr>
+              <w:t xml:space="preserve">: A key used in </w:t>
+            </w:r>
+            <w:proofErr w:type="spellStart"/>
+            <w:r>
+              <w:rPr>
+                <w:rFonts w:ascii="Arial" w:hAnsi="Arial" w:cs="Arial"/>
+              </w:rPr>
+              <w:t>PlayerPrefs</w:t>
+            </w:r>
+            <w:proofErr w:type="spellEnd"/>
+            <w:r>
+              <w:rPr>
+                <w:rFonts w:ascii="Arial" w:hAnsi="Arial" w:cs="Arial"/>
+              </w:rPr>
+              <w:t xml:space="preserve"> to remember the user's last accessed save group.</w:t>
+            </w:r>
+          </w:p>
+          <w:p>
+            <w:pPr>
+              <w:numPr>
+                <w:ilvl w:val="0"/>
+                <w:numId w:val="64"/>
+              </w:numPr>
+              <w:jc w:val="both"/>
+              <w:rPr>
+                <w:rFonts w:ascii="Arial" w:hAnsi="Arial" w:cs="Arial"/>
+              </w:rPr>
+            </w:pPr>
+            <w:proofErr w:type="spellStart"/>
+            <w:r>
+              <w:rPr>
+                <w:rFonts w:ascii="Arial" w:hAnsi="Arial" w:cs="Arial"/>
+                <w:b/>
+                <w:bCs/>
+              </w:rPr>
+              <w:t>OnDisable</w:t>
+            </w:r>
+            <w:proofErr w:type="spellEnd"/>
+            <w:r>
+              <w:rPr>
+                <w:rFonts w:ascii="Arial" w:hAnsi="Arial" w:cs="Arial"/>
+                <w:b/>
+                <w:bCs/>
+              </w:rPr>
+              <w:t>:</w:t>
+            </w:r>
+            <w:r>
+              <w:rPr>
+                <w:rFonts w:ascii="Arial" w:hAnsi="Arial" w:cs="Arial"/>
+              </w:rPr>
+              <w:t xml:space="preserve"> Automatically clears all thumbnail previews when the UI is disabled.</w:t>
             </w:r>
           </w:p>
           <w:p>
@@ -10577,7 +13366,21 @@
               <w:rPr>
                 <w:rFonts w:ascii="Arial" w:hAnsi="Arial" w:cs="Arial"/>
               </w:rPr>
-              <w:t>Fetches the SaveCustomInScene reference.</w:t>
+              <w:t xml:space="preserve">Fetches the </w:t>
+            </w:r>
+            <w:proofErr w:type="spellStart"/>
+            <w:r>
+              <w:rPr>
+                <w:rFonts w:ascii="Arial" w:hAnsi="Arial" w:cs="Arial"/>
+              </w:rPr>
+              <w:t>SaveCustomInScene</w:t>
+            </w:r>
+            <w:proofErr w:type="spellEnd"/>
+            <w:r>
+              <w:rPr>
+                <w:rFonts w:ascii="Arial" w:hAnsi="Arial" w:cs="Arial"/>
+              </w:rPr>
+              <w:t xml:space="preserve"> reference.</w:t>
             </w:r>
           </w:p>
           <w:p>
@@ -10595,7 +13398,21 @@
               <w:rPr>
                 <w:rFonts w:ascii="Arial" w:hAnsi="Arial" w:cs="Arial"/>
               </w:rPr>
-              <w:t>Loads the last used save group from PlayerPrefs.</w:t>
+              <w:t xml:space="preserve">Loads the last used save group from </w:t>
+            </w:r>
+            <w:proofErr w:type="spellStart"/>
+            <w:r>
+              <w:rPr>
+                <w:rFonts w:ascii="Arial" w:hAnsi="Arial" w:cs="Arial"/>
+              </w:rPr>
+              <w:t>PlayerPrefs</w:t>
+            </w:r>
+            <w:proofErr w:type="spellEnd"/>
+            <w:r>
+              <w:rPr>
+                <w:rFonts w:ascii="Arial" w:hAnsi="Arial" w:cs="Arial"/>
+              </w:rPr>
+              <w:t>.</w:t>
             </w:r>
           </w:p>
           <w:p>
@@ -10639,6 +13456,53 @@
               <w:jc w:val="both"/>
               <w:rPr>
                 <w:rFonts w:ascii="Arial" w:hAnsi="Arial" w:cs="Arial"/>
+                <w:b/>
+                <w:bCs/>
+              </w:rPr>
+            </w:pPr>
+            <w:proofErr w:type="spellStart"/>
+            <w:r>
+              <w:rPr>
+                <w:rFonts w:ascii="Arial" w:hAnsi="Arial" w:cs="Arial"/>
+                <w:b/>
+                <w:bCs/>
+              </w:rPr>
+              <w:t>OnDisable</w:t>
+            </w:r>
+            <w:proofErr w:type="spellEnd"/>
+            <w:r>
+              <w:rPr>
+                <w:rFonts w:ascii="Arial" w:hAnsi="Arial" w:cs="Arial"/>
+                <w:b/>
+                <w:bCs/>
+              </w:rPr>
+              <w:t>:</w:t>
+            </w:r>
+          </w:p>
+          <w:p>
+            <w:pPr>
+              <w:pStyle w:val="PargrafodaLista"/>
+              <w:numPr>
+                <w:ilvl w:val="0"/>
+                <w:numId w:val="110"/>
+              </w:numPr>
+              <w:jc w:val="both"/>
+              <w:rPr>
+                <w:rFonts w:ascii="Arial" w:hAnsi="Arial" w:cs="Arial"/>
+              </w:rPr>
+            </w:pPr>
+            <w:r>
+              <w:rPr>
+                <w:rFonts w:ascii="Arial" w:hAnsi="Arial" w:cs="Arial"/>
+              </w:rPr>
+              <w:t>Clears all preview textures when the load menu is closed.</w:t>
+            </w:r>
+          </w:p>
+          <w:p>
+            <w:pPr>
+              <w:jc w:val="both"/>
+              <w:rPr>
+                <w:rFonts w:ascii="Arial" w:hAnsi="Arial" w:cs="Arial"/>
               </w:rPr>
             </w:pPr>
           </w:p>
@@ -10677,6 +13541,7 @@
                 <w:bCs/>
               </w:rPr>
             </w:pPr>
+            <w:proofErr w:type="spellStart"/>
             <w:r>
               <w:rPr>
                 <w:rFonts w:ascii="Arial" w:hAnsi="Arial" w:cs="Arial"/>
@@ -10685,6 +13550,7 @@
               </w:rPr>
               <w:t>SetupButtonsAndInputField</w:t>
             </w:r>
+            <w:proofErr w:type="spellEnd"/>
           </w:p>
           <w:p>
             <w:pPr>
@@ -10767,6 +13633,7 @@
                 <w:bCs/>
               </w:rPr>
             </w:pPr>
+            <w:proofErr w:type="spellStart"/>
             <w:r>
               <w:rPr>
                 <w:rFonts w:ascii="Arial" w:hAnsi="Arial" w:cs="Arial"/>
@@ -10775,6 +13642,7 @@
               </w:rPr>
               <w:t>SetupInitialLoadName</w:t>
             </w:r>
+            <w:proofErr w:type="spellEnd"/>
           </w:p>
           <w:p>
             <w:pPr>
@@ -10837,6 +13705,7 @@
                 <w:bCs/>
               </w:rPr>
             </w:pPr>
+            <w:proofErr w:type="spellStart"/>
             <w:r>
               <w:rPr>
                 <w:rFonts w:ascii="Arial" w:hAnsi="Arial" w:cs="Arial"/>
@@ -10845,6 +13714,7 @@
               </w:rPr>
               <w:t>SetTitle</w:t>
             </w:r>
+            <w:proofErr w:type="spellEnd"/>
           </w:p>
           <w:p>
             <w:pPr>
@@ -10873,14 +13743,34 @@
                 <w:bCs/>
               </w:rPr>
             </w:pPr>
-            <w:r>
-              <w:rPr>
-                <w:rFonts w:ascii="Arial" w:hAnsi="Arial" w:cs="Arial"/>
-                <w:b/>
-                <w:bCs/>
-              </w:rPr>
-              <w:t>IncreaseNumber / DecreaseNumber</w:t>
-            </w:r>
+            <w:proofErr w:type="spellStart"/>
+            <w:r>
+              <w:rPr>
+                <w:rFonts w:ascii="Arial" w:hAnsi="Arial" w:cs="Arial"/>
+                <w:b/>
+                <w:bCs/>
+              </w:rPr>
+              <w:t>IncreaseNumber</w:t>
+            </w:r>
+            <w:proofErr w:type="spellEnd"/>
+            <w:r>
+              <w:rPr>
+                <w:rFonts w:ascii="Arial" w:hAnsi="Arial" w:cs="Arial"/>
+                <w:b/>
+                <w:bCs/>
+              </w:rPr>
+              <w:t xml:space="preserve"> / </w:t>
+            </w:r>
+            <w:proofErr w:type="spellStart"/>
+            <w:r>
+              <w:rPr>
+                <w:rFonts w:ascii="Arial" w:hAnsi="Arial" w:cs="Arial"/>
+                <w:b/>
+                <w:bCs/>
+              </w:rPr>
+              <w:t>DecreaseNumber</w:t>
+            </w:r>
+            <w:proofErr w:type="spellEnd"/>
           </w:p>
           <w:p>
             <w:pPr>
@@ -10909,6 +13799,7 @@
                 <w:bCs/>
               </w:rPr>
             </w:pPr>
+            <w:proofErr w:type="spellStart"/>
             <w:r>
               <w:rPr>
                 <w:rFonts w:ascii="Arial" w:hAnsi="Arial" w:cs="Arial"/>
@@ -10917,6 +13808,7 @@
               </w:rPr>
               <w:t>ValidateInput</w:t>
             </w:r>
+            <w:proofErr w:type="spellEnd"/>
           </w:p>
           <w:p>
             <w:pPr>
@@ -10945,6 +13837,7 @@
                 <w:bCs/>
               </w:rPr>
             </w:pPr>
+            <w:proofErr w:type="spellStart"/>
             <w:r>
               <w:rPr>
                 <w:rFonts w:ascii="Arial" w:hAnsi="Arial" w:cs="Arial"/>
@@ -10953,6 +13846,7 @@
               </w:rPr>
               <w:t>OnEndEditInputField</w:t>
             </w:r>
+            <w:proofErr w:type="spellEnd"/>
           </w:p>
           <w:p>
             <w:pPr>
@@ -10969,7 +13863,21 @@
               <w:rPr>
                 <w:rFonts w:ascii="Arial" w:hAnsi="Arial" w:cs="Arial"/>
               </w:rPr>
-              <w:t>Applies the number the user typed to currentLoadNumber and refreshes the UI.</w:t>
+              <w:t xml:space="preserve">Applies the number the user typed to </w:t>
+            </w:r>
+            <w:proofErr w:type="spellStart"/>
+            <w:r>
+              <w:rPr>
+                <w:rFonts w:ascii="Arial" w:hAnsi="Arial" w:cs="Arial"/>
+              </w:rPr>
+              <w:t>currentLoadNumber</w:t>
+            </w:r>
+            <w:proofErr w:type="spellEnd"/>
+            <w:r>
+              <w:rPr>
+                <w:rFonts w:ascii="Arial" w:hAnsi="Arial" w:cs="Arial"/>
+              </w:rPr>
+              <w:t xml:space="preserve"> and refreshes the UI.</w:t>
             </w:r>
           </w:p>
           <w:p>
@@ -11015,6 +13923,7 @@
                 <w:bCs/>
               </w:rPr>
             </w:pPr>
+            <w:proofErr w:type="spellStart"/>
             <w:r>
               <w:rPr>
                 <w:rFonts w:ascii="Arial" w:hAnsi="Arial" w:cs="Arial"/>
@@ -11023,6 +13932,7 @@
               </w:rPr>
               <w:t>UpdateLoadNames</w:t>
             </w:r>
+            <w:proofErr w:type="spellEnd"/>
           </w:p>
           <w:p>
             <w:pPr>
@@ -11123,6 +14033,7 @@
                 <w:bCs/>
               </w:rPr>
             </w:pPr>
+            <w:proofErr w:type="spellStart"/>
             <w:r>
               <w:rPr>
                 <w:rFonts w:ascii="Arial" w:hAnsi="Arial" w:cs="Arial"/>
@@ -11131,6 +14042,7 @@
               </w:rPr>
               <w:t>LoadData</w:t>
             </w:r>
+            <w:proofErr w:type="spellEnd"/>
           </w:p>
           <w:p>
             <w:pPr>
@@ -11183,7 +14095,21 @@
               <w:rPr>
                 <w:rFonts w:ascii="Arial" w:hAnsi="Arial" w:cs="Arial"/>
               </w:rPr>
-              <w:t>Determines where to load it from (PlayerPrefs or file).</w:t>
+              <w:t>Determines where to load it from (</w:t>
+            </w:r>
+            <w:proofErr w:type="spellStart"/>
+            <w:r>
+              <w:rPr>
+                <w:rFonts w:ascii="Arial" w:hAnsi="Arial" w:cs="Arial"/>
+              </w:rPr>
+              <w:t>PlayerPrefs</w:t>
+            </w:r>
+            <w:proofErr w:type="spellEnd"/>
+            <w:r>
+              <w:rPr>
+                <w:rFonts w:ascii="Arial" w:hAnsi="Arial" w:cs="Arial"/>
+              </w:rPr>
+              <w:t xml:space="preserve"> or file).</w:t>
             </w:r>
           </w:p>
           <w:p>
@@ -11213,6 +14139,7 @@
                 <w:bCs/>
               </w:rPr>
             </w:pPr>
+            <w:proofErr w:type="spellStart"/>
             <w:r>
               <w:rPr>
                 <w:rFonts w:ascii="Arial" w:hAnsi="Arial" w:cs="Arial"/>
@@ -11221,6 +14148,7 @@
               </w:rPr>
               <w:t>DetermineLoadPath</w:t>
             </w:r>
+            <w:proofErr w:type="spellEnd"/>
           </w:p>
           <w:p>
             <w:pPr>
@@ -11237,7 +14165,35 @@
               <w:rPr>
                 <w:rFonts w:ascii="Arial" w:hAnsi="Arial" w:cs="Arial"/>
               </w:rPr>
-              <w:t>Builds the path to where a save file is located, depending on whether PlayerPrefs, LocalLow, or Editor paths are used.</w:t>
+              <w:t xml:space="preserve">Builds the path to where a save file is located, depending on whether </w:t>
+            </w:r>
+            <w:proofErr w:type="spellStart"/>
+            <w:r>
+              <w:rPr>
+                <w:rFonts w:ascii="Arial" w:hAnsi="Arial" w:cs="Arial"/>
+              </w:rPr>
+              <w:t>PlayerPrefs</w:t>
+            </w:r>
+            <w:proofErr w:type="spellEnd"/>
+            <w:r>
+              <w:rPr>
+                <w:rFonts w:ascii="Arial" w:hAnsi="Arial" w:cs="Arial"/>
+              </w:rPr>
+              <w:t xml:space="preserve">, </w:t>
+            </w:r>
+            <w:proofErr w:type="spellStart"/>
+            <w:r>
+              <w:rPr>
+                <w:rFonts w:ascii="Arial" w:hAnsi="Arial" w:cs="Arial"/>
+              </w:rPr>
+              <w:t>LocalLow</w:t>
+            </w:r>
+            <w:proofErr w:type="spellEnd"/>
+            <w:r>
+              <w:rPr>
+                <w:rFonts w:ascii="Arial" w:hAnsi="Arial" w:cs="Arial"/>
+              </w:rPr>
+              <w:t>, or Editor paths are used.</w:t>
             </w:r>
           </w:p>
           <w:p>
@@ -11283,6 +14239,7 @@
                 <w:bCs/>
               </w:rPr>
             </w:pPr>
+            <w:proofErr w:type="spellStart"/>
             <w:r>
               <w:rPr>
                 <w:rFonts w:ascii="Arial" w:hAnsi="Arial" w:cs="Arial"/>
@@ -11291,6 +14248,7 @@
               </w:rPr>
               <w:t>LoadGame</w:t>
             </w:r>
+            <w:proofErr w:type="spellEnd"/>
           </w:p>
           <w:p>
             <w:pPr>
@@ -11307,6 +14265,7 @@
               <w:rPr>
                 <w:rFonts w:ascii="Arial" w:hAnsi="Arial" w:cs="Arial"/>
               </w:rPr>
+              <w:lastRenderedPageBreak/>
               <w:t>Triggers confirmation only if the slot has data.</w:t>
             </w:r>
           </w:p>
@@ -11319,6 +14278,7 @@
                 <w:bCs/>
               </w:rPr>
             </w:pPr>
+            <w:proofErr w:type="spellStart"/>
             <w:r>
               <w:rPr>
                 <w:rFonts w:ascii="Arial" w:hAnsi="Arial" w:cs="Arial"/>
@@ -11327,6 +14287,7 @@
               </w:rPr>
               <w:t>ConfirmLoad</w:t>
             </w:r>
+            <w:proofErr w:type="spellEnd"/>
           </w:p>
           <w:p>
             <w:pPr>
@@ -11343,27 +14304,80 @@
               <w:rPr>
                 <w:rFonts w:ascii="Arial" w:hAnsi="Arial" w:cs="Arial"/>
               </w:rPr>
-              <w:t>Sets the filename and path on the save loader, clears preview images, and loads the actual game.</w:t>
-            </w:r>
-          </w:p>
-          <w:p>
-            <w:pPr>
-              <w:jc w:val="both"/>
-              <w:rPr>
-                <w:rFonts w:ascii="Arial" w:hAnsi="Arial" w:cs="Arial"/>
-                <w:b/>
-                <w:bCs/>
-              </w:rPr>
-            </w:pPr>
-            <w:r>
-              <w:rPr>
-                <w:rFonts w:ascii="Arial" w:hAnsi="Arial" w:cs="Arial"/>
-                <w:b/>
-                <w:bCs/>
-              </w:rPr>
-              <w:lastRenderedPageBreak/>
+              <w:t>Sets the filename and path on the save loader.</w:t>
+            </w:r>
+          </w:p>
+          <w:p>
+            <w:pPr>
+              <w:numPr>
+                <w:ilvl w:val="0"/>
+                <w:numId w:val="76"/>
+              </w:numPr>
+              <w:jc w:val="both"/>
+              <w:rPr>
+                <w:rFonts w:ascii="Arial" w:hAnsi="Arial" w:cs="Arial"/>
+              </w:rPr>
+            </w:pPr>
+            <w:r>
+              <w:rPr>
+                <w:rFonts w:ascii="Arial" w:hAnsi="Arial" w:cs="Arial"/>
+              </w:rPr>
+              <w:t xml:space="preserve">Clears preview images using </w:t>
+            </w:r>
+            <w:proofErr w:type="spellStart"/>
+            <w:r>
+              <w:rPr>
+                <w:rFonts w:ascii="Arial" w:hAnsi="Arial" w:cs="Arial"/>
+                <w:b/>
+                <w:bCs/>
+              </w:rPr>
+              <w:t>ClearRawImagesAndTextures</w:t>
+            </w:r>
+            <w:proofErr w:type="spellEnd"/>
+            <w:r>
+              <w:rPr>
+                <w:rFonts w:ascii="Arial" w:hAnsi="Arial" w:cs="Arial"/>
+              </w:rPr>
+              <w:t>.</w:t>
+            </w:r>
+          </w:p>
+          <w:p>
+            <w:pPr>
+              <w:numPr>
+                <w:ilvl w:val="0"/>
+                <w:numId w:val="76"/>
+              </w:numPr>
+              <w:jc w:val="both"/>
+              <w:rPr>
+                <w:rFonts w:ascii="Arial" w:hAnsi="Arial" w:cs="Arial"/>
+              </w:rPr>
+            </w:pPr>
+            <w:r>
+              <w:rPr>
+                <w:rFonts w:ascii="Arial" w:hAnsi="Arial" w:cs="Arial"/>
+              </w:rPr>
+              <w:t>Loads the actual game.</w:t>
+            </w:r>
+          </w:p>
+          <w:p>
+            <w:pPr>
+              <w:jc w:val="both"/>
+              <w:rPr>
+                <w:rFonts w:ascii="Arial" w:hAnsi="Arial" w:cs="Arial"/>
+                <w:b/>
+                <w:bCs/>
+              </w:rPr>
+            </w:pPr>
+            <w:proofErr w:type="spellStart"/>
+            <w:r>
+              <w:rPr>
+                <w:rFonts w:ascii="Arial" w:hAnsi="Arial" w:cs="Arial"/>
+                <w:b/>
+                <w:bCs/>
+              </w:rPr>
               <w:t>CancelLoad</w:t>
             </w:r>
+            <w:proofErr w:type="spellEnd"/>
           </w:p>
           <w:p>
             <w:pPr>
@@ -11392,6 +14406,7 @@
                 <w:bCs/>
               </w:rPr>
             </w:pPr>
+            <w:proofErr w:type="spellStart"/>
             <w:r>
               <w:rPr>
                 <w:rFonts w:ascii="Arial" w:hAnsi="Arial" w:cs="Arial"/>
@@ -11400,6 +14415,7 @@
               </w:rPr>
               <w:t>IsLoadSlotOccupied</w:t>
             </w:r>
+            <w:proofErr w:type="spellEnd"/>
           </w:p>
           <w:p>
             <w:pPr>
@@ -11428,6 +14444,7 @@
                 <w:bCs/>
               </w:rPr>
             </w:pPr>
+            <w:proofErr w:type="spellStart"/>
             <w:r>
               <w:rPr>
                 <w:rFonts w:ascii="Arial" w:hAnsi="Arial" w:cs="Arial"/>
@@ -11436,6 +14453,7 @@
               </w:rPr>
               <w:t>ClearRawImagesAndTextures</w:t>
             </w:r>
+            <w:proofErr w:type="spellEnd"/>
           </w:p>
           <w:p>
             <w:pPr>
@@ -11457,13 +14475,32 @@
           </w:p>
           <w:p>
             <w:pPr>
-              <w:jc w:val="both"/>
-              <w:rPr>
-                <w:rFonts w:ascii="Arial" w:hAnsi="Arial" w:cs="Arial"/>
-                <w:b/>
-                <w:bCs/>
-              </w:rPr>
-            </w:pPr>
+              <w:numPr>
+                <w:ilvl w:val="0"/>
+                <w:numId w:val="79"/>
+              </w:numPr>
+              <w:jc w:val="both"/>
+              <w:rPr>
+                <w:rFonts w:ascii="Arial" w:hAnsi="Arial" w:cs="Arial"/>
+              </w:rPr>
+            </w:pPr>
+            <w:r>
+              <w:rPr>
+                <w:rFonts w:ascii="Arial" w:hAnsi="Arial" w:cs="Arial"/>
+              </w:rPr>
+              <w:t>Destroys existing texture memory to prevent leaks.</w:t>
+            </w:r>
+          </w:p>
+          <w:p>
+            <w:pPr>
+              <w:jc w:val="both"/>
+              <w:rPr>
+                <w:rFonts w:ascii="Arial" w:hAnsi="Arial" w:cs="Arial"/>
+                <w:b/>
+                <w:bCs/>
+              </w:rPr>
+            </w:pPr>
+            <w:proofErr w:type="spellStart"/>
             <w:r>
               <w:rPr>
                 <w:rFonts w:ascii="Arial" w:hAnsi="Arial" w:cs="Arial"/>
@@ -11472,6 +14509,7 @@
               </w:rPr>
               <w:t>InteractableSlot</w:t>
             </w:r>
+            <w:proofErr w:type="spellEnd"/>
           </w:p>
           <w:p>
             <w:pPr>
@@ -11540,7 +14578,21 @@
               <w:rPr>
                 <w:rFonts w:ascii="Arial" w:hAnsi="Arial" w:cs="Arial"/>
               </w:rPr>
-              <w:t>This script is typically placed on a UI manager GameObject in a Load Game scene.</w:t>
+              <w:t xml:space="preserve">This script is typically placed on a UI manager </w:t>
+            </w:r>
+            <w:proofErr w:type="spellStart"/>
+            <w:r>
+              <w:rPr>
+                <w:rFonts w:ascii="Arial" w:hAnsi="Arial" w:cs="Arial"/>
+              </w:rPr>
+              <w:t>GameObject</w:t>
+            </w:r>
+            <w:proofErr w:type="spellEnd"/>
+            <w:r>
+              <w:rPr>
+                <w:rFonts w:ascii="Arial" w:hAnsi="Arial" w:cs="Arial"/>
+              </w:rPr>
+              <w:t xml:space="preserve"> in a Load Game scene.</w:t>
             </w:r>
           </w:p>
           <w:p>
@@ -11612,7 +14664,21 @@
               <w:rPr>
                 <w:rFonts w:ascii="Arial" w:hAnsi="Arial" w:cs="Arial"/>
               </w:rPr>
-              <w:t>Once confirmed, the game state is loaded via the SaveCustomInScene component.</w:t>
+              <w:t xml:space="preserve">Once confirmed, the game state is loaded via the </w:t>
+            </w:r>
+            <w:proofErr w:type="spellStart"/>
+            <w:r>
+              <w:rPr>
+                <w:rFonts w:ascii="Arial" w:hAnsi="Arial" w:cs="Arial"/>
+              </w:rPr>
+              <w:t>SaveCustomInScene</w:t>
+            </w:r>
+            <w:proofErr w:type="spellEnd"/>
+            <w:r>
+              <w:rPr>
+                <w:rFonts w:ascii="Arial" w:hAnsi="Arial" w:cs="Arial"/>
+              </w:rPr>
+              <w:t xml:space="preserve"> component.</w:t>
             </w:r>
           </w:p>
         </w:tc>
@@ -11652,6 +14718,7 @@
                 <w:szCs w:val="24"/>
               </w:rPr>
             </w:pPr>
+            <w:proofErr w:type="spellStart"/>
             <w:r>
               <w:rPr>
                 <w:rFonts w:ascii="Arial" w:hAnsi="Arial" w:cs="Arial"/>
@@ -11672,6 +14739,7 @@
               </w:rPr>
               <w:t>TMP</w:t>
             </w:r>
+            <w:proofErr w:type="spellEnd"/>
             <w:r>
               <w:rPr>
                 <w:rFonts w:ascii="Arial" w:hAnsi="Arial" w:cs="Arial"/>
@@ -11680,8 +14748,20 @@
                 <w:sz w:val="28"/>
                 <w:szCs w:val="28"/>
               </w:rPr>
-              <w:t xml:space="preserve"> and SaveMenuManager</w:t>
-            </w:r>
+              <w:t xml:space="preserve"> and </w:t>
+            </w:r>
+            <w:proofErr w:type="spellStart"/>
+            <w:r>
+              <w:rPr>
+                <w:rFonts w:ascii="Arial" w:hAnsi="Arial" w:cs="Arial"/>
+                <w:b/>
+                <w:bCs/>
+                <w:sz w:val="28"/>
+                <w:szCs w:val="28"/>
+              </w:rPr>
+              <w:t>SaveMenuManager</w:t>
+            </w:r>
+            <w:proofErr w:type="spellEnd"/>
           </w:p>
         </w:tc>
       </w:tr>
@@ -11707,6 +14787,7 @@
               </w:rPr>
               <w:t xml:space="preserve">The </w:t>
             </w:r>
+            <w:proofErr w:type="spellStart"/>
             <w:r>
               <w:rPr>
                 <w:rFonts w:ascii="Arial" w:hAnsi="Arial" w:cs="Arial"/>
@@ -11717,13 +14798,32 @@
               </w:rPr>
               <w:t>SaveMenuManager</w:t>
             </w:r>
+            <w:proofErr w:type="spellEnd"/>
             <w:r>
               <w:rPr>
                 <w:rFonts w:ascii="Arial" w:hAnsi="Arial" w:cs="Arial"/>
                 <w:sz w:val="24"/>
                 <w:szCs w:val="24"/>
               </w:rPr>
-              <w:t xml:space="preserve"> script is responsible for managing a save system UI in a Unity game. It provides a structured interface for saving game states across multiple slots, with support for PlayerPrefs and file-based saving.</w:t>
+              <w:t xml:space="preserve"> script is responsible for managing a save system UI in a Unity game. It provides a structured interface for saving game states across multiple slots, with support for </w:t>
+            </w:r>
+            <w:proofErr w:type="spellStart"/>
+            <w:r>
+              <w:rPr>
+                <w:rFonts w:ascii="Arial" w:hAnsi="Arial" w:cs="Arial"/>
+                <w:sz w:val="24"/>
+                <w:szCs w:val="24"/>
+              </w:rPr>
+              <w:t>PlayerPrefs</w:t>
+            </w:r>
+            <w:proofErr w:type="spellEnd"/>
+            <w:r>
+              <w:rPr>
+                <w:rFonts w:ascii="Arial" w:hAnsi="Arial" w:cs="Arial"/>
+                <w:sz w:val="24"/>
+                <w:szCs w:val="24"/>
+              </w:rPr>
+              <w:t xml:space="preserve"> and file-based saving.</w:t>
             </w:r>
           </w:p>
           <w:p>
@@ -11909,6 +15009,7 @@
                 <w:szCs w:val="24"/>
               </w:rPr>
             </w:pPr>
+            <w:proofErr w:type="spellStart"/>
             <w:r>
               <w:rPr>
                 <w:rFonts w:ascii="Arial" w:hAnsi="Arial" w:cs="Arial"/>
@@ -11917,7 +15018,40 @@
                 <w:sz w:val="24"/>
                 <w:szCs w:val="24"/>
               </w:rPr>
-              <w:t>SaveCustomInScene (saveCustomInScene):</w:t>
+              <w:t>SaveCustomInScene</w:t>
+            </w:r>
+            <w:proofErr w:type="spellEnd"/>
+            <w:r>
+              <w:rPr>
+                <w:rFonts w:ascii="Arial" w:hAnsi="Arial" w:cs="Arial"/>
+                <w:b/>
+                <w:bCs/>
+                <w:sz w:val="24"/>
+                <w:szCs w:val="24"/>
+              </w:rPr>
+              <w:t xml:space="preserve"> (</w:t>
+            </w:r>
+            <w:proofErr w:type="spellStart"/>
+            <w:r>
+              <w:rPr>
+                <w:rFonts w:ascii="Arial" w:hAnsi="Arial" w:cs="Arial"/>
+                <w:b/>
+                <w:bCs/>
+                <w:sz w:val="24"/>
+                <w:szCs w:val="24"/>
+              </w:rPr>
+              <w:t>saveCustomInScene</w:t>
+            </w:r>
+            <w:proofErr w:type="spellEnd"/>
+            <w:r>
+              <w:rPr>
+                <w:rFonts w:ascii="Arial" w:hAnsi="Arial" w:cs="Arial"/>
+                <w:b/>
+                <w:bCs/>
+                <w:sz w:val="24"/>
+                <w:szCs w:val="24"/>
+              </w:rPr>
+              <w:t>):</w:t>
             </w:r>
             <w:r>
               <w:rPr>
@@ -11973,6 +15107,7 @@
                 <w:szCs w:val="24"/>
               </w:rPr>
             </w:pPr>
+            <w:proofErr w:type="spellStart"/>
             <w:r>
               <w:rPr>
                 <w:rFonts w:ascii="Arial" w:hAnsi="Arial" w:cs="Arial"/>
@@ -11981,7 +15116,18 @@
                 <w:sz w:val="24"/>
                 <w:szCs w:val="24"/>
               </w:rPr>
-              <w:t>confirmationPanel:</w:t>
+              <w:t>confirmationPanel</w:t>
+            </w:r>
+            <w:proofErr w:type="spellEnd"/>
+            <w:r>
+              <w:rPr>
+                <w:rFonts w:ascii="Arial" w:hAnsi="Arial" w:cs="Arial"/>
+                <w:b/>
+                <w:bCs/>
+                <w:sz w:val="24"/>
+                <w:szCs w:val="24"/>
+              </w:rPr>
+              <w:t>:</w:t>
             </w:r>
             <w:r>
               <w:rPr>
@@ -12005,6 +15151,7 @@
                 <w:szCs w:val="24"/>
               </w:rPr>
             </w:pPr>
+            <w:proofErr w:type="spellStart"/>
             <w:r>
               <w:rPr>
                 <w:rFonts w:ascii="Arial" w:hAnsi="Arial" w:cs="Arial"/>
@@ -12013,7 +15160,40 @@
                 <w:sz w:val="24"/>
                 <w:szCs w:val="24"/>
               </w:rPr>
-              <w:t>confirmButton / cancelButton:</w:t>
+              <w:t>confirmButton</w:t>
+            </w:r>
+            <w:proofErr w:type="spellEnd"/>
+            <w:r>
+              <w:rPr>
+                <w:rFonts w:ascii="Arial" w:hAnsi="Arial" w:cs="Arial"/>
+                <w:b/>
+                <w:bCs/>
+                <w:sz w:val="24"/>
+                <w:szCs w:val="24"/>
+              </w:rPr>
+              <w:t xml:space="preserve"> / </w:t>
+            </w:r>
+            <w:proofErr w:type="spellStart"/>
+            <w:r>
+              <w:rPr>
+                <w:rFonts w:ascii="Arial" w:hAnsi="Arial" w:cs="Arial"/>
+                <w:b/>
+                <w:bCs/>
+                <w:sz w:val="24"/>
+                <w:szCs w:val="24"/>
+              </w:rPr>
+              <w:t>cancelButton</w:t>
+            </w:r>
+            <w:proofErr w:type="spellEnd"/>
+            <w:r>
+              <w:rPr>
+                <w:rFonts w:ascii="Arial" w:hAnsi="Arial" w:cs="Arial"/>
+                <w:b/>
+                <w:bCs/>
+                <w:sz w:val="24"/>
+                <w:szCs w:val="24"/>
+              </w:rPr>
+              <w:t>:</w:t>
             </w:r>
             <w:r>
               <w:rPr>
@@ -12069,6 +15249,7 @@
                 <w:szCs w:val="24"/>
               </w:rPr>
             </w:pPr>
+            <w:proofErr w:type="spellStart"/>
             <w:r>
               <w:rPr>
                 <w:rFonts w:ascii="Arial" w:hAnsi="Arial" w:cs="Arial"/>
@@ -12077,7 +15258,18 @@
                 <w:sz w:val="24"/>
                 <w:szCs w:val="24"/>
               </w:rPr>
-              <w:t>titleLoad:</w:t>
+              <w:t>titleLoad</w:t>
+            </w:r>
+            <w:proofErr w:type="spellEnd"/>
+            <w:r>
+              <w:rPr>
+                <w:rFonts w:ascii="Arial" w:hAnsi="Arial" w:cs="Arial"/>
+                <w:b/>
+                <w:bCs/>
+                <w:sz w:val="24"/>
+                <w:szCs w:val="24"/>
+              </w:rPr>
+              <w:t>:</w:t>
             </w:r>
             <w:r>
               <w:rPr>
@@ -12109,7 +15301,29 @@
                 <w:sz w:val="24"/>
                 <w:szCs w:val="24"/>
               </w:rPr>
-              <w:t>text / textAutomatic:</w:t>
+              <w:t xml:space="preserve">text / </w:t>
+            </w:r>
+            <w:proofErr w:type="spellStart"/>
+            <w:r>
+              <w:rPr>
+                <w:rFonts w:ascii="Arial" w:hAnsi="Arial" w:cs="Arial"/>
+                <w:b/>
+                <w:bCs/>
+                <w:sz w:val="24"/>
+                <w:szCs w:val="24"/>
+              </w:rPr>
+              <w:t>textAutomatic</w:t>
+            </w:r>
+            <w:proofErr w:type="spellEnd"/>
+            <w:r>
+              <w:rPr>
+                <w:rFonts w:ascii="Arial" w:hAnsi="Arial" w:cs="Arial"/>
+                <w:b/>
+                <w:bCs/>
+                <w:sz w:val="24"/>
+                <w:szCs w:val="24"/>
+              </w:rPr>
+              <w:t>:</w:t>
             </w:r>
             <w:r>
               <w:rPr>
@@ -12215,6 +15429,7 @@
                 <w:szCs w:val="24"/>
               </w:rPr>
             </w:pPr>
+            <w:proofErr w:type="spellStart"/>
             <w:r>
               <w:rPr>
                 <w:rFonts w:ascii="Arial" w:hAnsi="Arial" w:cs="Arial"/>
@@ -12223,7 +15438,18 @@
                 <w:sz w:val="24"/>
                 <w:szCs w:val="24"/>
               </w:rPr>
-              <w:t>RawImage (e.g., rawImageSave1):</w:t>
+              <w:t>RawImage</w:t>
+            </w:r>
+            <w:proofErr w:type="spellEnd"/>
+            <w:r>
+              <w:rPr>
+                <w:rFonts w:ascii="Arial" w:hAnsi="Arial" w:cs="Arial"/>
+                <w:b/>
+                <w:bCs/>
+                <w:sz w:val="24"/>
+                <w:szCs w:val="24"/>
+              </w:rPr>
+              <w:t xml:space="preserve"> (e.g., rawImageSave1):</w:t>
             </w:r>
             <w:r>
               <w:rPr>
@@ -12343,6 +15569,7 @@
                 <w:szCs w:val="24"/>
               </w:rPr>
             </w:pPr>
+            <w:proofErr w:type="spellStart"/>
             <w:r>
               <w:rPr>
                 <w:rFonts w:ascii="Arial" w:hAnsi="Arial" w:cs="Arial"/>
@@ -12351,7 +15578,18 @@
                 <w:sz w:val="24"/>
                 <w:szCs w:val="24"/>
               </w:rPr>
-              <w:t>inputField:</w:t>
+              <w:t>inputField</w:t>
+            </w:r>
+            <w:proofErr w:type="spellEnd"/>
+            <w:r>
+              <w:rPr>
+                <w:rFonts w:ascii="Arial" w:hAnsi="Arial" w:cs="Arial"/>
+                <w:b/>
+                <w:bCs/>
+                <w:sz w:val="24"/>
+                <w:szCs w:val="24"/>
+              </w:rPr>
+              <w:t>:</w:t>
             </w:r>
             <w:r>
               <w:rPr>
@@ -12407,6 +15645,7 @@
                 <w:szCs w:val="24"/>
               </w:rPr>
             </w:pPr>
+            <w:proofErr w:type="spellStart"/>
             <w:r>
               <w:rPr>
                 <w:rFonts w:ascii="Arial" w:hAnsi="Arial" w:cs="Arial"/>
@@ -12415,7 +15654,18 @@
                 <w:sz w:val="24"/>
                 <w:szCs w:val="24"/>
               </w:rPr>
-              <w:t>currentSaveNumber:</w:t>
+              <w:t>currentSaveNumber</w:t>
+            </w:r>
+            <w:proofErr w:type="spellEnd"/>
+            <w:r>
+              <w:rPr>
+                <w:rFonts w:ascii="Arial" w:hAnsi="Arial" w:cs="Arial"/>
+                <w:b/>
+                <w:bCs/>
+                <w:sz w:val="24"/>
+                <w:szCs w:val="24"/>
+              </w:rPr>
+              <w:t>:</w:t>
             </w:r>
             <w:r>
               <w:rPr>
@@ -12439,6 +15689,7 @@
                 <w:szCs w:val="24"/>
               </w:rPr>
             </w:pPr>
+            <w:proofErr w:type="spellStart"/>
             <w:r>
               <w:rPr>
                 <w:rFonts w:ascii="Arial" w:hAnsi="Arial" w:cs="Arial"/>
@@ -12447,7 +15698,18 @@
                 <w:sz w:val="24"/>
                 <w:szCs w:val="24"/>
               </w:rPr>
-              <w:t>firstTime:</w:t>
+              <w:t>firstTime</w:t>
+            </w:r>
+            <w:proofErr w:type="spellEnd"/>
+            <w:r>
+              <w:rPr>
+                <w:rFonts w:ascii="Arial" w:hAnsi="Arial" w:cs="Arial"/>
+                <w:b/>
+                <w:bCs/>
+                <w:sz w:val="24"/>
+                <w:szCs w:val="24"/>
+              </w:rPr>
+              <w:t>:</w:t>
             </w:r>
             <w:r>
               <w:rPr>
@@ -12471,6 +15733,7 @@
                 <w:szCs w:val="24"/>
               </w:rPr>
             </w:pPr>
+            <w:proofErr w:type="spellStart"/>
             <w:r>
               <w:rPr>
                 <w:rFonts w:ascii="Arial" w:hAnsi="Arial" w:cs="Arial"/>
@@ -12479,58 +15742,56 @@
                 <w:sz w:val="24"/>
                 <w:szCs w:val="24"/>
               </w:rPr>
-              <w:t>saveKey:</w:t>
-            </w:r>
-            <w:r>
-              <w:rPr>
-                <w:rFonts w:ascii="Arial" w:hAnsi="Arial" w:cs="Arial"/>
+              <w:lastRenderedPageBreak/>
+              <w:t>saveKey</w:t>
+            </w:r>
+            <w:proofErr w:type="spellEnd"/>
+            <w:r>
+              <w:rPr>
+                <w:rFonts w:ascii="Arial" w:hAnsi="Arial" w:cs="Arial"/>
+                <w:b/>
+                <w:bCs/>
                 <w:sz w:val="24"/>
                 <w:szCs w:val="24"/>
               </w:rPr>
-              <w:t xml:space="preserve"> String used as the PlayerPrefs key to remember the last selected page.</w:t>
-            </w:r>
-          </w:p>
-          <w:p>
-            <w:pPr>
-              <w:jc w:val="both"/>
+              <w:t>:</w:t>
+            </w:r>
+            <w:r>
               <w:rPr>
                 <w:rFonts w:ascii="Arial" w:hAnsi="Arial" w:cs="Arial"/>
                 <w:sz w:val="24"/>
                 <w:szCs w:val="24"/>
               </w:rPr>
-            </w:pPr>
-          </w:p>
-          <w:p>
-            <w:pPr>
-              <w:jc w:val="both"/>
-              <w:rPr>
-                <w:rFonts w:ascii="Arial" w:hAnsi="Arial" w:cs="Arial"/>
-                <w:b/>
-                <w:bCs/>
+              <w:t xml:space="preserve"> String used as the </w:t>
+            </w:r>
+            <w:proofErr w:type="spellStart"/>
+            <w:r>
+              <w:rPr>
+                <w:rFonts w:ascii="Arial" w:hAnsi="Arial" w:cs="Arial"/>
                 <w:sz w:val="24"/>
                 <w:szCs w:val="24"/>
               </w:rPr>
-            </w:pPr>
-            <w:r>
-              <w:rPr>
-                <w:rFonts w:ascii="Segoe UI Emoji" w:hAnsi="Segoe UI Emoji" w:cs="Segoe UI Emoji"/>
-                <w:b/>
-                <w:bCs/>
+              <w:t>PlayerPrefs</w:t>
+            </w:r>
+            <w:proofErr w:type="spellEnd"/>
+            <w:r>
+              <w:rPr>
+                <w:rFonts w:ascii="Arial" w:hAnsi="Arial" w:cs="Arial"/>
                 <w:sz w:val="24"/>
                 <w:szCs w:val="24"/>
               </w:rPr>
-              <w:t>⚙️</w:t>
-            </w:r>
-            <w:r>
-              <w:rPr>
-                <w:rFonts w:ascii="Arial" w:hAnsi="Arial" w:cs="Arial"/>
-                <w:b/>
-                <w:bCs/>
+              <w:t xml:space="preserve"> key to remember the last selected page.</w:t>
+            </w:r>
+          </w:p>
+          <w:p>
+            <w:pPr>
+              <w:jc w:val="both"/>
+              <w:rPr>
+                <w:rFonts w:ascii="Arial" w:hAnsi="Arial" w:cs="Arial"/>
                 <w:sz w:val="24"/>
                 <w:szCs w:val="24"/>
               </w:rPr>
-              <w:t xml:space="preserve"> Method Summaries and Logic</w:t>
-            </w:r>
+            </w:pPr>
           </w:p>
           <w:p>
             <w:pPr>
@@ -12551,7 +15812,7 @@
                 <w:sz w:val="24"/>
                 <w:szCs w:val="24"/>
               </w:rPr>
-              <w:t>▶️</w:t>
+              <w:t>⚙️</w:t>
             </w:r>
             <w:r>
               <w:rPr>
@@ -12561,69 +15822,204 @@
                 <w:sz w:val="24"/>
                 <w:szCs w:val="24"/>
               </w:rPr>
-              <w:t xml:space="preserve"> OnEnable</w:t>
-            </w:r>
-          </w:p>
-          <w:p>
-            <w:pPr>
-              <w:jc w:val="both"/>
-              <w:rPr>
-                <w:rFonts w:ascii="Arial" w:hAnsi="Arial" w:cs="Arial"/>
+              <w:t xml:space="preserve"> Method Summaries and Logic</w:t>
+            </w:r>
+          </w:p>
+          <w:p>
+            <w:pPr>
+              <w:jc w:val="both"/>
+              <w:rPr>
+                <w:rFonts w:ascii="Arial" w:hAnsi="Arial" w:cs="Arial"/>
+                <w:b/>
+                <w:bCs/>
                 <w:sz w:val="24"/>
                 <w:szCs w:val="24"/>
               </w:rPr>
             </w:pPr>
             <w:r>
               <w:rPr>
-                <w:rFonts w:ascii="Arial" w:hAnsi="Arial" w:cs="Arial"/>
+                <w:rFonts w:ascii="Segoe UI Emoji" w:hAnsi="Segoe UI Emoji" w:cs="Segoe UI Emoji"/>
+                <w:b/>
+                <w:bCs/>
                 <w:sz w:val="24"/>
                 <w:szCs w:val="24"/>
               </w:rPr>
-              <w:lastRenderedPageBreak/>
-              <w:t>Called when the UI opens. Sets up components, restores last save page number from PlayerPrefs, initializes UI components and listeners.</w:t>
-            </w:r>
-          </w:p>
-          <w:p>
-            <w:pPr>
-              <w:jc w:val="both"/>
-              <w:rPr>
-                <w:rFonts w:ascii="Arial" w:hAnsi="Arial" w:cs="Arial"/>
+              <w:t>▶️</w:t>
+            </w:r>
+            <w:r>
+              <w:rPr>
+                <w:rFonts w:ascii="Arial" w:hAnsi="Arial" w:cs="Arial"/>
+                <w:b/>
+                <w:bCs/>
                 <w:sz w:val="24"/>
                 <w:szCs w:val="24"/>
               </w:rPr>
-            </w:pPr>
-          </w:p>
-          <w:p>
-            <w:pPr>
-              <w:jc w:val="both"/>
-              <w:rPr>
-                <w:rFonts w:ascii="Arial" w:hAnsi="Arial" w:cs="Arial"/>
-                <w:b/>
-                <w:bCs/>
+              <w:t xml:space="preserve"> OnEnable</w:t>
+            </w:r>
+          </w:p>
+          <w:p>
+            <w:pPr>
+              <w:jc w:val="both"/>
+              <w:rPr>
+                <w:rFonts w:ascii="Arial" w:hAnsi="Arial" w:cs="Arial"/>
                 <w:sz w:val="24"/>
                 <w:szCs w:val="24"/>
               </w:rPr>
             </w:pPr>
             <w:r>
               <w:rPr>
-                <w:rFonts w:ascii="Segoe UI Emoji" w:hAnsi="Segoe UI Emoji" w:cs="Segoe UI Emoji"/>
-                <w:b/>
-                <w:bCs/>
+                <w:rFonts w:ascii="Arial" w:hAnsi="Arial" w:cs="Arial"/>
                 <w:sz w:val="24"/>
                 <w:szCs w:val="24"/>
               </w:rPr>
-              <w:t>🏷️</w:t>
-            </w:r>
-            <w:r>
-              <w:rPr>
-                <w:rFonts w:ascii="Arial" w:hAnsi="Arial" w:cs="Arial"/>
-                <w:b/>
-                <w:bCs/>
+              <w:t xml:space="preserve">Called when the UI opens. Sets up components, restores last save page number from </w:t>
+            </w:r>
+            <w:proofErr w:type="spellStart"/>
+            <w:r>
+              <w:rPr>
+                <w:rFonts w:ascii="Arial" w:hAnsi="Arial" w:cs="Arial"/>
                 <w:sz w:val="24"/>
                 <w:szCs w:val="24"/>
               </w:rPr>
-              <w:t xml:space="preserve"> SetTitle</w:t>
-            </w:r>
+              <w:t>PlayerPrefs</w:t>
+            </w:r>
+            <w:proofErr w:type="spellEnd"/>
+            <w:r>
+              <w:rPr>
+                <w:rFonts w:ascii="Arial" w:hAnsi="Arial" w:cs="Arial"/>
+                <w:sz w:val="24"/>
+                <w:szCs w:val="24"/>
+              </w:rPr>
+              <w:t>, initializes UI components and listeners.</w:t>
+            </w:r>
+          </w:p>
+          <w:p>
+            <w:pPr>
+              <w:jc w:val="both"/>
+              <w:rPr>
+                <w:rFonts w:ascii="Arial" w:hAnsi="Arial" w:cs="Arial"/>
+                <w:sz w:val="24"/>
+                <w:szCs w:val="24"/>
+              </w:rPr>
+            </w:pPr>
+          </w:p>
+          <w:p>
+            <w:pPr>
+              <w:jc w:val="both"/>
+              <w:rPr>
+                <w:rFonts w:ascii="Arial" w:hAnsi="Arial" w:cs="Arial"/>
+                <w:b/>
+                <w:bCs/>
+                <w:sz w:val="24"/>
+                <w:szCs w:val="24"/>
+                <w:lang w:val="pt-BR"/>
+              </w:rPr>
+            </w:pPr>
+            <w:r>
+              <w:rPr>
+                <w:rFonts w:ascii="Segoe UI Emoji" w:hAnsi="Segoe UI Emoji" w:cs="Segoe UI Emoji"/>
+                <w:b/>
+                <w:bCs/>
+                <w:sz w:val="24"/>
+                <w:szCs w:val="24"/>
+              </w:rPr>
+              <w:t>🧼</w:t>
+            </w:r>
+            <w:r>
+              <w:rPr>
+                <w:rFonts w:ascii="Arial" w:hAnsi="Arial" w:cs="Arial"/>
+                <w:b/>
+                <w:bCs/>
+                <w:sz w:val="24"/>
+                <w:szCs w:val="24"/>
+              </w:rPr>
+              <w:t xml:space="preserve"> </w:t>
+            </w:r>
+            <w:proofErr w:type="spellStart"/>
+            <w:r>
+              <w:rPr>
+                <w:rFonts w:ascii="Arial" w:hAnsi="Arial" w:cs="Arial"/>
+                <w:b/>
+                <w:bCs/>
+                <w:sz w:val="24"/>
+                <w:szCs w:val="24"/>
+                <w:lang w:val="pt-BR"/>
+              </w:rPr>
+              <w:t>OnDisable</w:t>
+            </w:r>
+            <w:proofErr w:type="spellEnd"/>
+          </w:p>
+          <w:p>
+            <w:pPr>
+              <w:jc w:val="both"/>
+              <w:rPr>
+                <w:rFonts w:ascii="Arial" w:hAnsi="Arial" w:cs="Arial"/>
+                <w:sz w:val="24"/>
+                <w:szCs w:val="24"/>
+              </w:rPr>
+            </w:pPr>
+            <w:r>
+              <w:rPr>
+                <w:rFonts w:ascii="Arial" w:hAnsi="Arial" w:cs="Arial"/>
+                <w:sz w:val="24"/>
+                <w:szCs w:val="24"/>
+              </w:rPr>
+              <w:t>Called when the UI is disabled. Clears the raw images and textures from the save slots to prepare for the next session.</w:t>
+            </w:r>
+          </w:p>
+          <w:p>
+            <w:pPr>
+              <w:jc w:val="both"/>
+              <w:rPr>
+                <w:rFonts w:ascii="Arial" w:hAnsi="Arial" w:cs="Arial"/>
+                <w:sz w:val="24"/>
+                <w:szCs w:val="24"/>
+              </w:rPr>
+            </w:pPr>
+          </w:p>
+          <w:p>
+            <w:pPr>
+              <w:jc w:val="both"/>
+              <w:rPr>
+                <w:rFonts w:ascii="Arial" w:hAnsi="Arial" w:cs="Arial"/>
+                <w:b/>
+                <w:bCs/>
+                <w:sz w:val="24"/>
+                <w:szCs w:val="24"/>
+              </w:rPr>
+            </w:pPr>
+            <w:r>
+              <w:rPr>
+                <w:rFonts w:ascii="Segoe UI Emoji" w:hAnsi="Segoe UI Emoji" w:cs="Segoe UI Emoji"/>
+                <w:b/>
+                <w:bCs/>
+                <w:sz w:val="24"/>
+                <w:szCs w:val="24"/>
+              </w:rPr>
+              <w:t>🏷️</w:t>
+            </w:r>
+            <w:r>
+              <w:rPr>
+                <w:rFonts w:ascii="Arial" w:hAnsi="Arial" w:cs="Arial"/>
+                <w:b/>
+                <w:bCs/>
+                <w:sz w:val="24"/>
+                <w:szCs w:val="24"/>
+              </w:rPr>
+              <w:t xml:space="preserve"> </w:t>
+            </w:r>
+            <w:proofErr w:type="spellStart"/>
+            <w:r>
+              <w:rPr>
+                <w:rFonts w:ascii="Arial" w:hAnsi="Arial" w:cs="Arial"/>
+                <w:b/>
+                <w:bCs/>
+                <w:sz w:val="24"/>
+                <w:szCs w:val="24"/>
+              </w:rPr>
+              <w:t>SetTitle</w:t>
+            </w:r>
+            <w:proofErr w:type="spellEnd"/>
           </w:p>
           <w:p>
             <w:pPr>
@@ -12726,8 +16122,20 @@
                 <w:sz w:val="24"/>
                 <w:szCs w:val="24"/>
               </w:rPr>
-              <w:t xml:space="preserve"> SetupButtonsAndInputField</w:t>
-            </w:r>
+              <w:t xml:space="preserve"> </w:t>
+            </w:r>
+            <w:proofErr w:type="spellStart"/>
+            <w:r>
+              <w:rPr>
+                <w:rFonts w:ascii="Arial" w:hAnsi="Arial" w:cs="Arial"/>
+                <w:b/>
+                <w:bCs/>
+                <w:sz w:val="24"/>
+                <w:szCs w:val="24"/>
+              </w:rPr>
+              <w:t>SetupButtonsAndInputField</w:t>
+            </w:r>
+            <w:proofErr w:type="spellEnd"/>
           </w:p>
           <w:p>
             <w:pPr>
@@ -12852,68 +16260,92 @@
                 <w:sz w:val="24"/>
                 <w:szCs w:val="24"/>
               </w:rPr>
-              <w:t xml:space="preserve"> SetupInitialSaveName</w:t>
-            </w:r>
-          </w:p>
-          <w:p>
-            <w:pPr>
-              <w:jc w:val="both"/>
-              <w:rPr>
-                <w:rFonts w:ascii="Arial" w:hAnsi="Arial" w:cs="Arial"/>
+              <w:t xml:space="preserve"> </w:t>
+            </w:r>
+            <w:proofErr w:type="spellStart"/>
+            <w:r>
+              <w:rPr>
+                <w:rFonts w:ascii="Arial" w:hAnsi="Arial" w:cs="Arial"/>
+                <w:b/>
+                <w:bCs/>
                 <w:sz w:val="24"/>
                 <w:szCs w:val="24"/>
               </w:rPr>
-            </w:pPr>
-            <w:r>
+              <w:t>SetupInitialSaveName</w:t>
+            </w:r>
+            <w:proofErr w:type="spellEnd"/>
+          </w:p>
+          <w:p>
+            <w:pPr>
+              <w:jc w:val="both"/>
               <w:rPr>
                 <w:rFonts w:ascii="Arial" w:hAnsi="Arial" w:cs="Arial"/>
                 <w:sz w:val="24"/>
                 <w:szCs w:val="24"/>
               </w:rPr>
-              <w:t>Initializes the input field text with the current page number and refreshes the slot labels.</w:t>
-            </w:r>
-          </w:p>
-          <w:p>
-            <w:pPr>
-              <w:jc w:val="both"/>
+            </w:pPr>
+            <w:r>
               <w:rPr>
                 <w:rFonts w:ascii="Arial" w:hAnsi="Arial" w:cs="Arial"/>
                 <w:sz w:val="24"/>
                 <w:szCs w:val="24"/>
               </w:rPr>
-            </w:pPr>
-          </w:p>
-          <w:p>
-            <w:pPr>
-              <w:jc w:val="both"/>
-              <w:rPr>
-                <w:rFonts w:ascii="Arial" w:hAnsi="Arial" w:cs="Arial"/>
-                <w:b/>
-                <w:bCs/>
+              <w:t>Initializes the input field text with the current page number and refreshes the slot labels.</w:t>
+            </w:r>
+          </w:p>
+          <w:p>
+            <w:pPr>
+              <w:jc w:val="both"/>
+              <w:rPr>
+                <w:rFonts w:ascii="Arial" w:hAnsi="Arial" w:cs="Arial"/>
                 <w:sz w:val="24"/>
                 <w:szCs w:val="24"/>
               </w:rPr>
             </w:pPr>
-            <w:r>
-              <w:rPr>
-                <w:rFonts w:ascii="Segoe UI Emoji" w:hAnsi="Segoe UI Emoji" w:cs="Segoe UI Emoji"/>
+          </w:p>
+          <w:p>
+            <w:pPr>
+              <w:jc w:val="both"/>
+              <w:rPr>
+                <w:rFonts w:ascii="Arial" w:hAnsi="Arial" w:cs="Arial"/>
                 <w:b/>
                 <w:bCs/>
                 <w:sz w:val="24"/>
                 <w:szCs w:val="24"/>
               </w:rPr>
-              <w:t>🔁</w:t>
-            </w:r>
-            <w:r>
-              <w:rPr>
-                <w:rFonts w:ascii="Arial" w:hAnsi="Arial" w:cs="Arial"/>
+            </w:pPr>
+            <w:r>
+              <w:rPr>
+                <w:rFonts w:ascii="Segoe UI Emoji" w:hAnsi="Segoe UI Emoji" w:cs="Segoe UI Emoji"/>
                 <w:b/>
                 <w:bCs/>
                 <w:sz w:val="24"/>
                 <w:szCs w:val="24"/>
               </w:rPr>
-              <w:t xml:space="preserve"> UpdateSaveNames</w:t>
-            </w:r>
+              <w:t>🔁</w:t>
+            </w:r>
+            <w:r>
+              <w:rPr>
+                <w:rFonts w:ascii="Arial" w:hAnsi="Arial" w:cs="Arial"/>
+                <w:b/>
+                <w:bCs/>
+                <w:sz w:val="24"/>
+                <w:szCs w:val="24"/>
+              </w:rPr>
+              <w:t xml:space="preserve"> </w:t>
+            </w:r>
+            <w:proofErr w:type="spellStart"/>
+            <w:r>
+              <w:rPr>
+                <w:rFonts w:ascii="Arial" w:hAnsi="Arial" w:cs="Arial"/>
+                <w:b/>
+                <w:bCs/>
+                <w:sz w:val="24"/>
+                <w:szCs w:val="24"/>
+              </w:rPr>
+              <w:t>UpdateSaveNames</w:t>
+            </w:r>
+            <w:proofErr w:type="spellEnd"/>
           </w:p>
           <w:p>
             <w:pPr>
@@ -12956,7 +16388,25 @@
                 <w:sz w:val="24"/>
                 <w:szCs w:val="24"/>
               </w:rPr>
-              <w:t>Stores current page to PlayerPrefs.</w:t>
+              <w:t xml:space="preserve">Stores current page to </w:t>
+            </w:r>
+            <w:proofErr w:type="spellStart"/>
+            <w:r>
+              <w:rPr>
+                <w:rFonts w:ascii="Arial" w:hAnsi="Arial" w:cs="Arial"/>
+                <w:sz w:val="24"/>
+                <w:szCs w:val="24"/>
+              </w:rPr>
+              <w:t>PlayerPrefs</w:t>
+            </w:r>
+            <w:proofErr w:type="spellEnd"/>
+            <w:r>
+              <w:rPr>
+                <w:rFonts w:ascii="Arial" w:hAnsi="Arial" w:cs="Arial"/>
+                <w:sz w:val="24"/>
+                <w:szCs w:val="24"/>
+              </w:rPr>
+              <w:t>.</w:t>
             </w:r>
           </w:p>
           <w:p>
@@ -13064,18 +16514,20 @@
                 <w:sz w:val="24"/>
                 <w:szCs w:val="24"/>
               </w:rPr>
-              <w:t xml:space="preserve"> IncreaseNumber / </w:t>
-            </w:r>
-            <w:r>
-              <w:rPr>
-                <w:rFonts w:ascii="Segoe UI Emoji" w:hAnsi="Segoe UI Emoji" w:cs="Segoe UI Emoji"/>
+              <w:t xml:space="preserve"> </w:t>
+            </w:r>
+            <w:proofErr w:type="spellStart"/>
+            <w:r>
+              <w:rPr>
+                <w:rFonts w:ascii="Arial" w:hAnsi="Arial" w:cs="Arial"/>
                 <w:b/>
                 <w:bCs/>
                 <w:sz w:val="24"/>
                 <w:szCs w:val="24"/>
               </w:rPr>
-              <w:t>➖</w:t>
-            </w:r>
+              <w:t>IncreaseNumber</w:t>
+            </w:r>
+            <w:proofErr w:type="spellEnd"/>
             <w:r>
               <w:rPr>
                 <w:rFonts w:ascii="Arial" w:hAnsi="Arial" w:cs="Arial"/>
@@ -13084,8 +16536,40 @@
                 <w:sz w:val="24"/>
                 <w:szCs w:val="24"/>
               </w:rPr>
-              <w:t xml:space="preserve"> DecreaseNumber</w:t>
-            </w:r>
+              <w:t xml:space="preserve"> / </w:t>
+            </w:r>
+            <w:r>
+              <w:rPr>
+                <w:rFonts w:ascii="Segoe UI Emoji" w:hAnsi="Segoe UI Emoji" w:cs="Segoe UI Emoji"/>
+                <w:b/>
+                <w:bCs/>
+                <w:sz w:val="24"/>
+                <w:szCs w:val="24"/>
+              </w:rPr>
+              <w:t>➖</w:t>
+            </w:r>
+            <w:r>
+              <w:rPr>
+                <w:rFonts w:ascii="Arial" w:hAnsi="Arial" w:cs="Arial"/>
+                <w:b/>
+                <w:bCs/>
+                <w:sz w:val="24"/>
+                <w:szCs w:val="24"/>
+              </w:rPr>
+              <w:t xml:space="preserve"> </w:t>
+            </w:r>
+            <w:proofErr w:type="spellStart"/>
+            <w:r>
+              <w:rPr>
+                <w:rFonts w:ascii="Arial" w:hAnsi="Arial" w:cs="Arial"/>
+                <w:b/>
+                <w:bCs/>
+                <w:sz w:val="24"/>
+                <w:szCs w:val="24"/>
+              </w:rPr>
+              <w:t>DecreaseNumber</w:t>
+            </w:r>
+            <w:proofErr w:type="spellEnd"/>
           </w:p>
           <w:p>
             <w:pPr>
@@ -13124,41 +16608,40 @@
                 <w:sz w:val="24"/>
                 <w:szCs w:val="24"/>
               </w:rPr>
-              <w:t>Updates the input field and calls UpdateSaveNames to reflect the change.</w:t>
-            </w:r>
-          </w:p>
-          <w:p>
-            <w:pPr>
-              <w:jc w:val="both"/>
+              <w:t xml:space="preserve">Updates the input field and calls </w:t>
+            </w:r>
+            <w:proofErr w:type="spellStart"/>
+            <w:r>
               <w:rPr>
                 <w:rFonts w:ascii="Arial" w:hAnsi="Arial" w:cs="Arial"/>
                 <w:sz w:val="24"/>
                 <w:szCs w:val="24"/>
               </w:rPr>
-            </w:pPr>
-          </w:p>
-          <w:p>
-            <w:pPr>
-              <w:jc w:val="both"/>
-              <w:rPr>
-                <w:rFonts w:ascii="Arial" w:hAnsi="Arial" w:cs="Arial"/>
-                <w:b/>
-                <w:bCs/>
+              <w:t>UpdateSaveNames</w:t>
+            </w:r>
+            <w:proofErr w:type="spellEnd"/>
+            <w:r>
+              <w:rPr>
+                <w:rFonts w:ascii="Arial" w:hAnsi="Arial" w:cs="Arial"/>
                 <w:sz w:val="24"/>
                 <w:szCs w:val="24"/>
               </w:rPr>
-            </w:pPr>
-            <w:r>
-              <w:rPr>
-                <w:rFonts w:ascii="Segoe UI Emoji" w:hAnsi="Segoe UI Emoji" w:cs="Segoe UI Emoji"/>
-                <w:b/>
-                <w:bCs/>
+              <w:t xml:space="preserve"> to reflect the change.</w:t>
+            </w:r>
+          </w:p>
+          <w:p>
+            <w:pPr>
+              <w:jc w:val="both"/>
+              <w:rPr>
+                <w:rFonts w:ascii="Arial" w:hAnsi="Arial" w:cs="Arial"/>
                 <w:sz w:val="24"/>
                 <w:szCs w:val="24"/>
               </w:rPr>
-              <w:t>🔠</w:t>
-            </w:r>
-            <w:r>
+            </w:pPr>
+          </w:p>
+          <w:p>
+            <w:pPr>
+              <w:jc w:val="both"/>
               <w:rPr>
                 <w:rFonts w:ascii="Arial" w:hAnsi="Arial" w:cs="Arial"/>
                 <w:b/>
@@ -13166,100 +16649,101 @@
                 <w:sz w:val="24"/>
                 <w:szCs w:val="24"/>
               </w:rPr>
-              <w:t xml:space="preserve"> ValidateInput</w:t>
-            </w:r>
-          </w:p>
-          <w:p>
-            <w:pPr>
-              <w:jc w:val="both"/>
-              <w:rPr>
-                <w:rFonts w:ascii="Arial" w:hAnsi="Arial" w:cs="Arial"/>
+            </w:pPr>
+            <w:r>
+              <w:rPr>
+                <w:rFonts w:ascii="Segoe UI Emoji" w:hAnsi="Segoe UI Emoji" w:cs="Segoe UI Emoji"/>
+                <w:b/>
+                <w:bCs/>
                 <w:sz w:val="24"/>
                 <w:szCs w:val="24"/>
               </w:rPr>
-            </w:pPr>
-            <w:r>
-              <w:rPr>
-                <w:rFonts w:ascii="Arial" w:hAnsi="Arial" w:cs="Arial"/>
+              <w:t>🔠</w:t>
+            </w:r>
+            <w:r>
+              <w:rPr>
+                <w:rFonts w:ascii="Arial" w:hAnsi="Arial" w:cs="Arial"/>
+                <w:b/>
+                <w:bCs/>
                 <w:sz w:val="24"/>
                 <w:szCs w:val="24"/>
               </w:rPr>
-              <w:t>Restricts user input in the field to numeric digits only.</w:t>
-            </w:r>
-          </w:p>
-          <w:p>
-            <w:pPr>
-              <w:jc w:val="both"/>
-              <w:rPr>
-                <w:rFonts w:ascii="Arial" w:hAnsi="Arial" w:cs="Arial"/>
+              <w:t xml:space="preserve"> </w:t>
+            </w:r>
+            <w:proofErr w:type="spellStart"/>
+            <w:r>
+              <w:rPr>
+                <w:rFonts w:ascii="Arial" w:hAnsi="Arial" w:cs="Arial"/>
+                <w:b/>
+                <w:bCs/>
                 <w:sz w:val="24"/>
                 <w:szCs w:val="24"/>
               </w:rPr>
-            </w:pPr>
-          </w:p>
-          <w:p>
-            <w:pPr>
-              <w:jc w:val="both"/>
-              <w:rPr>
-                <w:rFonts w:ascii="Arial" w:hAnsi="Arial" w:cs="Arial"/>
-                <w:b/>
-                <w:bCs/>
+              <w:t>ValidateInput</w:t>
+            </w:r>
+            <w:proofErr w:type="spellEnd"/>
+          </w:p>
+          <w:p>
+            <w:pPr>
+              <w:jc w:val="both"/>
+              <w:rPr>
+                <w:rFonts w:ascii="Arial" w:hAnsi="Arial" w:cs="Arial"/>
                 <w:sz w:val="24"/>
                 <w:szCs w:val="24"/>
               </w:rPr>
             </w:pPr>
             <w:r>
               <w:rPr>
-                <w:rFonts w:ascii="Segoe UI Emoji" w:hAnsi="Segoe UI Emoji" w:cs="Segoe UI Emoji"/>
-                <w:b/>
-                <w:bCs/>
+                <w:rFonts w:ascii="Arial" w:hAnsi="Arial" w:cs="Arial"/>
                 <w:sz w:val="24"/>
                 <w:szCs w:val="24"/>
               </w:rPr>
-              <w:t>✅</w:t>
-            </w:r>
-            <w:r>
-              <w:rPr>
-                <w:rFonts w:ascii="Arial" w:hAnsi="Arial" w:cs="Arial"/>
-                <w:b/>
-                <w:bCs/>
+              <w:t>Restricts user input in the field to numeric digits only.</w:t>
+            </w:r>
+          </w:p>
+          <w:p>
+            <w:pPr>
+              <w:jc w:val="both"/>
+              <w:rPr>
+                <w:rFonts w:ascii="Arial" w:hAnsi="Arial" w:cs="Arial"/>
                 <w:sz w:val="24"/>
                 <w:szCs w:val="24"/>
               </w:rPr>
-              <w:t xml:space="preserve"> OnEndEditInputField</w:t>
-            </w:r>
-          </w:p>
-          <w:p>
-            <w:pPr>
-              <w:jc w:val="both"/>
-              <w:rPr>
-                <w:rFonts w:ascii="Arial" w:hAnsi="Arial" w:cs="Arial"/>
+            </w:pPr>
+          </w:p>
+          <w:p>
+            <w:pPr>
+              <w:jc w:val="both"/>
+              <w:rPr>
+                <w:rFonts w:ascii="Arial" w:hAnsi="Arial" w:cs="Arial"/>
+                <w:b/>
+                <w:bCs/>
                 <w:sz w:val="24"/>
                 <w:szCs w:val="24"/>
               </w:rPr>
             </w:pPr>
             <w:r>
               <w:rPr>
-                <w:rFonts w:ascii="Arial" w:hAnsi="Arial" w:cs="Arial"/>
+                <w:rFonts w:ascii="Segoe UI Emoji" w:hAnsi="Segoe UI Emoji" w:cs="Segoe UI Emoji"/>
+                <w:b/>
+                <w:bCs/>
                 <w:sz w:val="24"/>
                 <w:szCs w:val="24"/>
               </w:rPr>
-              <w:t>Processes the number after editing ends in the input field. Parses the value and updates the page and slot data.</w:t>
-            </w:r>
-          </w:p>
-          <w:p>
-            <w:pPr>
-              <w:jc w:val="both"/>
-              <w:rPr>
-                <w:rFonts w:ascii="Arial" w:hAnsi="Arial" w:cs="Arial"/>
+              <w:t>✅</w:t>
+            </w:r>
+            <w:r>
+              <w:rPr>
+                <w:rFonts w:ascii="Arial" w:hAnsi="Arial" w:cs="Arial"/>
+                <w:b/>
+                <w:bCs/>
                 <w:sz w:val="24"/>
                 <w:szCs w:val="24"/>
               </w:rPr>
-            </w:pPr>
-          </w:p>
-          <w:p>
-            <w:pPr>
-              <w:jc w:val="both"/>
+              <w:t xml:space="preserve"> </w:t>
+            </w:r>
+            <w:proofErr w:type="spellStart"/>
+            <w:r>
               <w:rPr>
                 <w:rFonts w:ascii="Arial" w:hAnsi="Arial" w:cs="Arial"/>
                 <w:b/>
@@ -13267,27 +16751,81 @@
                 <w:sz w:val="24"/>
                 <w:szCs w:val="24"/>
               </w:rPr>
-            </w:pPr>
-            <w:r>
-              <w:rPr>
-                <w:rFonts w:ascii="Segoe UI Emoji" w:hAnsi="Segoe UI Emoji" w:cs="Segoe UI Emoji"/>
-                <w:b/>
-                <w:bCs/>
+              <w:t>OnEndEditInputField</w:t>
+            </w:r>
+            <w:proofErr w:type="spellEnd"/>
+          </w:p>
+          <w:p>
+            <w:pPr>
+              <w:jc w:val="both"/>
+              <w:rPr>
+                <w:rFonts w:ascii="Arial" w:hAnsi="Arial" w:cs="Arial"/>
                 <w:sz w:val="24"/>
                 <w:szCs w:val="24"/>
               </w:rPr>
-              <w:t>💾</w:t>
-            </w:r>
-            <w:r>
-              <w:rPr>
-                <w:rFonts w:ascii="Arial" w:hAnsi="Arial" w:cs="Arial"/>
-                <w:b/>
-                <w:bCs/>
+            </w:pPr>
+            <w:r>
+              <w:rPr>
+                <w:rFonts w:ascii="Arial" w:hAnsi="Arial" w:cs="Arial"/>
                 <w:sz w:val="24"/>
                 <w:szCs w:val="24"/>
               </w:rPr>
-              <w:t xml:space="preserve"> SaveGame</w:t>
-            </w:r>
+              <w:t>Processes the number after editing ends in the input field. Parses the value and updates the page and slot data.</w:t>
+            </w:r>
+          </w:p>
+          <w:p>
+            <w:pPr>
+              <w:jc w:val="both"/>
+              <w:rPr>
+                <w:rFonts w:ascii="Arial" w:hAnsi="Arial" w:cs="Arial"/>
+                <w:sz w:val="24"/>
+                <w:szCs w:val="24"/>
+              </w:rPr>
+            </w:pPr>
+          </w:p>
+          <w:p>
+            <w:pPr>
+              <w:jc w:val="both"/>
+              <w:rPr>
+                <w:rFonts w:ascii="Arial" w:hAnsi="Arial" w:cs="Arial"/>
+                <w:b/>
+                <w:bCs/>
+                <w:sz w:val="24"/>
+                <w:szCs w:val="24"/>
+              </w:rPr>
+            </w:pPr>
+            <w:r>
+              <w:rPr>
+                <w:rFonts w:ascii="Segoe UI Emoji" w:hAnsi="Segoe UI Emoji" w:cs="Segoe UI Emoji"/>
+                <w:b/>
+                <w:bCs/>
+                <w:sz w:val="24"/>
+                <w:szCs w:val="24"/>
+              </w:rPr>
+              <w:t>💾</w:t>
+            </w:r>
+            <w:r>
+              <w:rPr>
+                <w:rFonts w:ascii="Arial" w:hAnsi="Arial" w:cs="Arial"/>
+                <w:b/>
+                <w:bCs/>
+                <w:sz w:val="24"/>
+                <w:szCs w:val="24"/>
+              </w:rPr>
+              <w:t xml:space="preserve"> </w:t>
+            </w:r>
+            <w:proofErr w:type="spellStart"/>
+            <w:r>
+              <w:rPr>
+                <w:rFonts w:ascii="Arial" w:hAnsi="Arial" w:cs="Arial"/>
+                <w:b/>
+                <w:bCs/>
+                <w:sz w:val="24"/>
+                <w:szCs w:val="24"/>
+              </w:rPr>
+              <w:t>SaveGame</w:t>
+            </w:r>
+            <w:proofErr w:type="spellEnd"/>
           </w:p>
           <w:p>
             <w:pPr>
@@ -13348,7 +16886,25 @@
                 <w:sz w:val="24"/>
                 <w:szCs w:val="24"/>
               </w:rPr>
-              <w:t>Otherwise, constructs a save file name and triggers the actual save logic.</w:t>
+              <w:t xml:space="preserve">Otherwise, constructs a </w:t>
+            </w:r>
+            <w:proofErr w:type="gramStart"/>
+            <w:r>
+              <w:rPr>
+                <w:rFonts w:ascii="Arial" w:hAnsi="Arial" w:cs="Arial"/>
+                <w:sz w:val="24"/>
+                <w:szCs w:val="24"/>
+              </w:rPr>
+              <w:t>save</w:t>
+            </w:r>
+            <w:proofErr w:type="gramEnd"/>
+            <w:r>
+              <w:rPr>
+                <w:rFonts w:ascii="Arial" w:hAnsi="Arial" w:cs="Arial"/>
+                <w:sz w:val="24"/>
+                <w:szCs w:val="24"/>
+              </w:rPr>
+              <w:t xml:space="preserve"> file name and triggers the actual save logic.</w:t>
             </w:r>
           </w:p>
           <w:p>
@@ -13412,86 +16968,92 @@
                 <w:sz w:val="24"/>
                 <w:szCs w:val="24"/>
               </w:rPr>
-              <w:t xml:space="preserve"> IsSaveSlotOccupied</w:t>
-            </w:r>
-          </w:p>
-          <w:p>
-            <w:pPr>
-              <w:jc w:val="both"/>
-              <w:rPr>
-                <w:rFonts w:ascii="Arial" w:hAnsi="Arial" w:cs="Arial"/>
+              <w:t xml:space="preserve"> </w:t>
+            </w:r>
+            <w:proofErr w:type="spellStart"/>
+            <w:r>
+              <w:rPr>
+                <w:rFonts w:ascii="Arial" w:hAnsi="Arial" w:cs="Arial"/>
+                <w:b/>
+                <w:bCs/>
                 <w:sz w:val="24"/>
                 <w:szCs w:val="24"/>
               </w:rPr>
-            </w:pPr>
-            <w:r>
+              <w:t>IsSaveSlotOccupied</w:t>
+            </w:r>
+            <w:proofErr w:type="spellEnd"/>
+          </w:p>
+          <w:p>
+            <w:pPr>
+              <w:jc w:val="both"/>
               <w:rPr>
                 <w:rFonts w:ascii="Arial" w:hAnsi="Arial" w:cs="Arial"/>
                 <w:sz w:val="24"/>
                 <w:szCs w:val="24"/>
               </w:rPr>
-              <w:t>Checks whether a slot already contains data (i.e., has a preview image assigned).</w:t>
-            </w:r>
-          </w:p>
-          <w:p>
-            <w:pPr>
-              <w:jc w:val="both"/>
+            </w:pPr>
+            <w:r>
               <w:rPr>
                 <w:rFonts w:ascii="Arial" w:hAnsi="Arial" w:cs="Arial"/>
                 <w:sz w:val="24"/>
                 <w:szCs w:val="24"/>
               </w:rPr>
-            </w:pPr>
-          </w:p>
-          <w:p>
-            <w:pPr>
-              <w:jc w:val="both"/>
-              <w:rPr>
-                <w:rFonts w:ascii="Arial" w:hAnsi="Arial" w:cs="Arial"/>
-                <w:b/>
-                <w:bCs/>
+              <w:t>Checks whether a slot already contains data (i.e., has a preview image assigned).</w:t>
+            </w:r>
+          </w:p>
+          <w:p>
+            <w:pPr>
+              <w:jc w:val="both"/>
+              <w:rPr>
+                <w:rFonts w:ascii="Arial" w:hAnsi="Arial" w:cs="Arial"/>
                 <w:sz w:val="24"/>
                 <w:szCs w:val="24"/>
               </w:rPr>
             </w:pPr>
-            <w:r>
-              <w:rPr>
-                <w:rFonts w:ascii="Segoe UI Emoji" w:hAnsi="Segoe UI Emoji" w:cs="Segoe UI Emoji"/>
+          </w:p>
+          <w:p>
+            <w:pPr>
+              <w:jc w:val="both"/>
+              <w:rPr>
+                <w:rFonts w:ascii="Arial" w:hAnsi="Arial" w:cs="Arial"/>
                 <w:b/>
                 <w:bCs/>
                 <w:sz w:val="24"/>
                 <w:szCs w:val="24"/>
               </w:rPr>
-              <w:t>🧼</w:t>
-            </w:r>
-            <w:r>
-              <w:rPr>
-                <w:rFonts w:ascii="Arial" w:hAnsi="Arial" w:cs="Arial"/>
+            </w:pPr>
+            <w:r>
+              <w:rPr>
+                <w:rFonts w:ascii="Segoe UI Emoji" w:hAnsi="Segoe UI Emoji" w:cs="Segoe UI Emoji"/>
                 <w:b/>
                 <w:bCs/>
                 <w:sz w:val="24"/>
                 <w:szCs w:val="24"/>
               </w:rPr>
-              <w:t xml:space="preserve"> ClearRawImagesAndTextures</w:t>
-            </w:r>
-          </w:p>
-          <w:p>
-            <w:pPr>
-              <w:jc w:val="both"/>
-              <w:rPr>
-                <w:rFonts w:ascii="Arial" w:hAnsi="Arial" w:cs="Arial"/>
+              <w:t>🧼</w:t>
+            </w:r>
+            <w:r>
+              <w:rPr>
+                <w:rFonts w:ascii="Arial" w:hAnsi="Arial" w:cs="Arial"/>
+                <w:b/>
+                <w:bCs/>
                 <w:sz w:val="24"/>
                 <w:szCs w:val="24"/>
               </w:rPr>
-            </w:pPr>
-            <w:r>
-              <w:rPr>
-                <w:rFonts w:ascii="Arial" w:hAnsi="Arial" w:cs="Arial"/>
+              <w:t xml:space="preserve"> </w:t>
+            </w:r>
+            <w:proofErr w:type="spellStart"/>
+            <w:r>
+              <w:rPr>
+                <w:rFonts w:ascii="Arial" w:hAnsi="Arial" w:cs="Arial"/>
+                <w:b/>
+                <w:bCs/>
                 <w:sz w:val="24"/>
                 <w:szCs w:val="24"/>
               </w:rPr>
-              <w:t>Removes all preview textures to prepare for loading new data.</w:t>
-            </w:r>
+              <w:t>ClearRawImagesAndTextures</w:t>
+            </w:r>
+            <w:proofErr w:type="spellEnd"/>
           </w:p>
           <w:p>
             <w:pPr>
@@ -13502,29 +17064,29 @@
                 <w:szCs w:val="24"/>
               </w:rPr>
             </w:pPr>
-          </w:p>
-          <w:p>
-            <w:pPr>
-              <w:jc w:val="both"/>
-              <w:rPr>
-                <w:rFonts w:ascii="Arial" w:hAnsi="Arial" w:cs="Arial"/>
-                <w:b/>
-                <w:bCs/>
+            <w:r>
+              <w:rPr>
+                <w:rFonts w:ascii="Arial" w:hAnsi="Arial" w:cs="Arial"/>
                 <w:sz w:val="24"/>
                 <w:szCs w:val="24"/>
               </w:rPr>
-            </w:pPr>
-            <w:r>
-              <w:rPr>
-                <w:rFonts w:ascii="Segoe UI Emoji" w:hAnsi="Segoe UI Emoji" w:cs="Segoe UI Emoji"/>
-                <w:b/>
-                <w:bCs/>
+              <w:lastRenderedPageBreak/>
+              <w:t>Removes all preview textures to prepare for loading new data.</w:t>
+            </w:r>
+          </w:p>
+          <w:p>
+            <w:pPr>
+              <w:jc w:val="both"/>
+              <w:rPr>
+                <w:rFonts w:ascii="Arial" w:hAnsi="Arial" w:cs="Arial"/>
                 <w:sz w:val="24"/>
                 <w:szCs w:val="24"/>
               </w:rPr>
-              <w:t>✅</w:t>
-            </w:r>
-            <w:r>
+            </w:pPr>
+          </w:p>
+          <w:p>
+            <w:pPr>
+              <w:jc w:val="both"/>
               <w:rPr>
                 <w:rFonts w:ascii="Arial" w:hAnsi="Arial" w:cs="Arial"/>
                 <w:b/>
@@ -13532,8 +17094,39 @@
                 <w:sz w:val="24"/>
                 <w:szCs w:val="24"/>
               </w:rPr>
-              <w:t xml:space="preserve"> ConfirmSave</w:t>
-            </w:r>
+            </w:pPr>
+            <w:r>
+              <w:rPr>
+                <w:rFonts w:ascii="Segoe UI Emoji" w:hAnsi="Segoe UI Emoji" w:cs="Segoe UI Emoji"/>
+                <w:b/>
+                <w:bCs/>
+                <w:sz w:val="24"/>
+                <w:szCs w:val="24"/>
+              </w:rPr>
+              <w:t>✅</w:t>
+            </w:r>
+            <w:r>
+              <w:rPr>
+                <w:rFonts w:ascii="Arial" w:hAnsi="Arial" w:cs="Arial"/>
+                <w:b/>
+                <w:bCs/>
+                <w:sz w:val="24"/>
+                <w:szCs w:val="24"/>
+              </w:rPr>
+              <w:t xml:space="preserve"> </w:t>
+            </w:r>
+            <w:proofErr w:type="spellStart"/>
+            <w:r>
+              <w:rPr>
+                <w:rFonts w:ascii="Arial" w:hAnsi="Arial" w:cs="Arial"/>
+                <w:b/>
+                <w:bCs/>
+                <w:sz w:val="24"/>
+                <w:szCs w:val="24"/>
+              </w:rPr>
+              <w:t>ConfirmSave</w:t>
+            </w:r>
+            <w:proofErr w:type="spellEnd"/>
           </w:p>
           <w:p>
             <w:pPr>
@@ -13572,7 +17165,7 @@
                 <w:sz w:val="24"/>
                 <w:szCs w:val="24"/>
               </w:rPr>
-              <w:t>Saves using the constructed file name.</w:t>
+              <w:t>Saves the game data using the constructed file name.</w:t>
             </w:r>
           </w:p>
           <w:p>
@@ -13594,15 +17187,11 @@
                 <w:sz w:val="24"/>
                 <w:szCs w:val="24"/>
               </w:rPr>
-              <w:t>Clears and reloads data.</w:t>
-            </w:r>
-          </w:p>
-          <w:p>
-            <w:pPr>
-              <w:numPr>
-                <w:ilvl w:val="0"/>
-                <w:numId w:val="93"/>
-              </w:numPr>
+              <w:t>Reloads data and closes the confirmation dialog after the save is complete.</w:t>
+            </w:r>
+          </w:p>
+          <w:p>
+            <w:pPr>
               <w:jc w:val="both"/>
               <w:rPr>
                 <w:rFonts w:ascii="Arial" w:hAnsi="Arial" w:cs="Arial"/>
@@ -13610,28 +17199,29 @@
                 <w:szCs w:val="24"/>
               </w:rPr>
             </w:pPr>
-            <w:r>
-              <w:rPr>
-                <w:rFonts w:ascii="Arial" w:hAnsi="Arial" w:cs="Arial"/>
+          </w:p>
+          <w:p>
+            <w:pPr>
+              <w:jc w:val="both"/>
+              <w:rPr>
+                <w:rFonts w:ascii="Arial" w:hAnsi="Arial" w:cs="Arial"/>
+                <w:b/>
+                <w:bCs/>
                 <w:sz w:val="24"/>
                 <w:szCs w:val="24"/>
               </w:rPr>
-              <w:t>Closes the confirmation dialog.</w:t>
-            </w:r>
-          </w:p>
-          <w:p>
-            <w:pPr>
-              <w:jc w:val="both"/>
-              <w:rPr>
-                <w:rFonts w:ascii="Arial" w:hAnsi="Arial" w:cs="Arial"/>
+            </w:pPr>
+            <w:r>
+              <w:rPr>
+                <w:rFonts w:ascii="Segoe UI Emoji" w:hAnsi="Segoe UI Emoji" w:cs="Segoe UI Emoji"/>
+                <w:b/>
+                <w:bCs/>
                 <w:sz w:val="24"/>
                 <w:szCs w:val="24"/>
               </w:rPr>
-            </w:pPr>
-          </w:p>
-          <w:p>
-            <w:pPr>
-              <w:jc w:val="both"/>
+              <w:t>❌</w:t>
+            </w:r>
+            <w:r>
               <w:rPr>
                 <w:rFonts w:ascii="Arial" w:hAnsi="Arial" w:cs="Arial"/>
                 <w:b/>
@@ -13639,78 +17229,81 @@
                 <w:sz w:val="24"/>
                 <w:szCs w:val="24"/>
               </w:rPr>
-            </w:pPr>
-            <w:r>
-              <w:rPr>
-                <w:rFonts w:ascii="Segoe UI Emoji" w:hAnsi="Segoe UI Emoji" w:cs="Segoe UI Emoji"/>
+              <w:t xml:space="preserve"> </w:t>
+            </w:r>
+            <w:proofErr w:type="spellStart"/>
+            <w:r>
+              <w:rPr>
+                <w:rFonts w:ascii="Arial" w:hAnsi="Arial" w:cs="Arial"/>
                 <w:b/>
                 <w:bCs/>
                 <w:sz w:val="24"/>
                 <w:szCs w:val="24"/>
               </w:rPr>
-              <w:lastRenderedPageBreak/>
-              <w:t>❌</w:t>
-            </w:r>
-            <w:r>
-              <w:rPr>
-                <w:rFonts w:ascii="Arial" w:hAnsi="Arial" w:cs="Arial"/>
-                <w:b/>
-                <w:bCs/>
+              <w:t>CancelSave</w:t>
+            </w:r>
+            <w:proofErr w:type="spellEnd"/>
+          </w:p>
+          <w:p>
+            <w:pPr>
+              <w:jc w:val="both"/>
+              <w:rPr>
+                <w:rFonts w:ascii="Arial" w:hAnsi="Arial" w:cs="Arial"/>
                 <w:sz w:val="24"/>
                 <w:szCs w:val="24"/>
               </w:rPr>
-              <w:t xml:space="preserve"> CancelSave</w:t>
-            </w:r>
-          </w:p>
-          <w:p>
-            <w:pPr>
-              <w:jc w:val="both"/>
+            </w:pPr>
+            <w:r>
               <w:rPr>
                 <w:rFonts w:ascii="Arial" w:hAnsi="Arial" w:cs="Arial"/>
                 <w:sz w:val="24"/>
                 <w:szCs w:val="24"/>
               </w:rPr>
-            </w:pPr>
-            <w:r>
+              <w:t>Closes the confirmation panel without doing anything.</w:t>
+            </w:r>
+          </w:p>
+          <w:p>
+            <w:pPr>
+              <w:jc w:val="both"/>
               <w:rPr>
                 <w:rFonts w:ascii="Arial" w:hAnsi="Arial" w:cs="Arial"/>
                 <w:sz w:val="24"/>
                 <w:szCs w:val="24"/>
               </w:rPr>
-              <w:t>Closes the confirmation panel without doing anything.</w:t>
-            </w:r>
-          </w:p>
-          <w:p>
-            <w:pPr>
-              <w:jc w:val="both"/>
-              <w:rPr>
-                <w:rFonts w:ascii="Arial" w:hAnsi="Arial" w:cs="Arial"/>
+            </w:pPr>
+          </w:p>
+          <w:p>
+            <w:pPr>
+              <w:jc w:val="both"/>
+              <w:rPr>
+                <w:rFonts w:ascii="Arial" w:hAnsi="Arial" w:cs="Arial"/>
+                <w:b/>
+                <w:bCs/>
                 <w:sz w:val="24"/>
                 <w:szCs w:val="24"/>
               </w:rPr>
             </w:pPr>
-          </w:p>
-          <w:p>
-            <w:pPr>
-              <w:jc w:val="both"/>
-              <w:rPr>
-                <w:rFonts w:ascii="Arial" w:hAnsi="Arial" w:cs="Arial"/>
+            <w:r>
+              <w:rPr>
+                <w:rFonts w:ascii="Segoe UI Emoji" w:hAnsi="Segoe UI Emoji" w:cs="Segoe UI Emoji"/>
                 <w:b/>
                 <w:bCs/>
                 <w:sz w:val="24"/>
                 <w:szCs w:val="24"/>
               </w:rPr>
-            </w:pPr>
-            <w:r>
-              <w:rPr>
-                <w:rFonts w:ascii="Segoe UI Emoji" w:hAnsi="Segoe UI Emoji" w:cs="Segoe UI Emoji"/>
+              <w:t>📥</w:t>
+            </w:r>
+            <w:r>
+              <w:rPr>
+                <w:rFonts w:ascii="Arial" w:hAnsi="Arial" w:cs="Arial"/>
                 <w:b/>
                 <w:bCs/>
                 <w:sz w:val="24"/>
                 <w:szCs w:val="24"/>
               </w:rPr>
-              <w:t>📥</w:t>
-            </w:r>
+              <w:t xml:space="preserve"> </w:t>
+            </w:r>
+            <w:proofErr w:type="spellStart"/>
             <w:r>
               <w:rPr>
                 <w:rFonts w:ascii="Arial" w:hAnsi="Arial" w:cs="Arial"/>
@@ -13719,8 +17312,9 @@
                 <w:sz w:val="24"/>
                 <w:szCs w:val="24"/>
               </w:rPr>
-              <w:t xml:space="preserve"> LoadData</w:t>
-            </w:r>
+              <w:t>LoadData</w:t>
+            </w:r>
+            <w:proofErr w:type="spellEnd"/>
           </w:p>
           <w:p>
             <w:pPr>
@@ -13759,7 +17353,25 @@
                 <w:sz w:val="24"/>
                 <w:szCs w:val="24"/>
               </w:rPr>
-              <w:t>Uses PlayerPrefs or file system depending on user settings.</w:t>
+              <w:t xml:space="preserve">Uses </w:t>
+            </w:r>
+            <w:proofErr w:type="spellStart"/>
+            <w:r>
+              <w:rPr>
+                <w:rFonts w:ascii="Arial" w:hAnsi="Arial" w:cs="Arial"/>
+                <w:sz w:val="24"/>
+                <w:szCs w:val="24"/>
+              </w:rPr>
+              <w:t>PlayerPrefs</w:t>
+            </w:r>
+            <w:proofErr w:type="spellEnd"/>
+            <w:r>
+              <w:rPr>
+                <w:rFonts w:ascii="Arial" w:hAnsi="Arial" w:cs="Arial"/>
+                <w:sz w:val="24"/>
+                <w:szCs w:val="24"/>
+              </w:rPr>
+              <w:t xml:space="preserve"> or file system depending on user settings.</w:t>
             </w:r>
           </w:p>
           <w:p>
@@ -13845,8 +17457,20 @@
                 <w:sz w:val="24"/>
                 <w:szCs w:val="24"/>
               </w:rPr>
-              <w:t xml:space="preserve"> DetermineSavePath</w:t>
-            </w:r>
+              <w:t xml:space="preserve"> </w:t>
+            </w:r>
+            <w:proofErr w:type="spellStart"/>
+            <w:r>
+              <w:rPr>
+                <w:rFonts w:ascii="Arial" w:hAnsi="Arial" w:cs="Arial"/>
+                <w:b/>
+                <w:bCs/>
+                <w:sz w:val="24"/>
+                <w:szCs w:val="24"/>
+              </w:rPr>
+              <w:t>DetermineSavePath</w:t>
+            </w:r>
+            <w:proofErr w:type="spellEnd"/>
           </w:p>
           <w:p>
             <w:pPr>
@@ -13885,49 +17509,43 @@
                 <w:sz w:val="24"/>
                 <w:szCs w:val="24"/>
               </w:rPr>
-              <w:t>Adjusts for PlayerPrefs, Application.persistentDataPath, and whether it's in Editor or build mode.</w:t>
-            </w:r>
-          </w:p>
-          <w:p>
-            <w:pPr>
-              <w:jc w:val="both"/>
+              <w:t xml:space="preserve">Adjusts for </w:t>
+            </w:r>
+            <w:proofErr w:type="spellStart"/>
+            <w:r>
               <w:rPr>
                 <w:rFonts w:ascii="Arial" w:hAnsi="Arial" w:cs="Arial"/>
                 <w:sz w:val="24"/>
                 <w:szCs w:val="24"/>
               </w:rPr>
-            </w:pPr>
-          </w:p>
-          <w:p>
-            <w:pPr>
-              <w:jc w:val="both"/>
-              <w:rPr>
-                <w:rFonts w:ascii="Arial" w:hAnsi="Arial" w:cs="Arial"/>
-                <w:b/>
-                <w:bCs/>
+              <w:t>PlayerPrefs</w:t>
+            </w:r>
+            <w:proofErr w:type="spellEnd"/>
+            <w:r>
+              <w:rPr>
+                <w:rFonts w:ascii="Arial" w:hAnsi="Arial" w:cs="Arial"/>
                 <w:sz w:val="24"/>
                 <w:szCs w:val="24"/>
               </w:rPr>
-            </w:pPr>
-            <w:r>
-              <w:rPr>
-                <w:rFonts w:ascii="Segoe UI Emoji" w:hAnsi="Segoe UI Emoji" w:cs="Segoe UI Emoji"/>
-                <w:b/>
-                <w:bCs/>
+              <w:t xml:space="preserve">, </w:t>
+            </w:r>
+            <w:proofErr w:type="spellStart"/>
+            <w:r>
+              <w:rPr>
+                <w:rFonts w:ascii="Arial" w:hAnsi="Arial" w:cs="Arial"/>
                 <w:sz w:val="24"/>
                 <w:szCs w:val="24"/>
               </w:rPr>
-              <w:t>🎨</w:t>
-            </w:r>
-            <w:r>
-              <w:rPr>
-                <w:rFonts w:ascii="Arial" w:hAnsi="Arial" w:cs="Arial"/>
-                <w:b/>
-                <w:bCs/>
+              <w:t>Application.persistentDataPath</w:t>
+            </w:r>
+            <w:proofErr w:type="spellEnd"/>
+            <w:r>
+              <w:rPr>
+                <w:rFonts w:ascii="Arial" w:hAnsi="Arial" w:cs="Arial"/>
                 <w:sz w:val="24"/>
                 <w:szCs w:val="24"/>
               </w:rPr>
-              <w:t xml:space="preserve"> RenderImageSlot</w:t>
+              <w:t>, and whether it's in Editor or build mode.</w:t>
             </w:r>
           </w:p>
           <w:p>
@@ -13939,28 +17557,29 @@
                 <w:szCs w:val="24"/>
               </w:rPr>
             </w:pPr>
-            <w:r>
-              <w:rPr>
-                <w:rFonts w:ascii="Arial" w:hAnsi="Arial" w:cs="Arial"/>
+          </w:p>
+          <w:p>
+            <w:pPr>
+              <w:jc w:val="both"/>
+              <w:rPr>
+                <w:rFonts w:ascii="Arial" w:hAnsi="Arial" w:cs="Arial"/>
+                <w:b/>
+                <w:bCs/>
                 <w:sz w:val="24"/>
                 <w:szCs w:val="24"/>
               </w:rPr>
-              <w:t>Controls whether the preview image is shown or hidden, depending on whether that slot is used.</w:t>
-            </w:r>
-          </w:p>
-          <w:p>
-            <w:pPr>
-              <w:jc w:val="both"/>
-              <w:rPr>
-                <w:rFonts w:ascii="Arial" w:hAnsi="Arial" w:cs="Arial"/>
+            </w:pPr>
+            <w:r>
+              <w:rPr>
+                <w:rFonts w:ascii="Segoe UI Emoji" w:hAnsi="Segoe UI Emoji" w:cs="Segoe UI Emoji"/>
+                <w:b/>
+                <w:bCs/>
                 <w:sz w:val="24"/>
                 <w:szCs w:val="24"/>
               </w:rPr>
-            </w:pPr>
-          </w:p>
-          <w:p>
-            <w:pPr>
-              <w:jc w:val="both"/>
+              <w:t>🎨</w:t>
+            </w:r>
+            <w:r>
               <w:rPr>
                 <w:rFonts w:ascii="Arial" w:hAnsi="Arial" w:cs="Arial"/>
                 <w:b/>
@@ -13968,26 +17587,101 @@
                 <w:sz w:val="24"/>
                 <w:szCs w:val="24"/>
               </w:rPr>
-            </w:pPr>
-            <w:r>
-              <w:rPr>
-                <w:rFonts w:ascii="Segoe UI Emoji" w:hAnsi="Segoe UI Emoji" w:cs="Segoe UI Emoji"/>
+              <w:t xml:space="preserve"> </w:t>
+            </w:r>
+            <w:proofErr w:type="spellStart"/>
+            <w:r>
+              <w:rPr>
+                <w:rFonts w:ascii="Arial" w:hAnsi="Arial" w:cs="Arial"/>
                 <w:b/>
                 <w:bCs/>
                 <w:sz w:val="24"/>
                 <w:szCs w:val="24"/>
               </w:rPr>
-              <w:t>🧾</w:t>
-            </w:r>
-            <w:r>
-              <w:rPr>
-                <w:rFonts w:ascii="Arial" w:hAnsi="Arial" w:cs="Arial"/>
-                <w:b/>
-                <w:bCs/>
+              <w:t>RenderImageSlot</w:t>
+            </w:r>
+            <w:proofErr w:type="spellEnd"/>
+          </w:p>
+          <w:p>
+            <w:pPr>
+              <w:jc w:val="both"/>
+              <w:rPr>
+                <w:rFonts w:ascii="Arial" w:hAnsi="Arial" w:cs="Arial"/>
                 <w:sz w:val="24"/>
                 <w:szCs w:val="24"/>
               </w:rPr>
-              <w:t xml:space="preserve"> LoadDataString (Assumed External)</w:t>
+            </w:pPr>
+            <w:r>
+              <w:rPr>
+                <w:rFonts w:ascii="Arial" w:hAnsi="Arial" w:cs="Arial"/>
+                <w:sz w:val="24"/>
+                <w:szCs w:val="24"/>
+              </w:rPr>
+              <w:t>Controls whether the preview image is shown or hidden, depending on whether that slot is used.</w:t>
+            </w:r>
+          </w:p>
+          <w:p>
+            <w:pPr>
+              <w:jc w:val="both"/>
+              <w:rPr>
+                <w:rFonts w:ascii="Arial" w:hAnsi="Arial" w:cs="Arial"/>
+                <w:sz w:val="24"/>
+                <w:szCs w:val="24"/>
+              </w:rPr>
+            </w:pPr>
+          </w:p>
+          <w:p>
+            <w:pPr>
+              <w:jc w:val="both"/>
+              <w:rPr>
+                <w:rFonts w:ascii="Arial" w:hAnsi="Arial" w:cs="Arial"/>
+                <w:b/>
+                <w:bCs/>
+                <w:sz w:val="24"/>
+                <w:szCs w:val="24"/>
+              </w:rPr>
+            </w:pPr>
+            <w:r>
+              <w:rPr>
+                <w:rFonts w:ascii="Segoe UI Emoji" w:hAnsi="Segoe UI Emoji" w:cs="Segoe UI Emoji"/>
+                <w:b/>
+                <w:bCs/>
+                <w:sz w:val="24"/>
+                <w:szCs w:val="24"/>
+              </w:rPr>
+              <w:t>🧾</w:t>
+            </w:r>
+            <w:r>
+              <w:rPr>
+                <w:rFonts w:ascii="Arial" w:hAnsi="Arial" w:cs="Arial"/>
+                <w:b/>
+                <w:bCs/>
+                <w:sz w:val="24"/>
+                <w:szCs w:val="24"/>
+              </w:rPr>
+              <w:t xml:space="preserve"> </w:t>
+            </w:r>
+            <w:proofErr w:type="spellStart"/>
+            <w:r>
+              <w:rPr>
+                <w:rFonts w:ascii="Arial" w:hAnsi="Arial" w:cs="Arial"/>
+                <w:b/>
+                <w:bCs/>
+                <w:sz w:val="24"/>
+                <w:szCs w:val="24"/>
+              </w:rPr>
+              <w:t>LoadDataString</w:t>
+            </w:r>
+            <w:proofErr w:type="spellEnd"/>
+            <w:r>
+              <w:rPr>
+                <w:rFonts w:ascii="Arial" w:hAnsi="Arial" w:cs="Arial"/>
+                <w:b/>
+                <w:bCs/>
+                <w:sz w:val="24"/>
+                <w:szCs w:val="24"/>
+              </w:rPr>
+              <w:t xml:space="preserve"> (Assumed External)</w:t>
             </w:r>
           </w:p>
           <w:p>
@@ -14221,7 +17915,25 @@
                 <w:sz w:val="24"/>
                 <w:szCs w:val="24"/>
               </w:rPr>
-              <w:t>Previews update automatically based on the save format (PlayerPrefs or file-based).</w:t>
+              <w:t>Previews update automatically based on the save format (</w:t>
+            </w:r>
+            <w:proofErr w:type="spellStart"/>
+            <w:r>
+              <w:rPr>
+                <w:rFonts w:ascii="Arial" w:hAnsi="Arial" w:cs="Arial"/>
+                <w:sz w:val="24"/>
+                <w:szCs w:val="24"/>
+              </w:rPr>
+              <w:t>PlayerPrefs</w:t>
+            </w:r>
+            <w:proofErr w:type="spellEnd"/>
+            <w:r>
+              <w:rPr>
+                <w:rFonts w:ascii="Arial" w:hAnsi="Arial" w:cs="Arial"/>
+                <w:sz w:val="24"/>
+                <w:szCs w:val="24"/>
+              </w:rPr>
+              <w:t xml:space="preserve"> or file-based).</w:t>
             </w:r>
           </w:p>
         </w:tc>
@@ -17640,6 +21352,119 @@
     </w:lvl>
   </w:abstractNum>
   <w:abstractNum w:abstractNumId="23" w15:restartNumberingAfterBreak="0">
+    <w:nsid w:val="262D3509"/>
+    <w:multiLevelType w:val="hybridMultilevel"/>
+    <w:tmpl w:val="D472A85A"/>
+    <w:lvl w:ilvl="0" w:tplc="04160001">
+      <w:start w:val="1"/>
+      <w:numFmt w:val="bullet"/>
+      <w:lvlText w:val=""/>
+      <w:lvlJc w:val="left"/>
+      <w:pPr>
+        <w:ind w:left="720" w:hanging="360"/>
+      </w:pPr>
+      <w:rPr>
+        <w:rFonts w:ascii="Symbol" w:hAnsi="Symbol" w:hint="default"/>
+      </w:rPr>
+    </w:lvl>
+    <w:lvl w:ilvl="1" w:tplc="04160003" w:tentative="1">
+      <w:start w:val="1"/>
+      <w:numFmt w:val="bullet"/>
+      <w:lvlText w:val="o"/>
+      <w:lvlJc w:val="left"/>
+      <w:pPr>
+        <w:ind w:left="1440" w:hanging="360"/>
+      </w:pPr>
+      <w:rPr>
+        <w:rFonts w:ascii="Courier New" w:hAnsi="Courier New" w:cs="Courier New" w:hint="default"/>
+      </w:rPr>
+    </w:lvl>
+    <w:lvl w:ilvl="2" w:tplc="04160005" w:tentative="1">
+      <w:start w:val="1"/>
+      <w:numFmt w:val="bullet"/>
+      <w:lvlText w:val=""/>
+      <w:lvlJc w:val="left"/>
+      <w:pPr>
+        <w:ind w:left="2160" w:hanging="360"/>
+      </w:pPr>
+      <w:rPr>
+        <w:rFonts w:ascii="Wingdings" w:hAnsi="Wingdings" w:hint="default"/>
+      </w:rPr>
+    </w:lvl>
+    <w:lvl w:ilvl="3" w:tplc="04160001" w:tentative="1">
+      <w:start w:val="1"/>
+      <w:numFmt w:val="bullet"/>
+      <w:lvlText w:val=""/>
+      <w:lvlJc w:val="left"/>
+      <w:pPr>
+        <w:ind w:left="2880" w:hanging="360"/>
+      </w:pPr>
+      <w:rPr>
+        <w:rFonts w:ascii="Symbol" w:hAnsi="Symbol" w:hint="default"/>
+      </w:rPr>
+    </w:lvl>
+    <w:lvl w:ilvl="4" w:tplc="04160003" w:tentative="1">
+      <w:start w:val="1"/>
+      <w:numFmt w:val="bullet"/>
+      <w:lvlText w:val="o"/>
+      <w:lvlJc w:val="left"/>
+      <w:pPr>
+        <w:ind w:left="3600" w:hanging="360"/>
+      </w:pPr>
+      <w:rPr>
+        <w:rFonts w:ascii="Courier New" w:hAnsi="Courier New" w:cs="Courier New" w:hint="default"/>
+      </w:rPr>
+    </w:lvl>
+    <w:lvl w:ilvl="5" w:tplc="04160005" w:tentative="1">
+      <w:start w:val="1"/>
+      <w:numFmt w:val="bullet"/>
+      <w:lvlText w:val=""/>
+      <w:lvlJc w:val="left"/>
+      <w:pPr>
+        <w:ind w:left="4320" w:hanging="360"/>
+      </w:pPr>
+      <w:rPr>
+        <w:rFonts w:ascii="Wingdings" w:hAnsi="Wingdings" w:hint="default"/>
+      </w:rPr>
+    </w:lvl>
+    <w:lvl w:ilvl="6" w:tplc="04160001" w:tentative="1">
+      <w:start w:val="1"/>
+      <w:numFmt w:val="bullet"/>
+      <w:lvlText w:val=""/>
+      <w:lvlJc w:val="left"/>
+      <w:pPr>
+        <w:ind w:left="5040" w:hanging="360"/>
+      </w:pPr>
+      <w:rPr>
+        <w:rFonts w:ascii="Symbol" w:hAnsi="Symbol" w:hint="default"/>
+      </w:rPr>
+    </w:lvl>
+    <w:lvl w:ilvl="7" w:tplc="04160003" w:tentative="1">
+      <w:start w:val="1"/>
+      <w:numFmt w:val="bullet"/>
+      <w:lvlText w:val="o"/>
+      <w:lvlJc w:val="left"/>
+      <w:pPr>
+        <w:ind w:left="5760" w:hanging="360"/>
+      </w:pPr>
+      <w:rPr>
+        <w:rFonts w:ascii="Courier New" w:hAnsi="Courier New" w:cs="Courier New" w:hint="default"/>
+      </w:rPr>
+    </w:lvl>
+    <w:lvl w:ilvl="8" w:tplc="04160005" w:tentative="1">
+      <w:start w:val="1"/>
+      <w:numFmt w:val="bullet"/>
+      <w:lvlText w:val=""/>
+      <w:lvlJc w:val="left"/>
+      <w:pPr>
+        <w:ind w:left="6480" w:hanging="360"/>
+      </w:pPr>
+      <w:rPr>
+        <w:rFonts w:ascii="Wingdings" w:hAnsi="Wingdings" w:hint="default"/>
+      </w:rPr>
+    </w:lvl>
+  </w:abstractNum>
+  <w:abstractNum w:abstractNumId="24" w15:restartNumberingAfterBreak="0">
     <w:nsid w:val="26C75247"/>
     <w:multiLevelType w:val="multilevel"/>
     <w:tmpl w:val="75D04F5E"/>
@@ -17788,7 +21613,7 @@
       </w:rPr>
     </w:lvl>
   </w:abstractNum>
-  <w:abstractNum w:abstractNumId="24" w15:restartNumberingAfterBreak="0">
+  <w:abstractNum w:abstractNumId="25" w15:restartNumberingAfterBreak="0">
     <w:nsid w:val="26D5785B"/>
     <w:multiLevelType w:val="multilevel"/>
     <w:tmpl w:val="F7040D12"/>
@@ -17937,7 +21762,7 @@
       </w:rPr>
     </w:lvl>
   </w:abstractNum>
-  <w:abstractNum w:abstractNumId="25" w15:restartNumberingAfterBreak="0">
+  <w:abstractNum w:abstractNumId="26" w15:restartNumberingAfterBreak="0">
     <w:nsid w:val="29903BDC"/>
     <w:multiLevelType w:val="multilevel"/>
     <w:tmpl w:val="317858D8"/>
@@ -18086,7 +21911,7 @@
       </w:rPr>
     </w:lvl>
   </w:abstractNum>
-  <w:abstractNum w:abstractNumId="26" w15:restartNumberingAfterBreak="0">
+  <w:abstractNum w:abstractNumId="27" w15:restartNumberingAfterBreak="0">
     <w:nsid w:val="299F7A8D"/>
     <w:multiLevelType w:val="multilevel"/>
     <w:tmpl w:val="B0C26EE8"/>
@@ -18235,7 +22060,7 @@
       </w:rPr>
     </w:lvl>
   </w:abstractNum>
-  <w:abstractNum w:abstractNumId="27" w15:restartNumberingAfterBreak="0">
+  <w:abstractNum w:abstractNumId="28" w15:restartNumberingAfterBreak="0">
     <w:nsid w:val="2A0D7AC5"/>
     <w:multiLevelType w:val="multilevel"/>
     <w:tmpl w:val="426A67DC"/>
@@ -18384,7 +22209,7 @@
       </w:rPr>
     </w:lvl>
   </w:abstractNum>
-  <w:abstractNum w:abstractNumId="28" w15:restartNumberingAfterBreak="0">
+  <w:abstractNum w:abstractNumId="29" w15:restartNumberingAfterBreak="0">
     <w:nsid w:val="2A6A61FE"/>
     <w:multiLevelType w:val="multilevel"/>
     <w:tmpl w:val="565EAD3C"/>
@@ -18533,7 +22358,7 @@
       </w:rPr>
     </w:lvl>
   </w:abstractNum>
-  <w:abstractNum w:abstractNumId="29" w15:restartNumberingAfterBreak="0">
+  <w:abstractNum w:abstractNumId="30" w15:restartNumberingAfterBreak="0">
     <w:nsid w:val="2BBD3278"/>
     <w:multiLevelType w:val="multilevel"/>
     <w:tmpl w:val="B81CBF88"/>
@@ -18646,7 +22471,7 @@
       </w:pPr>
     </w:lvl>
   </w:abstractNum>
-  <w:abstractNum w:abstractNumId="30" w15:restartNumberingAfterBreak="0">
+  <w:abstractNum w:abstractNumId="31" w15:restartNumberingAfterBreak="0">
     <w:nsid w:val="2BC5580B"/>
     <w:multiLevelType w:val="multilevel"/>
     <w:tmpl w:val="E35A79AE"/>
@@ -18795,7 +22620,7 @@
       </w:rPr>
     </w:lvl>
   </w:abstractNum>
-  <w:abstractNum w:abstractNumId="31" w15:restartNumberingAfterBreak="0">
+  <w:abstractNum w:abstractNumId="32" w15:restartNumberingAfterBreak="0">
     <w:nsid w:val="2C2E0E80"/>
     <w:multiLevelType w:val="multilevel"/>
     <w:tmpl w:val="EB70D214"/>
@@ -18944,7 +22769,7 @@
       </w:rPr>
     </w:lvl>
   </w:abstractNum>
-  <w:abstractNum w:abstractNumId="32" w15:restartNumberingAfterBreak="0">
+  <w:abstractNum w:abstractNumId="33" w15:restartNumberingAfterBreak="0">
     <w:nsid w:val="2DCF2B95"/>
     <w:multiLevelType w:val="multilevel"/>
     <w:tmpl w:val="5DAAA484"/>
@@ -19061,7 +22886,7 @@
       </w:pPr>
     </w:lvl>
   </w:abstractNum>
-  <w:abstractNum w:abstractNumId="33" w15:restartNumberingAfterBreak="0">
+  <w:abstractNum w:abstractNumId="34" w15:restartNumberingAfterBreak="0">
     <w:nsid w:val="2E3143C7"/>
     <w:multiLevelType w:val="multilevel"/>
     <w:tmpl w:val="DC0C5DD6"/>
@@ -19210,7 +23035,7 @@
       </w:rPr>
     </w:lvl>
   </w:abstractNum>
-  <w:abstractNum w:abstractNumId="34" w15:restartNumberingAfterBreak="0">
+  <w:abstractNum w:abstractNumId="35" w15:restartNumberingAfterBreak="0">
     <w:nsid w:val="2E55357B"/>
     <w:multiLevelType w:val="multilevel"/>
     <w:tmpl w:val="CF8A58BE"/>
@@ -19359,7 +23184,7 @@
       </w:rPr>
     </w:lvl>
   </w:abstractNum>
-  <w:abstractNum w:abstractNumId="35" w15:restartNumberingAfterBreak="0">
+  <w:abstractNum w:abstractNumId="36" w15:restartNumberingAfterBreak="0">
     <w:nsid w:val="2E7B661F"/>
     <w:multiLevelType w:val="multilevel"/>
     <w:tmpl w:val="248EB422"/>
@@ -19508,7 +23333,7 @@
       </w:rPr>
     </w:lvl>
   </w:abstractNum>
-  <w:abstractNum w:abstractNumId="36" w15:restartNumberingAfterBreak="0">
+  <w:abstractNum w:abstractNumId="37" w15:restartNumberingAfterBreak="0">
     <w:nsid w:val="2EDA231B"/>
     <w:multiLevelType w:val="multilevel"/>
     <w:tmpl w:val="D586F51C"/>
@@ -19657,7 +23482,7 @@
       </w:rPr>
     </w:lvl>
   </w:abstractNum>
-  <w:abstractNum w:abstractNumId="37" w15:restartNumberingAfterBreak="0">
+  <w:abstractNum w:abstractNumId="38" w15:restartNumberingAfterBreak="0">
     <w:nsid w:val="2F132870"/>
     <w:multiLevelType w:val="multilevel"/>
     <w:tmpl w:val="FDA2BDFC"/>
@@ -19806,7 +23631,7 @@
       </w:rPr>
     </w:lvl>
   </w:abstractNum>
-  <w:abstractNum w:abstractNumId="38" w15:restartNumberingAfterBreak="0">
+  <w:abstractNum w:abstractNumId="39" w15:restartNumberingAfterBreak="0">
     <w:nsid w:val="2F4C3D28"/>
     <w:multiLevelType w:val="multilevel"/>
     <w:tmpl w:val="CAE0B03C"/>
@@ -19955,7 +23780,7 @@
       </w:rPr>
     </w:lvl>
   </w:abstractNum>
-  <w:abstractNum w:abstractNumId="39" w15:restartNumberingAfterBreak="0">
+  <w:abstractNum w:abstractNumId="40" w15:restartNumberingAfterBreak="0">
     <w:nsid w:val="2FAC119F"/>
     <w:multiLevelType w:val="multilevel"/>
     <w:tmpl w:val="4C2EDE44"/>
@@ -20104,7 +23929,7 @@
       </w:rPr>
     </w:lvl>
   </w:abstractNum>
-  <w:abstractNum w:abstractNumId="40" w15:restartNumberingAfterBreak="0">
+  <w:abstractNum w:abstractNumId="41" w15:restartNumberingAfterBreak="0">
     <w:nsid w:val="2FBA2B73"/>
     <w:multiLevelType w:val="multilevel"/>
     <w:tmpl w:val="409863D2"/>
@@ -20253,7 +24078,7 @@
       </w:rPr>
     </w:lvl>
   </w:abstractNum>
-  <w:abstractNum w:abstractNumId="41" w15:restartNumberingAfterBreak="0">
+  <w:abstractNum w:abstractNumId="42" w15:restartNumberingAfterBreak="0">
     <w:nsid w:val="30F61ADE"/>
     <w:multiLevelType w:val="multilevel"/>
     <w:tmpl w:val="C2F24E0C"/>
@@ -20402,7 +24227,7 @@
       </w:rPr>
     </w:lvl>
   </w:abstractNum>
-  <w:abstractNum w:abstractNumId="42" w15:restartNumberingAfterBreak="0">
+  <w:abstractNum w:abstractNumId="43" w15:restartNumberingAfterBreak="0">
     <w:nsid w:val="33643899"/>
     <w:multiLevelType w:val="multilevel"/>
     <w:tmpl w:val="FAE24AC8"/>
@@ -20551,7 +24376,7 @@
       </w:rPr>
     </w:lvl>
   </w:abstractNum>
-  <w:abstractNum w:abstractNumId="43" w15:restartNumberingAfterBreak="0">
+  <w:abstractNum w:abstractNumId="44" w15:restartNumberingAfterBreak="0">
     <w:nsid w:val="339D5982"/>
     <w:multiLevelType w:val="multilevel"/>
     <w:tmpl w:val="158A9906"/>
@@ -20700,7 +24525,7 @@
       </w:rPr>
     </w:lvl>
   </w:abstractNum>
-  <w:abstractNum w:abstractNumId="44" w15:restartNumberingAfterBreak="0">
+  <w:abstractNum w:abstractNumId="45" w15:restartNumberingAfterBreak="0">
     <w:nsid w:val="34420CFC"/>
     <w:multiLevelType w:val="multilevel"/>
     <w:tmpl w:val="B960140C"/>
@@ -20849,7 +24674,7 @@
       </w:rPr>
     </w:lvl>
   </w:abstractNum>
-  <w:abstractNum w:abstractNumId="45" w15:restartNumberingAfterBreak="0">
+  <w:abstractNum w:abstractNumId="46" w15:restartNumberingAfterBreak="0">
     <w:nsid w:val="35AD5C0F"/>
     <w:multiLevelType w:val="multilevel"/>
     <w:tmpl w:val="FD5C74C6"/>
@@ -20998,7 +24823,7 @@
       </w:rPr>
     </w:lvl>
   </w:abstractNum>
-  <w:abstractNum w:abstractNumId="46" w15:restartNumberingAfterBreak="0">
+  <w:abstractNum w:abstractNumId="47" w15:restartNumberingAfterBreak="0">
     <w:nsid w:val="38B40965"/>
     <w:multiLevelType w:val="multilevel"/>
     <w:tmpl w:val="1CF2CCF6"/>
@@ -21147,7 +24972,7 @@
       </w:rPr>
     </w:lvl>
   </w:abstractNum>
-  <w:abstractNum w:abstractNumId="47" w15:restartNumberingAfterBreak="0">
+  <w:abstractNum w:abstractNumId="48" w15:restartNumberingAfterBreak="0">
     <w:nsid w:val="39A23DBE"/>
     <w:multiLevelType w:val="multilevel"/>
     <w:tmpl w:val="A4F4A3E2"/>
@@ -21296,7 +25121,7 @@
       </w:rPr>
     </w:lvl>
   </w:abstractNum>
-  <w:abstractNum w:abstractNumId="48" w15:restartNumberingAfterBreak="0">
+  <w:abstractNum w:abstractNumId="49" w15:restartNumberingAfterBreak="0">
     <w:nsid w:val="3B002199"/>
     <w:multiLevelType w:val="multilevel"/>
     <w:tmpl w:val="3B7EBEBC"/>
@@ -21445,7 +25270,7 @@
       </w:rPr>
     </w:lvl>
   </w:abstractNum>
-  <w:abstractNum w:abstractNumId="49" w15:restartNumberingAfterBreak="0">
+  <w:abstractNum w:abstractNumId="50" w15:restartNumberingAfterBreak="0">
     <w:nsid w:val="3E433E32"/>
     <w:multiLevelType w:val="multilevel"/>
     <w:tmpl w:val="65BC62F6"/>
@@ -21594,7 +25419,7 @@
       </w:rPr>
     </w:lvl>
   </w:abstractNum>
-  <w:abstractNum w:abstractNumId="50" w15:restartNumberingAfterBreak="0">
+  <w:abstractNum w:abstractNumId="51" w15:restartNumberingAfterBreak="0">
     <w:nsid w:val="40204565"/>
     <w:multiLevelType w:val="multilevel"/>
     <w:tmpl w:val="E04C509A"/>
@@ -21743,7 +25568,7 @@
       </w:rPr>
     </w:lvl>
   </w:abstractNum>
-  <w:abstractNum w:abstractNumId="51" w15:restartNumberingAfterBreak="0">
+  <w:abstractNum w:abstractNumId="52" w15:restartNumberingAfterBreak="0">
     <w:nsid w:val="40B36450"/>
     <w:multiLevelType w:val="multilevel"/>
     <w:tmpl w:val="4702A62E"/>
@@ -21892,7 +25717,7 @@
       </w:rPr>
     </w:lvl>
   </w:abstractNum>
-  <w:abstractNum w:abstractNumId="52" w15:restartNumberingAfterBreak="0">
+  <w:abstractNum w:abstractNumId="53" w15:restartNumberingAfterBreak="0">
     <w:nsid w:val="43641248"/>
     <w:multiLevelType w:val="multilevel"/>
     <w:tmpl w:val="2CB6C348"/>
@@ -22041,7 +25866,7 @@
       </w:rPr>
     </w:lvl>
   </w:abstractNum>
-  <w:abstractNum w:abstractNumId="53" w15:restartNumberingAfterBreak="0">
+  <w:abstractNum w:abstractNumId="54" w15:restartNumberingAfterBreak="0">
     <w:nsid w:val="44DF582D"/>
     <w:multiLevelType w:val="multilevel"/>
     <w:tmpl w:val="03A405FE"/>
@@ -22190,7 +26015,7 @@
       </w:rPr>
     </w:lvl>
   </w:abstractNum>
-  <w:abstractNum w:abstractNumId="54" w15:restartNumberingAfterBreak="0">
+  <w:abstractNum w:abstractNumId="55" w15:restartNumberingAfterBreak="0">
     <w:nsid w:val="44F23F41"/>
     <w:multiLevelType w:val="multilevel"/>
     <w:tmpl w:val="CE0071FE"/>
@@ -22339,7 +26164,7 @@
       </w:rPr>
     </w:lvl>
   </w:abstractNum>
-  <w:abstractNum w:abstractNumId="55" w15:restartNumberingAfterBreak="0">
+  <w:abstractNum w:abstractNumId="56" w15:restartNumberingAfterBreak="0">
     <w:nsid w:val="45116D0A"/>
     <w:multiLevelType w:val="multilevel"/>
     <w:tmpl w:val="BD74C528"/>
@@ -22488,7 +26313,7 @@
       </w:rPr>
     </w:lvl>
   </w:abstractNum>
-  <w:abstractNum w:abstractNumId="56" w15:restartNumberingAfterBreak="0">
+  <w:abstractNum w:abstractNumId="57" w15:restartNumberingAfterBreak="0">
     <w:nsid w:val="459F3A94"/>
     <w:multiLevelType w:val="multilevel"/>
     <w:tmpl w:val="EAAA3212"/>
@@ -22637,7 +26462,7 @@
       </w:rPr>
     </w:lvl>
   </w:abstractNum>
-  <w:abstractNum w:abstractNumId="57" w15:restartNumberingAfterBreak="0">
+  <w:abstractNum w:abstractNumId="58" w15:restartNumberingAfterBreak="0">
     <w:nsid w:val="46BA2102"/>
     <w:multiLevelType w:val="multilevel"/>
     <w:tmpl w:val="F376ACAC"/>
@@ -22786,7 +26611,7 @@
       </w:rPr>
     </w:lvl>
   </w:abstractNum>
-  <w:abstractNum w:abstractNumId="58" w15:restartNumberingAfterBreak="0">
+  <w:abstractNum w:abstractNumId="59" w15:restartNumberingAfterBreak="0">
     <w:nsid w:val="47025613"/>
     <w:multiLevelType w:val="multilevel"/>
     <w:tmpl w:val="C1B85204"/>
@@ -22935,7 +26760,7 @@
       </w:rPr>
     </w:lvl>
   </w:abstractNum>
-  <w:abstractNum w:abstractNumId="59" w15:restartNumberingAfterBreak="0">
+  <w:abstractNum w:abstractNumId="60" w15:restartNumberingAfterBreak="0">
     <w:nsid w:val="47195C01"/>
     <w:multiLevelType w:val="multilevel"/>
     <w:tmpl w:val="DDD84F70"/>
@@ -23084,7 +26909,7 @@
       </w:rPr>
     </w:lvl>
   </w:abstractNum>
-  <w:abstractNum w:abstractNumId="60" w15:restartNumberingAfterBreak="0">
+  <w:abstractNum w:abstractNumId="61" w15:restartNumberingAfterBreak="0">
     <w:nsid w:val="48A93456"/>
     <w:multiLevelType w:val="multilevel"/>
     <w:tmpl w:val="14186028"/>
@@ -23233,7 +27058,7 @@
       </w:rPr>
     </w:lvl>
   </w:abstractNum>
-  <w:abstractNum w:abstractNumId="61" w15:restartNumberingAfterBreak="0">
+  <w:abstractNum w:abstractNumId="62" w15:restartNumberingAfterBreak="0">
     <w:nsid w:val="48C7395B"/>
     <w:multiLevelType w:val="multilevel"/>
     <w:tmpl w:val="1B7004A0"/>
@@ -23382,7 +27207,7 @@
       </w:rPr>
     </w:lvl>
   </w:abstractNum>
-  <w:abstractNum w:abstractNumId="62" w15:restartNumberingAfterBreak="0">
+  <w:abstractNum w:abstractNumId="63" w15:restartNumberingAfterBreak="0">
     <w:nsid w:val="49FA51F4"/>
     <w:multiLevelType w:val="multilevel"/>
     <w:tmpl w:val="97DA2FA4"/>
@@ -23495,7 +27320,7 @@
       </w:pPr>
     </w:lvl>
   </w:abstractNum>
-  <w:abstractNum w:abstractNumId="63" w15:restartNumberingAfterBreak="0">
+  <w:abstractNum w:abstractNumId="64" w15:restartNumberingAfterBreak="0">
     <w:nsid w:val="4B8B49C9"/>
     <w:multiLevelType w:val="multilevel"/>
     <w:tmpl w:val="CEF08428"/>
@@ -23644,7 +27469,7 @@
       </w:rPr>
     </w:lvl>
   </w:abstractNum>
-  <w:abstractNum w:abstractNumId="64" w15:restartNumberingAfterBreak="0">
+  <w:abstractNum w:abstractNumId="65" w15:restartNumberingAfterBreak="0">
     <w:nsid w:val="4BE54CB2"/>
     <w:multiLevelType w:val="multilevel"/>
     <w:tmpl w:val="15F6FB38"/>
@@ -23793,7 +27618,7 @@
       </w:rPr>
     </w:lvl>
   </w:abstractNum>
-  <w:abstractNum w:abstractNumId="65" w15:restartNumberingAfterBreak="0">
+  <w:abstractNum w:abstractNumId="66" w15:restartNumberingAfterBreak="0">
     <w:nsid w:val="4DDF2A17"/>
     <w:multiLevelType w:val="multilevel"/>
     <w:tmpl w:val="E8F463A2"/>
@@ -23942,7 +27767,7 @@
       </w:rPr>
     </w:lvl>
   </w:abstractNum>
-  <w:abstractNum w:abstractNumId="66" w15:restartNumberingAfterBreak="0">
+  <w:abstractNum w:abstractNumId="67" w15:restartNumberingAfterBreak="0">
     <w:nsid w:val="4E9324D8"/>
     <w:multiLevelType w:val="multilevel"/>
     <w:tmpl w:val="5E184C8C"/>
@@ -24055,7 +27880,7 @@
       </w:pPr>
     </w:lvl>
   </w:abstractNum>
-  <w:abstractNum w:abstractNumId="67" w15:restartNumberingAfterBreak="0">
+  <w:abstractNum w:abstractNumId="68" w15:restartNumberingAfterBreak="0">
     <w:nsid w:val="4EE61C44"/>
     <w:multiLevelType w:val="multilevel"/>
     <w:tmpl w:val="2AE27222"/>
@@ -24204,7 +28029,7 @@
       </w:rPr>
     </w:lvl>
   </w:abstractNum>
-  <w:abstractNum w:abstractNumId="68" w15:restartNumberingAfterBreak="0">
+  <w:abstractNum w:abstractNumId="69" w15:restartNumberingAfterBreak="0">
     <w:nsid w:val="4F24581F"/>
     <w:multiLevelType w:val="multilevel"/>
     <w:tmpl w:val="ECDA24E6"/>
@@ -24353,7 +28178,7 @@
       </w:rPr>
     </w:lvl>
   </w:abstractNum>
-  <w:abstractNum w:abstractNumId="69" w15:restartNumberingAfterBreak="0">
+  <w:abstractNum w:abstractNumId="70" w15:restartNumberingAfterBreak="0">
     <w:nsid w:val="5355252C"/>
     <w:multiLevelType w:val="multilevel"/>
     <w:tmpl w:val="A23C4E5E"/>
@@ -24470,7 +28295,7 @@
       </w:pPr>
     </w:lvl>
   </w:abstractNum>
-  <w:abstractNum w:abstractNumId="70" w15:restartNumberingAfterBreak="0">
+  <w:abstractNum w:abstractNumId="71" w15:restartNumberingAfterBreak="0">
     <w:nsid w:val="53D97101"/>
     <w:multiLevelType w:val="multilevel"/>
     <w:tmpl w:val="FC107976"/>
@@ -24619,7 +28444,7 @@
       </w:rPr>
     </w:lvl>
   </w:abstractNum>
-  <w:abstractNum w:abstractNumId="71" w15:restartNumberingAfterBreak="0">
+  <w:abstractNum w:abstractNumId="72" w15:restartNumberingAfterBreak="0">
     <w:nsid w:val="54E64EFA"/>
     <w:multiLevelType w:val="multilevel"/>
     <w:tmpl w:val="2D28DE06"/>
@@ -24736,7 +28561,7 @@
       </w:pPr>
     </w:lvl>
   </w:abstractNum>
-  <w:abstractNum w:abstractNumId="72" w15:restartNumberingAfterBreak="0">
+  <w:abstractNum w:abstractNumId="73" w15:restartNumberingAfterBreak="0">
     <w:nsid w:val="57A171F2"/>
     <w:multiLevelType w:val="multilevel"/>
     <w:tmpl w:val="32B0EF10"/>
@@ -24885,7 +28710,7 @@
       </w:rPr>
     </w:lvl>
   </w:abstractNum>
-  <w:abstractNum w:abstractNumId="73" w15:restartNumberingAfterBreak="0">
+  <w:abstractNum w:abstractNumId="74" w15:restartNumberingAfterBreak="0">
     <w:nsid w:val="582A1138"/>
     <w:multiLevelType w:val="multilevel"/>
     <w:tmpl w:val="7DA4804E"/>
@@ -25034,7 +28859,7 @@
       </w:rPr>
     </w:lvl>
   </w:abstractNum>
-  <w:abstractNum w:abstractNumId="74" w15:restartNumberingAfterBreak="0">
+  <w:abstractNum w:abstractNumId="75" w15:restartNumberingAfterBreak="0">
     <w:nsid w:val="589A5772"/>
     <w:multiLevelType w:val="multilevel"/>
     <w:tmpl w:val="F9189146"/>
@@ -25183,7 +29008,7 @@
       </w:rPr>
     </w:lvl>
   </w:abstractNum>
-  <w:abstractNum w:abstractNumId="75" w15:restartNumberingAfterBreak="0">
+  <w:abstractNum w:abstractNumId="76" w15:restartNumberingAfterBreak="0">
     <w:nsid w:val="58D34E08"/>
     <w:multiLevelType w:val="multilevel"/>
     <w:tmpl w:val="9DCE5870"/>
@@ -25332,7 +29157,7 @@
       </w:rPr>
     </w:lvl>
   </w:abstractNum>
-  <w:abstractNum w:abstractNumId="76" w15:restartNumberingAfterBreak="0">
+  <w:abstractNum w:abstractNumId="77" w15:restartNumberingAfterBreak="0">
     <w:nsid w:val="58EF0CC3"/>
     <w:multiLevelType w:val="multilevel"/>
     <w:tmpl w:val="8C3C5C38"/>
@@ -25481,7 +29306,7 @@
       </w:rPr>
     </w:lvl>
   </w:abstractNum>
-  <w:abstractNum w:abstractNumId="77" w15:restartNumberingAfterBreak="0">
+  <w:abstractNum w:abstractNumId="78" w15:restartNumberingAfterBreak="0">
     <w:nsid w:val="59724455"/>
     <w:multiLevelType w:val="multilevel"/>
     <w:tmpl w:val="6C544F1E"/>
@@ -25630,7 +29455,7 @@
       </w:rPr>
     </w:lvl>
   </w:abstractNum>
-  <w:abstractNum w:abstractNumId="78" w15:restartNumberingAfterBreak="0">
+  <w:abstractNum w:abstractNumId="79" w15:restartNumberingAfterBreak="0">
     <w:nsid w:val="5A5D6B5D"/>
     <w:multiLevelType w:val="multilevel"/>
     <w:tmpl w:val="18C47B96"/>
@@ -25779,7 +29604,7 @@
       </w:rPr>
     </w:lvl>
   </w:abstractNum>
-  <w:abstractNum w:abstractNumId="79" w15:restartNumberingAfterBreak="0">
+  <w:abstractNum w:abstractNumId="80" w15:restartNumberingAfterBreak="0">
     <w:nsid w:val="5C463A76"/>
     <w:multiLevelType w:val="multilevel"/>
     <w:tmpl w:val="E71CAB1E"/>
@@ -25928,7 +29753,7 @@
       </w:rPr>
     </w:lvl>
   </w:abstractNum>
-  <w:abstractNum w:abstractNumId="80" w15:restartNumberingAfterBreak="0">
+  <w:abstractNum w:abstractNumId="81" w15:restartNumberingAfterBreak="0">
     <w:nsid w:val="5DAC4D76"/>
     <w:multiLevelType w:val="multilevel"/>
     <w:tmpl w:val="E17292D2"/>
@@ -26077,7 +29902,7 @@
       </w:rPr>
     </w:lvl>
   </w:abstractNum>
-  <w:abstractNum w:abstractNumId="81" w15:restartNumberingAfterBreak="0">
+  <w:abstractNum w:abstractNumId="82" w15:restartNumberingAfterBreak="0">
     <w:nsid w:val="5DC22460"/>
     <w:multiLevelType w:val="multilevel"/>
     <w:tmpl w:val="626C21BA"/>
@@ -26226,7 +30051,7 @@
       </w:rPr>
     </w:lvl>
   </w:abstractNum>
-  <w:abstractNum w:abstractNumId="82" w15:restartNumberingAfterBreak="0">
+  <w:abstractNum w:abstractNumId="83" w15:restartNumberingAfterBreak="0">
     <w:nsid w:val="5E953472"/>
     <w:multiLevelType w:val="multilevel"/>
     <w:tmpl w:val="7B94410C"/>
@@ -26375,7 +30200,7 @@
       </w:rPr>
     </w:lvl>
   </w:abstractNum>
-  <w:abstractNum w:abstractNumId="83" w15:restartNumberingAfterBreak="0">
+  <w:abstractNum w:abstractNumId="84" w15:restartNumberingAfterBreak="0">
     <w:nsid w:val="5EAC39AC"/>
     <w:multiLevelType w:val="multilevel"/>
     <w:tmpl w:val="65586950"/>
@@ -26524,7 +30349,7 @@
       </w:rPr>
     </w:lvl>
   </w:abstractNum>
-  <w:abstractNum w:abstractNumId="84" w15:restartNumberingAfterBreak="0">
+  <w:abstractNum w:abstractNumId="85" w15:restartNumberingAfterBreak="0">
     <w:nsid w:val="61A95BC8"/>
     <w:multiLevelType w:val="multilevel"/>
     <w:tmpl w:val="B51A59EC"/>
@@ -26673,7 +30498,156 @@
       </w:rPr>
     </w:lvl>
   </w:abstractNum>
-  <w:abstractNum w:abstractNumId="85" w15:restartNumberingAfterBreak="0">
+  <w:abstractNum w:abstractNumId="86" w15:restartNumberingAfterBreak="0">
+    <w:nsid w:val="62785625"/>
+    <w:multiLevelType w:val="multilevel"/>
+    <w:tmpl w:val="0AF8116C"/>
+    <w:lvl w:ilvl="0">
+      <w:start w:val="1"/>
+      <w:numFmt w:val="bullet"/>
+      <w:lvlText w:val=""/>
+      <w:lvlJc w:val="left"/>
+      <w:pPr>
+        <w:tabs>
+          <w:tab w:val="num" w:pos="720"/>
+        </w:tabs>
+        <w:ind w:left="720" w:hanging="360"/>
+      </w:pPr>
+      <w:rPr>
+        <w:rFonts w:ascii="Symbol" w:hAnsi="Symbol" w:hint="default"/>
+        <w:sz w:val="20"/>
+      </w:rPr>
+    </w:lvl>
+    <w:lvl w:ilvl="1" w:tentative="1">
+      <w:start w:val="1"/>
+      <w:numFmt w:val="bullet"/>
+      <w:lvlText w:val="o"/>
+      <w:lvlJc w:val="left"/>
+      <w:pPr>
+        <w:tabs>
+          <w:tab w:val="num" w:pos="1440"/>
+        </w:tabs>
+        <w:ind w:left="1440" w:hanging="360"/>
+      </w:pPr>
+      <w:rPr>
+        <w:rFonts w:ascii="Courier New" w:hAnsi="Courier New" w:hint="default"/>
+        <w:sz w:val="20"/>
+      </w:rPr>
+    </w:lvl>
+    <w:lvl w:ilvl="2" w:tentative="1">
+      <w:start w:val="1"/>
+      <w:numFmt w:val="bullet"/>
+      <w:lvlText w:val=""/>
+      <w:lvlJc w:val="left"/>
+      <w:pPr>
+        <w:tabs>
+          <w:tab w:val="num" w:pos="2160"/>
+        </w:tabs>
+        <w:ind w:left="2160" w:hanging="360"/>
+      </w:pPr>
+      <w:rPr>
+        <w:rFonts w:ascii="Wingdings" w:hAnsi="Wingdings" w:hint="default"/>
+        <w:sz w:val="20"/>
+      </w:rPr>
+    </w:lvl>
+    <w:lvl w:ilvl="3" w:tentative="1">
+      <w:start w:val="1"/>
+      <w:numFmt w:val="bullet"/>
+      <w:lvlText w:val=""/>
+      <w:lvlJc w:val="left"/>
+      <w:pPr>
+        <w:tabs>
+          <w:tab w:val="num" w:pos="2880"/>
+        </w:tabs>
+        <w:ind w:left="2880" w:hanging="360"/>
+      </w:pPr>
+      <w:rPr>
+        <w:rFonts w:ascii="Wingdings" w:hAnsi="Wingdings" w:hint="default"/>
+        <w:sz w:val="20"/>
+      </w:rPr>
+    </w:lvl>
+    <w:lvl w:ilvl="4" w:tentative="1">
+      <w:start w:val="1"/>
+      <w:numFmt w:val="bullet"/>
+      <w:lvlText w:val=""/>
+      <w:lvlJc w:val="left"/>
+      <w:pPr>
+        <w:tabs>
+          <w:tab w:val="num" w:pos="3600"/>
+        </w:tabs>
+        <w:ind w:left="3600" w:hanging="360"/>
+      </w:pPr>
+      <w:rPr>
+        <w:rFonts w:ascii="Wingdings" w:hAnsi="Wingdings" w:hint="default"/>
+        <w:sz w:val="20"/>
+      </w:rPr>
+    </w:lvl>
+    <w:lvl w:ilvl="5" w:tentative="1">
+      <w:start w:val="1"/>
+      <w:numFmt w:val="bullet"/>
+      <w:lvlText w:val=""/>
+      <w:lvlJc w:val="left"/>
+      <w:pPr>
+        <w:tabs>
+          <w:tab w:val="num" w:pos="4320"/>
+        </w:tabs>
+        <w:ind w:left="4320" w:hanging="360"/>
+      </w:pPr>
+      <w:rPr>
+        <w:rFonts w:ascii="Wingdings" w:hAnsi="Wingdings" w:hint="default"/>
+        <w:sz w:val="20"/>
+      </w:rPr>
+    </w:lvl>
+    <w:lvl w:ilvl="6" w:tentative="1">
+      <w:start w:val="1"/>
+      <w:numFmt w:val="bullet"/>
+      <w:lvlText w:val=""/>
+      <w:lvlJc w:val="left"/>
+      <w:pPr>
+        <w:tabs>
+          <w:tab w:val="num" w:pos="5040"/>
+        </w:tabs>
+        <w:ind w:left="5040" w:hanging="360"/>
+      </w:pPr>
+      <w:rPr>
+        <w:rFonts w:ascii="Wingdings" w:hAnsi="Wingdings" w:hint="default"/>
+        <w:sz w:val="20"/>
+      </w:rPr>
+    </w:lvl>
+    <w:lvl w:ilvl="7" w:tentative="1">
+      <w:start w:val="1"/>
+      <w:numFmt w:val="bullet"/>
+      <w:lvlText w:val=""/>
+      <w:lvlJc w:val="left"/>
+      <w:pPr>
+        <w:tabs>
+          <w:tab w:val="num" w:pos="5760"/>
+        </w:tabs>
+        <w:ind w:left="5760" w:hanging="360"/>
+      </w:pPr>
+      <w:rPr>
+        <w:rFonts w:ascii="Wingdings" w:hAnsi="Wingdings" w:hint="default"/>
+        <w:sz w:val="20"/>
+      </w:rPr>
+    </w:lvl>
+    <w:lvl w:ilvl="8" w:tentative="1">
+      <w:start w:val="1"/>
+      <w:numFmt w:val="bullet"/>
+      <w:lvlText w:val=""/>
+      <w:lvlJc w:val="left"/>
+      <w:pPr>
+        <w:tabs>
+          <w:tab w:val="num" w:pos="6480"/>
+        </w:tabs>
+        <w:ind w:left="6480" w:hanging="360"/>
+      </w:pPr>
+      <w:rPr>
+        <w:rFonts w:ascii="Wingdings" w:hAnsi="Wingdings" w:hint="default"/>
+        <w:sz w:val="20"/>
+      </w:rPr>
+    </w:lvl>
+  </w:abstractNum>
+  <w:abstractNum w:abstractNumId="87" w15:restartNumberingAfterBreak="0">
     <w:nsid w:val="651B0778"/>
     <w:multiLevelType w:val="multilevel"/>
     <w:tmpl w:val="6A826716"/>
@@ -26822,7 +30796,7 @@
       </w:rPr>
     </w:lvl>
   </w:abstractNum>
-  <w:abstractNum w:abstractNumId="86" w15:restartNumberingAfterBreak="0">
+  <w:abstractNum w:abstractNumId="88" w15:restartNumberingAfterBreak="0">
     <w:nsid w:val="65AB236D"/>
     <w:multiLevelType w:val="multilevel"/>
     <w:tmpl w:val="87ECD928"/>
@@ -26939,7 +30913,7 @@
       </w:pPr>
     </w:lvl>
   </w:abstractNum>
-  <w:abstractNum w:abstractNumId="87" w15:restartNumberingAfterBreak="0">
+  <w:abstractNum w:abstractNumId="89" w15:restartNumberingAfterBreak="0">
     <w:nsid w:val="66173DE6"/>
     <w:multiLevelType w:val="multilevel"/>
     <w:tmpl w:val="9F3C475C"/>
@@ -27088,7 +31062,7 @@
       </w:rPr>
     </w:lvl>
   </w:abstractNum>
-  <w:abstractNum w:abstractNumId="88" w15:restartNumberingAfterBreak="0">
+  <w:abstractNum w:abstractNumId="90" w15:restartNumberingAfterBreak="0">
     <w:nsid w:val="6639639C"/>
     <w:multiLevelType w:val="multilevel"/>
     <w:tmpl w:val="47AC2474"/>
@@ -27237,7 +31211,7 @@
       </w:rPr>
     </w:lvl>
   </w:abstractNum>
-  <w:abstractNum w:abstractNumId="89" w15:restartNumberingAfterBreak="0">
+  <w:abstractNum w:abstractNumId="91" w15:restartNumberingAfterBreak="0">
     <w:nsid w:val="67D2406A"/>
     <w:multiLevelType w:val="multilevel"/>
     <w:tmpl w:val="B994F886"/>
@@ -27386,7 +31360,7 @@
       </w:rPr>
     </w:lvl>
   </w:abstractNum>
-  <w:abstractNum w:abstractNumId="90" w15:restartNumberingAfterBreak="0">
+  <w:abstractNum w:abstractNumId="92" w15:restartNumberingAfterBreak="0">
     <w:nsid w:val="67D51CC9"/>
     <w:multiLevelType w:val="multilevel"/>
     <w:tmpl w:val="FEFC8E0E"/>
@@ -27535,7 +31509,7 @@
       </w:rPr>
     </w:lvl>
   </w:abstractNum>
-  <w:abstractNum w:abstractNumId="91" w15:restartNumberingAfterBreak="0">
+  <w:abstractNum w:abstractNumId="93" w15:restartNumberingAfterBreak="0">
     <w:nsid w:val="67E05079"/>
     <w:multiLevelType w:val="multilevel"/>
     <w:tmpl w:val="CBBA55DA"/>
@@ -27684,7 +31658,7 @@
       </w:rPr>
     </w:lvl>
   </w:abstractNum>
-  <w:abstractNum w:abstractNumId="92" w15:restartNumberingAfterBreak="0">
+  <w:abstractNum w:abstractNumId="94" w15:restartNumberingAfterBreak="0">
     <w:nsid w:val="693437B7"/>
     <w:multiLevelType w:val="multilevel"/>
     <w:tmpl w:val="4D786448"/>
@@ -27833,7 +31807,7 @@
       </w:rPr>
     </w:lvl>
   </w:abstractNum>
-  <w:abstractNum w:abstractNumId="93" w15:restartNumberingAfterBreak="0">
+  <w:abstractNum w:abstractNumId="95" w15:restartNumberingAfterBreak="0">
     <w:nsid w:val="695375B5"/>
     <w:multiLevelType w:val="multilevel"/>
     <w:tmpl w:val="DFDC9B1E"/>
@@ -27954,7 +31928,7 @@
       </w:pPr>
     </w:lvl>
   </w:abstractNum>
-  <w:abstractNum w:abstractNumId="94" w15:restartNumberingAfterBreak="0">
+  <w:abstractNum w:abstractNumId="96" w15:restartNumberingAfterBreak="0">
     <w:nsid w:val="6C1002C6"/>
     <w:multiLevelType w:val="multilevel"/>
     <w:tmpl w:val="111A52DA"/>
@@ -28103,7 +32077,7 @@
       </w:rPr>
     </w:lvl>
   </w:abstractNum>
-  <w:abstractNum w:abstractNumId="95" w15:restartNumberingAfterBreak="0">
+  <w:abstractNum w:abstractNumId="97" w15:restartNumberingAfterBreak="0">
     <w:nsid w:val="6C3611C5"/>
     <w:multiLevelType w:val="multilevel"/>
     <w:tmpl w:val="B1D02670"/>
@@ -28252,7 +32226,7 @@
       </w:rPr>
     </w:lvl>
   </w:abstractNum>
-  <w:abstractNum w:abstractNumId="96" w15:restartNumberingAfterBreak="0">
+  <w:abstractNum w:abstractNumId="98" w15:restartNumberingAfterBreak="0">
     <w:nsid w:val="6C7E5E53"/>
     <w:multiLevelType w:val="multilevel"/>
     <w:tmpl w:val="D03E6408"/>
@@ -28401,7 +32375,7 @@
       </w:rPr>
     </w:lvl>
   </w:abstractNum>
-  <w:abstractNum w:abstractNumId="97" w15:restartNumberingAfterBreak="0">
+  <w:abstractNum w:abstractNumId="99" w15:restartNumberingAfterBreak="0">
     <w:nsid w:val="6E5D3939"/>
     <w:multiLevelType w:val="multilevel"/>
     <w:tmpl w:val="EC1CABE4"/>
@@ -28550,7 +32524,7 @@
       </w:rPr>
     </w:lvl>
   </w:abstractNum>
-  <w:abstractNum w:abstractNumId="98" w15:restartNumberingAfterBreak="0">
+  <w:abstractNum w:abstractNumId="100" w15:restartNumberingAfterBreak="0">
     <w:nsid w:val="71E10729"/>
     <w:multiLevelType w:val="multilevel"/>
     <w:tmpl w:val="DC30BB1E"/>
@@ -28699,7 +32673,7 @@
       </w:rPr>
     </w:lvl>
   </w:abstractNum>
-  <w:abstractNum w:abstractNumId="99" w15:restartNumberingAfterBreak="0">
+  <w:abstractNum w:abstractNumId="101" w15:restartNumberingAfterBreak="0">
     <w:nsid w:val="71FA44DD"/>
     <w:multiLevelType w:val="multilevel"/>
     <w:tmpl w:val="16CC1166"/>
@@ -28848,7 +32822,7 @@
       </w:rPr>
     </w:lvl>
   </w:abstractNum>
-  <w:abstractNum w:abstractNumId="100" w15:restartNumberingAfterBreak="0">
+  <w:abstractNum w:abstractNumId="102" w15:restartNumberingAfterBreak="0">
     <w:nsid w:val="750B6E72"/>
     <w:multiLevelType w:val="multilevel"/>
     <w:tmpl w:val="8F3EA9FC"/>
@@ -28997,7 +32971,7 @@
       </w:rPr>
     </w:lvl>
   </w:abstractNum>
-  <w:abstractNum w:abstractNumId="101" w15:restartNumberingAfterBreak="0">
+  <w:abstractNum w:abstractNumId="103" w15:restartNumberingAfterBreak="0">
     <w:nsid w:val="76630757"/>
     <w:multiLevelType w:val="multilevel"/>
     <w:tmpl w:val="9CEEF42A"/>
@@ -29146,7 +33120,7 @@
       </w:rPr>
     </w:lvl>
   </w:abstractNum>
-  <w:abstractNum w:abstractNumId="102" w15:restartNumberingAfterBreak="0">
+  <w:abstractNum w:abstractNumId="104" w15:restartNumberingAfterBreak="0">
     <w:nsid w:val="78B80E78"/>
     <w:multiLevelType w:val="multilevel"/>
     <w:tmpl w:val="770EDAD4"/>
@@ -29295,7 +33269,7 @@
       </w:rPr>
     </w:lvl>
   </w:abstractNum>
-  <w:abstractNum w:abstractNumId="103" w15:restartNumberingAfterBreak="0">
+  <w:abstractNum w:abstractNumId="105" w15:restartNumberingAfterBreak="0">
     <w:nsid w:val="79243BD4"/>
     <w:multiLevelType w:val="multilevel"/>
     <w:tmpl w:val="DB96AE2C"/>
@@ -29444,7 +33418,7 @@
       </w:rPr>
     </w:lvl>
   </w:abstractNum>
-  <w:abstractNum w:abstractNumId="104" w15:restartNumberingAfterBreak="0">
+  <w:abstractNum w:abstractNumId="106" w15:restartNumberingAfterBreak="0">
     <w:nsid w:val="79532F5B"/>
     <w:multiLevelType w:val="multilevel"/>
     <w:tmpl w:val="D0E09A26"/>
@@ -29593,7 +33567,7 @@
       </w:rPr>
     </w:lvl>
   </w:abstractNum>
-  <w:abstractNum w:abstractNumId="105" w15:restartNumberingAfterBreak="0">
+  <w:abstractNum w:abstractNumId="107" w15:restartNumberingAfterBreak="0">
     <w:nsid w:val="795451EF"/>
     <w:multiLevelType w:val="multilevel"/>
     <w:tmpl w:val="EBCED836"/>
@@ -29714,7 +33688,7 @@
       </w:pPr>
     </w:lvl>
   </w:abstractNum>
-  <w:abstractNum w:abstractNumId="106" w15:restartNumberingAfterBreak="0">
+  <w:abstractNum w:abstractNumId="108" w15:restartNumberingAfterBreak="0">
     <w:nsid w:val="79674822"/>
     <w:multiLevelType w:val="multilevel"/>
     <w:tmpl w:val="1A94F4D6"/>
@@ -29863,7 +33837,7 @@
       </w:rPr>
     </w:lvl>
   </w:abstractNum>
-  <w:abstractNum w:abstractNumId="107" w15:restartNumberingAfterBreak="0">
+  <w:abstractNum w:abstractNumId="109" w15:restartNumberingAfterBreak="0">
     <w:nsid w:val="7B925886"/>
     <w:multiLevelType w:val="multilevel"/>
     <w:tmpl w:val="B2D4DE58"/>
@@ -30012,7 +33986,7 @@
       </w:rPr>
     </w:lvl>
   </w:abstractNum>
-  <w:abstractNum w:abstractNumId="108" w15:restartNumberingAfterBreak="0">
+  <w:abstractNum w:abstractNumId="110" w15:restartNumberingAfterBreak="0">
     <w:nsid w:val="7E636C15"/>
     <w:multiLevelType w:val="multilevel"/>
     <w:tmpl w:val="3A6A3E0A"/>
@@ -30162,25 +34136,25 @@
     </w:lvl>
   </w:abstractNum>
   <w:num w:numId="1" w16cid:durableId="388186996">
-    <w:abstractNumId w:val="79"/>
+    <w:abstractNumId w:val="80"/>
   </w:num>
   <w:num w:numId="2" w16cid:durableId="6911025">
-    <w:abstractNumId w:val="95"/>
+    <w:abstractNumId w:val="97"/>
   </w:num>
   <w:num w:numId="3" w16cid:durableId="1053432648">
     <w:abstractNumId w:val="1"/>
   </w:num>
   <w:num w:numId="4" w16cid:durableId="1175459804">
-    <w:abstractNumId w:val="48"/>
+    <w:abstractNumId w:val="49"/>
   </w:num>
   <w:num w:numId="5" w16cid:durableId="89938692">
-    <w:abstractNumId w:val="49"/>
+    <w:abstractNumId w:val="50"/>
   </w:num>
   <w:num w:numId="6" w16cid:durableId="61223578">
-    <w:abstractNumId w:val="96"/>
+    <w:abstractNumId w:val="98"/>
   </w:num>
   <w:num w:numId="7" w16cid:durableId="1377854844">
-    <w:abstractNumId w:val="92"/>
+    <w:abstractNumId w:val="94"/>
   </w:num>
   <w:num w:numId="8" w16cid:durableId="2031375485">
     <w:abstractNumId w:val="22"/>
@@ -30189,37 +34163,37 @@
     <w:abstractNumId w:val="4"/>
   </w:num>
   <w:num w:numId="10" w16cid:durableId="1891768949">
-    <w:abstractNumId w:val="32"/>
+    <w:abstractNumId w:val="33"/>
   </w:num>
   <w:num w:numId="11" w16cid:durableId="373427675">
-    <w:abstractNumId w:val="26"/>
+    <w:abstractNumId w:val="27"/>
   </w:num>
   <w:num w:numId="12" w16cid:durableId="924415246">
     <w:abstractNumId w:val="11"/>
   </w:num>
   <w:num w:numId="13" w16cid:durableId="1025904361">
-    <w:abstractNumId w:val="101"/>
+    <w:abstractNumId w:val="103"/>
   </w:num>
   <w:num w:numId="14" w16cid:durableId="1771585141">
-    <w:abstractNumId w:val="51"/>
+    <w:abstractNumId w:val="52"/>
   </w:num>
   <w:num w:numId="15" w16cid:durableId="16348683">
-    <w:abstractNumId w:val="70"/>
+    <w:abstractNumId w:val="71"/>
   </w:num>
   <w:num w:numId="16" w16cid:durableId="1379747540">
-    <w:abstractNumId w:val="65"/>
+    <w:abstractNumId w:val="66"/>
   </w:num>
   <w:num w:numId="17" w16cid:durableId="50036047">
-    <w:abstractNumId w:val="98"/>
+    <w:abstractNumId w:val="100"/>
   </w:num>
   <w:num w:numId="18" w16cid:durableId="1979912431">
     <w:abstractNumId w:val="21"/>
   </w:num>
   <w:num w:numId="19" w16cid:durableId="1842699966">
-    <w:abstractNumId w:val="72"/>
+    <w:abstractNumId w:val="73"/>
   </w:num>
   <w:num w:numId="20" w16cid:durableId="1243295235">
-    <w:abstractNumId w:val="73"/>
+    <w:abstractNumId w:val="74"/>
   </w:num>
   <w:num w:numId="21" w16cid:durableId="1081099649">
     <w:abstractNumId w:val="0"/>
@@ -30228,94 +34202,94 @@
     <w:abstractNumId w:val="18"/>
   </w:num>
   <w:num w:numId="23" w16cid:durableId="625427299">
-    <w:abstractNumId w:val="93"/>
+    <w:abstractNumId w:val="95"/>
   </w:num>
   <w:num w:numId="24" w16cid:durableId="1187134454">
-    <w:abstractNumId w:val="102"/>
+    <w:abstractNumId w:val="104"/>
   </w:num>
   <w:num w:numId="25" w16cid:durableId="1545678602">
     <w:abstractNumId w:val="16"/>
   </w:num>
   <w:num w:numId="26" w16cid:durableId="194198619">
-    <w:abstractNumId w:val="23"/>
+    <w:abstractNumId w:val="24"/>
   </w:num>
   <w:num w:numId="27" w16cid:durableId="1604916612">
-    <w:abstractNumId w:val="27"/>
+    <w:abstractNumId w:val="28"/>
   </w:num>
   <w:num w:numId="28" w16cid:durableId="479006046">
-    <w:abstractNumId w:val="29"/>
+    <w:abstractNumId w:val="30"/>
   </w:num>
   <w:num w:numId="29" w16cid:durableId="145560045">
-    <w:abstractNumId w:val="105"/>
+    <w:abstractNumId w:val="107"/>
   </w:num>
   <w:num w:numId="30" w16cid:durableId="1474366532">
-    <w:abstractNumId w:val="89"/>
+    <w:abstractNumId w:val="91"/>
   </w:num>
   <w:num w:numId="31" w16cid:durableId="1283876264">
-    <w:abstractNumId w:val="50"/>
+    <w:abstractNumId w:val="51"/>
   </w:num>
   <w:num w:numId="32" w16cid:durableId="870843813">
-    <w:abstractNumId w:val="42"/>
+    <w:abstractNumId w:val="43"/>
   </w:num>
   <w:num w:numId="33" w16cid:durableId="259483938">
-    <w:abstractNumId w:val="62"/>
+    <w:abstractNumId w:val="63"/>
   </w:num>
   <w:num w:numId="34" w16cid:durableId="1690260143">
     <w:abstractNumId w:val="14"/>
   </w:num>
   <w:num w:numId="35" w16cid:durableId="296761228">
-    <w:abstractNumId w:val="81"/>
+    <w:abstractNumId w:val="82"/>
   </w:num>
   <w:num w:numId="36" w16cid:durableId="172303289">
-    <w:abstractNumId w:val="55"/>
+    <w:abstractNumId w:val="56"/>
   </w:num>
   <w:num w:numId="37" w16cid:durableId="1477843285">
-    <w:abstractNumId w:val="41"/>
+    <w:abstractNumId w:val="42"/>
   </w:num>
   <w:num w:numId="38" w16cid:durableId="141238138">
     <w:abstractNumId w:val="13"/>
   </w:num>
   <w:num w:numId="39" w16cid:durableId="1184435928">
-    <w:abstractNumId w:val="54"/>
+    <w:abstractNumId w:val="55"/>
   </w:num>
   <w:num w:numId="40" w16cid:durableId="70547281">
-    <w:abstractNumId w:val="35"/>
+    <w:abstractNumId w:val="36"/>
   </w:num>
   <w:num w:numId="41" w16cid:durableId="188107334">
-    <w:abstractNumId w:val="43"/>
+    <w:abstractNumId w:val="44"/>
   </w:num>
   <w:num w:numId="42" w16cid:durableId="1049306444">
     <w:abstractNumId w:val="8"/>
   </w:num>
   <w:num w:numId="43" w16cid:durableId="1185169956">
-    <w:abstractNumId w:val="108"/>
+    <w:abstractNumId w:val="110"/>
   </w:num>
   <w:num w:numId="44" w16cid:durableId="1846624679">
-    <w:abstractNumId w:val="34"/>
+    <w:abstractNumId w:val="35"/>
   </w:num>
   <w:num w:numId="45" w16cid:durableId="1361392333">
-    <w:abstractNumId w:val="78"/>
+    <w:abstractNumId w:val="79"/>
   </w:num>
   <w:num w:numId="46" w16cid:durableId="1366758106">
     <w:abstractNumId w:val="6"/>
   </w:num>
   <w:num w:numId="47" w16cid:durableId="1368020662">
-    <w:abstractNumId w:val="100"/>
+    <w:abstractNumId w:val="102"/>
   </w:num>
   <w:num w:numId="48" w16cid:durableId="1560902253">
-    <w:abstractNumId w:val="57"/>
+    <w:abstractNumId w:val="58"/>
   </w:num>
   <w:num w:numId="49" w16cid:durableId="632709990">
-    <w:abstractNumId w:val="28"/>
+    <w:abstractNumId w:val="29"/>
   </w:num>
   <w:num w:numId="50" w16cid:durableId="1920480397">
     <w:abstractNumId w:val="12"/>
   </w:num>
   <w:num w:numId="51" w16cid:durableId="498037158">
-    <w:abstractNumId w:val="71"/>
+    <w:abstractNumId w:val="72"/>
   </w:num>
   <w:num w:numId="52" w16cid:durableId="469905664">
-    <w:abstractNumId w:val="64"/>
+    <w:abstractNumId w:val="65"/>
   </w:num>
   <w:num w:numId="53" w16cid:durableId="536043367">
     <w:abstractNumId w:val="9"/>
@@ -30324,34 +34298,34 @@
     <w:abstractNumId w:val="5"/>
   </w:num>
   <w:num w:numId="55" w16cid:durableId="1892308099">
-    <w:abstractNumId w:val="69"/>
+    <w:abstractNumId w:val="70"/>
   </w:num>
   <w:num w:numId="56" w16cid:durableId="30307251">
-    <w:abstractNumId w:val="80"/>
+    <w:abstractNumId w:val="81"/>
   </w:num>
   <w:num w:numId="57" w16cid:durableId="2017420416">
-    <w:abstractNumId w:val="94"/>
+    <w:abstractNumId w:val="96"/>
   </w:num>
   <w:num w:numId="58" w16cid:durableId="58141540">
-    <w:abstractNumId w:val="59"/>
+    <w:abstractNumId w:val="60"/>
   </w:num>
   <w:num w:numId="59" w16cid:durableId="582569648">
     <w:abstractNumId w:val="19"/>
   </w:num>
   <w:num w:numId="60" w16cid:durableId="643193447">
-    <w:abstractNumId w:val="103"/>
+    <w:abstractNumId w:val="105"/>
   </w:num>
   <w:num w:numId="61" w16cid:durableId="1558054375">
-    <w:abstractNumId w:val="77"/>
+    <w:abstractNumId w:val="78"/>
   </w:num>
   <w:num w:numId="62" w16cid:durableId="1045063992">
-    <w:abstractNumId w:val="30"/>
+    <w:abstractNumId w:val="31"/>
   </w:num>
   <w:num w:numId="63" w16cid:durableId="2039158373">
-    <w:abstractNumId w:val="87"/>
+    <w:abstractNumId w:val="89"/>
   </w:num>
   <w:num w:numId="64" w16cid:durableId="1446387997">
-    <w:abstractNumId w:val="74"/>
+    <w:abstractNumId w:val="75"/>
   </w:num>
   <w:num w:numId="65" w16cid:durableId="163322154">
     <w:abstractNumId w:val="17"/>
@@ -30360,133 +34334,139 @@
     <w:abstractNumId w:val="3"/>
   </w:num>
   <w:num w:numId="67" w16cid:durableId="625743942">
-    <w:abstractNumId w:val="104"/>
+    <w:abstractNumId w:val="106"/>
   </w:num>
   <w:num w:numId="68" w16cid:durableId="1914046444">
-    <w:abstractNumId w:val="97"/>
+    <w:abstractNumId w:val="99"/>
   </w:num>
   <w:num w:numId="69" w16cid:durableId="509952062">
     <w:abstractNumId w:val="7"/>
   </w:num>
   <w:num w:numId="70" w16cid:durableId="1008870487">
-    <w:abstractNumId w:val="83"/>
+    <w:abstractNumId w:val="84"/>
   </w:num>
   <w:num w:numId="71" w16cid:durableId="2114157910">
-    <w:abstractNumId w:val="68"/>
+    <w:abstractNumId w:val="69"/>
   </w:num>
   <w:num w:numId="72" w16cid:durableId="1017971407">
-    <w:abstractNumId w:val="33"/>
+    <w:abstractNumId w:val="34"/>
   </w:num>
   <w:num w:numId="73" w16cid:durableId="1752391123">
-    <w:abstractNumId w:val="82"/>
+    <w:abstractNumId w:val="83"/>
   </w:num>
   <w:num w:numId="74" w16cid:durableId="1428579890">
     <w:abstractNumId w:val="20"/>
   </w:num>
   <w:num w:numId="75" w16cid:durableId="1740664533">
-    <w:abstractNumId w:val="88"/>
+    <w:abstractNumId w:val="90"/>
   </w:num>
   <w:num w:numId="76" w16cid:durableId="1775248947">
-    <w:abstractNumId w:val="31"/>
+    <w:abstractNumId w:val="32"/>
   </w:num>
   <w:num w:numId="77" w16cid:durableId="1687976793">
-    <w:abstractNumId w:val="36"/>
+    <w:abstractNumId w:val="37"/>
   </w:num>
   <w:num w:numId="78" w16cid:durableId="184368383">
-    <w:abstractNumId w:val="84"/>
+    <w:abstractNumId w:val="85"/>
   </w:num>
   <w:num w:numId="79" w16cid:durableId="1206600632">
-    <w:abstractNumId w:val="63"/>
+    <w:abstractNumId w:val="64"/>
   </w:num>
   <w:num w:numId="80" w16cid:durableId="1934781610">
-    <w:abstractNumId w:val="40"/>
+    <w:abstractNumId w:val="41"/>
   </w:num>
   <w:num w:numId="81" w16cid:durableId="944191906">
-    <w:abstractNumId w:val="106"/>
+    <w:abstractNumId w:val="108"/>
   </w:num>
   <w:num w:numId="82" w16cid:durableId="2030646165">
-    <w:abstractNumId w:val="99"/>
+    <w:abstractNumId w:val="101"/>
   </w:num>
   <w:num w:numId="83" w16cid:durableId="1475296735">
-    <w:abstractNumId w:val="25"/>
+    <w:abstractNumId w:val="26"/>
   </w:num>
   <w:num w:numId="84" w16cid:durableId="364642698">
-    <w:abstractNumId w:val="76"/>
+    <w:abstractNumId w:val="77"/>
   </w:num>
   <w:num w:numId="85" w16cid:durableId="1322927282">
-    <w:abstractNumId w:val="38"/>
+    <w:abstractNumId w:val="39"/>
   </w:num>
   <w:num w:numId="86" w16cid:durableId="665788342">
     <w:abstractNumId w:val="15"/>
   </w:num>
   <w:num w:numId="87" w16cid:durableId="416219415">
-    <w:abstractNumId w:val="45"/>
+    <w:abstractNumId w:val="46"/>
   </w:num>
   <w:num w:numId="88" w16cid:durableId="1157302432">
-    <w:abstractNumId w:val="107"/>
+    <w:abstractNumId w:val="109"/>
   </w:num>
   <w:num w:numId="89" w16cid:durableId="109935708">
     <w:abstractNumId w:val="10"/>
   </w:num>
   <w:num w:numId="90" w16cid:durableId="1490748690">
-    <w:abstractNumId w:val="46"/>
+    <w:abstractNumId w:val="47"/>
   </w:num>
   <w:num w:numId="91" w16cid:durableId="542593834">
-    <w:abstractNumId w:val="52"/>
+    <w:abstractNumId w:val="53"/>
   </w:num>
   <w:num w:numId="92" w16cid:durableId="1966933796">
-    <w:abstractNumId w:val="58"/>
+    <w:abstractNumId w:val="59"/>
   </w:num>
   <w:num w:numId="93" w16cid:durableId="260337632">
-    <w:abstractNumId w:val="37"/>
+    <w:abstractNumId w:val="38"/>
   </w:num>
   <w:num w:numId="94" w16cid:durableId="1009672297">
-    <w:abstractNumId w:val="44"/>
+    <w:abstractNumId w:val="45"/>
   </w:num>
   <w:num w:numId="95" w16cid:durableId="778182642">
-    <w:abstractNumId w:val="75"/>
+    <w:abstractNumId w:val="76"/>
   </w:num>
   <w:num w:numId="96" w16cid:durableId="406198195">
-    <w:abstractNumId w:val="66"/>
+    <w:abstractNumId w:val="67"/>
   </w:num>
   <w:num w:numId="97" w16cid:durableId="523052999">
-    <w:abstractNumId w:val="60"/>
+    <w:abstractNumId w:val="61"/>
   </w:num>
   <w:num w:numId="98" w16cid:durableId="653335308">
-    <w:abstractNumId w:val="53"/>
+    <w:abstractNumId w:val="54"/>
   </w:num>
   <w:num w:numId="99" w16cid:durableId="2139375579">
-    <w:abstractNumId w:val="67"/>
+    <w:abstractNumId w:val="68"/>
   </w:num>
   <w:num w:numId="100" w16cid:durableId="92871392">
-    <w:abstractNumId w:val="91"/>
+    <w:abstractNumId w:val="93"/>
   </w:num>
   <w:num w:numId="101" w16cid:durableId="1428234523">
-    <w:abstractNumId w:val="47"/>
+    <w:abstractNumId w:val="48"/>
   </w:num>
   <w:num w:numId="102" w16cid:durableId="750003955">
-    <w:abstractNumId w:val="56"/>
+    <w:abstractNumId w:val="57"/>
   </w:num>
   <w:num w:numId="103" w16cid:durableId="142894192">
-    <w:abstractNumId w:val="90"/>
+    <w:abstractNumId w:val="92"/>
   </w:num>
   <w:num w:numId="104" w16cid:durableId="132330412">
-    <w:abstractNumId w:val="85"/>
+    <w:abstractNumId w:val="87"/>
   </w:num>
   <w:num w:numId="105" w16cid:durableId="1831099142">
     <w:abstractNumId w:val="2"/>
   </w:num>
   <w:num w:numId="106" w16cid:durableId="674767325">
-    <w:abstractNumId w:val="39"/>
+    <w:abstractNumId w:val="40"/>
   </w:num>
   <w:num w:numId="107" w16cid:durableId="1875773192">
-    <w:abstractNumId w:val="61"/>
+    <w:abstractNumId w:val="62"/>
   </w:num>
   <w:num w:numId="108" w16cid:durableId="748038714">
-    <w:abstractNumId w:val="86"/>
+    <w:abstractNumId w:val="88"/>
   </w:num>
   <w:num w:numId="109" w16cid:durableId="1595743398">
-    <w:abstractNumId w:val="24"/>
+    <w:abstractNumId w:val="25"/>
+  </w:num>
+  <w:num w:numId="110" w16cid:durableId="1142041626">
+    <w:abstractNumId w:val="23"/>
+  </w:num>
+  <w:num w:numId="111" w16cid:durableId="1397321396">
+    <w:abstractNumId w:val="86"/>
   </w:num>
 </w:numbering>
 </file>
